--- a/RAC/17장/17장_실습문제_추가서술형_정답.docx
+++ b/RAC/17장/17장_실습문제_추가서술형_정답.docx
@@ -42,7 +42,49 @@
           <w:rFonts w:ascii="맑은 고딕" w:hAnsi="맑은 고딕" w:eastAsia="맑은 고딕"/>
           <w:sz w:val="21"/>
         </w:rPr>
-        <w:t>같은 점은 RMAN 명령 자체다. `backup database`, `restore`, `recover` 모두 단일 인스턴스와 문법이 같다. 데이터파일이 공유되고 컨트롤파일도 하나이기 때문이다.</w:t>
+        <w:t xml:space="preserve">같은 점은 RMAN 명령 자체다. </w:t>
+      </w:r>
+      <w:r>
+        <w:rPr>
+          <w:rFonts w:ascii="Consolas" w:hAnsi="Consolas" w:eastAsia="Consolas" w:cs="Consolas"/>
+          <w:sz w:val="20"/>
+        </w:rPr>
+        <w:t xml:space="preserve">backup database</w:t>
+      </w:r>
+      <w:r>
+        <w:rPr>
+          <w:rFonts w:ascii="맑은 고딕" w:hAnsi="맑은 고딕" w:eastAsia="맑은 고딕"/>
+          <w:sz w:val="21"/>
+        </w:rPr>
+        <w:t xml:space="preserve">, </w:t>
+      </w:r>
+      <w:r>
+        <w:rPr>
+          <w:rFonts w:ascii="Consolas" w:hAnsi="Consolas" w:eastAsia="Consolas" w:cs="Consolas"/>
+          <w:sz w:val="20"/>
+        </w:rPr>
+        <w:t xml:space="preserve">restore</w:t>
+      </w:r>
+      <w:r>
+        <w:rPr>
+          <w:rFonts w:ascii="맑은 고딕" w:hAnsi="맑은 고딕" w:eastAsia="맑은 고딕"/>
+          <w:sz w:val="21"/>
+        </w:rPr>
+        <w:t xml:space="preserve">, </w:t>
+      </w:r>
+      <w:r>
+        <w:rPr>
+          <w:rFonts w:ascii="Consolas" w:hAnsi="Consolas" w:eastAsia="Consolas" w:cs="Consolas"/>
+          <w:sz w:val="20"/>
+        </w:rPr>
+        <w:t xml:space="preserve">recover</w:t>
+      </w:r>
+      <w:r>
+        <w:rPr>
+          <w:rFonts w:ascii="맑은 고딕" w:hAnsi="맑은 고딕" w:eastAsia="맑은 고딕"/>
+          <w:sz w:val="21"/>
+        </w:rPr>
+        <w:t xml:space="preserve"> 모두 단일 인스턴스와 문법이 같다. 데이터파일이 공유되고 컨트롤파일도 하나이기 때문이다.</w:t>
       </w:r>
     </w:p>
     <w:p>
@@ -60,7 +102,35 @@
           <w:rFonts w:ascii="맑은 고딕" w:hAnsi="맑은 고딕" w:eastAsia="맑은 고딕"/>
           <w:sz w:val="21"/>
         </w:rPr>
-        <w:t>하나, 아카이브가 스레드별로 생긴다. 리두가 인스턴스마다 나뉘어 있으므로 아카이브도 나뉜다. 실습에서 `thread_1_seq_18...` 과 `thread_2_seq_13...` 처럼 파일 이름에 스레드가 들어갔다. 그리고 그것을 모든 노드가 읽을 수 있어야 한다.</w:t>
+        <w:t xml:space="preserve">하나, 아카이브가 스레드별로 생긴다. 리두가 인스턴스마다 나뉘어 있으므로 아카이브도 나뉜다. 실습에서 </w:t>
+      </w:r>
+      <w:r>
+        <w:rPr>
+          <w:rFonts w:ascii="Consolas" w:hAnsi="Consolas" w:eastAsia="Consolas" w:cs="Consolas"/>
+          <w:sz w:val="20"/>
+        </w:rPr>
+        <w:t xml:space="preserve">thread_1_seq_18...</w:t>
+      </w:r>
+      <w:r>
+        <w:rPr>
+          <w:rFonts w:ascii="맑은 고딕" w:hAnsi="맑은 고딕" w:eastAsia="맑은 고딕"/>
+          <w:sz w:val="21"/>
+        </w:rPr>
+        <w:t xml:space="preserve"> 과 </w:t>
+      </w:r>
+      <w:r>
+        <w:rPr>
+          <w:rFonts w:ascii="Consolas" w:hAnsi="Consolas" w:eastAsia="Consolas" w:cs="Consolas"/>
+          <w:sz w:val="20"/>
+        </w:rPr>
+        <w:t xml:space="preserve">thread_2_seq_13...</w:t>
+      </w:r>
+      <w:r>
+        <w:rPr>
+          <w:rFonts w:ascii="맑은 고딕" w:hAnsi="맑은 고딕" w:eastAsia="맑은 고딕"/>
+          <w:sz w:val="21"/>
+        </w:rPr>
+        <w:t xml:space="preserve"> 처럼 파일 이름에 스레드가 들어갔다. 그리고 그것을 모든 노드가 읽을 수 있어야 한다.</w:t>
       </w:r>
     </w:p>
     <w:p>
@@ -114,7 +184,21 @@
           <w:rFonts w:ascii="맑은 고딕" w:hAnsi="맑은 고딕" w:eastAsia="맑은 고딕"/>
           <w:sz w:val="21"/>
         </w:rPr>
-        <w:t>1. `srvctl stop database -d racdb` 로 두 인스턴스를 모두 내린다. 실측 65.7 초.</w:t>
+        <w:t xml:space="preserve">1. </w:t>
+      </w:r>
+      <w:r>
+        <w:rPr>
+          <w:rFonts w:ascii="Consolas" w:hAnsi="Consolas" w:eastAsia="Consolas" w:cs="Consolas"/>
+          <w:sz w:val="20"/>
+        </w:rPr>
+        <w:t xml:space="preserve">srvctl stop database -d racdb</w:t>
+      </w:r>
+      <w:r>
+        <w:rPr>
+          <w:rFonts w:ascii="맑은 고딕" w:hAnsi="맑은 고딕" w:eastAsia="맑은 고딕"/>
+          <w:sz w:val="21"/>
+        </w:rPr>
+        <w:t xml:space="preserve"> 로 두 인스턴스를 모두 내린다. 실측 65.7 초.</w:t>
       </w:r>
     </w:p>
     <w:p>
@@ -123,7 +207,21 @@
           <w:rFonts w:ascii="맑은 고딕" w:hAnsi="맑은 고딕" w:eastAsia="맑은 고딕"/>
           <w:sz w:val="21"/>
         </w:rPr>
-        <w:t>2. 한 노드에서 `startup mount`. 실측 31.8 초.</w:t>
+        <w:t xml:space="preserve">2. 한 노드에서 </w:t>
+      </w:r>
+      <w:r>
+        <w:rPr>
+          <w:rFonts w:ascii="Consolas" w:hAnsi="Consolas" w:eastAsia="Consolas" w:cs="Consolas"/>
+          <w:sz w:val="20"/>
+        </w:rPr>
+        <w:t xml:space="preserve">startup mount</w:t>
+      </w:r>
+      <w:r>
+        <w:rPr>
+          <w:rFonts w:ascii="맑은 고딕" w:hAnsi="맑은 고딕" w:eastAsia="맑은 고딕"/>
+          <w:sz w:val="21"/>
+        </w:rPr>
+        <w:t xml:space="preserve">. 실측 31.8 초.</w:t>
       </w:r>
     </w:p>
     <w:p>
@@ -132,7 +230,21 @@
           <w:rFonts w:ascii="맑은 고딕" w:hAnsi="맑은 고딕" w:eastAsia="맑은 고딕"/>
           <w:sz w:val="21"/>
         </w:rPr>
-        <w:t>3. `alter database archivelog`. 실측 1.2 초.</w:t>
+        <w:t xml:space="preserve">3. </w:t>
+      </w:r>
+      <w:r>
+        <w:rPr>
+          <w:rFonts w:ascii="Consolas" w:hAnsi="Consolas" w:eastAsia="Consolas" w:cs="Consolas"/>
+          <w:sz w:val="20"/>
+        </w:rPr>
+        <w:t xml:space="preserve">alter database archivelog</w:t>
+      </w:r>
+      <w:r>
+        <w:rPr>
+          <w:rFonts w:ascii="맑은 고딕" w:hAnsi="맑은 고딕" w:eastAsia="맑은 고딕"/>
+          <w:sz w:val="21"/>
+        </w:rPr>
+        <w:t xml:space="preserve">. 실측 1.2 초.</w:t>
       </w:r>
     </w:p>
     <w:p>
@@ -141,7 +253,21 @@
           <w:rFonts w:ascii="맑은 고딕" w:hAnsi="맑은 고딕" w:eastAsia="맑은 고딕"/>
           <w:sz w:val="21"/>
         </w:rPr>
-        <w:t>4. `alter database open`.</w:t>
+        <w:t xml:space="preserve">4. </w:t>
+      </w:r>
+      <w:r>
+        <w:rPr>
+          <w:rFonts w:ascii="Consolas" w:hAnsi="Consolas" w:eastAsia="Consolas" w:cs="Consolas"/>
+          <w:sz w:val="20"/>
+        </w:rPr>
+        <w:t xml:space="preserve">alter database open</w:t>
+      </w:r>
+      <w:r>
+        <w:rPr>
+          <w:rFonts w:ascii="맑은 고딕" w:hAnsi="맑은 고딕" w:eastAsia="맑은 고딕"/>
+          <w:sz w:val="21"/>
+        </w:rPr>
+        <w:t xml:space="preserve">.</w:t>
       </w:r>
     </w:p>
     <w:p>
@@ -150,7 +276,21 @@
           <w:rFonts w:ascii="맑은 고딕" w:hAnsi="맑은 고딕" w:eastAsia="맑은 고딕"/>
           <w:sz w:val="21"/>
         </w:rPr>
-        <w:t>5. `srvctl start instance -d racdb -i racdb2` 로 나머지를 올린다. 실측 69.7 초.</w:t>
+        <w:t xml:space="preserve">5. </w:t>
+      </w:r>
+      <w:r>
+        <w:rPr>
+          <w:rFonts w:ascii="Consolas" w:hAnsi="Consolas" w:eastAsia="Consolas" w:cs="Consolas"/>
+          <w:sz w:val="20"/>
+        </w:rPr>
+        <w:t xml:space="preserve">srvctl start instance -d racdb -i racdb2</w:t>
+      </w:r>
+      <w:r>
+        <w:rPr>
+          <w:rFonts w:ascii="맑은 고딕" w:hAnsi="맑은 고딕" w:eastAsia="맑은 고딕"/>
+          <w:sz w:val="21"/>
+        </w:rPr>
+        <w:t xml:space="preserve"> 로 나머지를 올린다. 실측 69.7 초.</w:t>
       </w:r>
     </w:p>
     <w:p>
@@ -165,10 +305,17 @@
     <w:p>
       <w:r>
         <w:rPr>
-          <w:rFonts w:ascii="맑은 고딕" w:hAnsi="맑은 고딕" w:eastAsia="맑은 고딕"/>
-          <w:sz w:val="21"/>
-        </w:rPr>
-        <w:t>`cluster_database=FALSE` 가 필요 없는 이유는 11gR2 부터 조건이 하나뿐이기 때문이다. 인스턴스가 하나만 MOUNT 되어 있으면 된다. 위 절차에서 전부 내리고 rac1 만 올렸으므로 그 조건을 만족한다.</w:t>
+          <w:rFonts w:ascii="Consolas" w:hAnsi="Consolas" w:eastAsia="Consolas" w:cs="Consolas"/>
+          <w:sz w:val="20"/>
+        </w:rPr>
+        <w:t xml:space="preserve">cluster_database=FALSE</w:t>
+      </w:r>
+      <w:r>
+        <w:rPr>
+          <w:rFonts w:ascii="맑은 고딕" w:hAnsi="맑은 고딕" w:eastAsia="맑은 고딕"/>
+          <w:sz w:val="21"/>
+        </w:rPr>
+        <w:t xml:space="preserve"> 가 필요 없는 이유는 11gR2 부터 조건이 하나뿐이기 때문이다. 인스턴스가 하나만 MOUNT 되어 있으면 된다. 위 절차에서 전부 내리고 rac1 만 올렸으므로 그 조건을 만족한다.</w:t>
       </w:r>
     </w:p>
     <w:p>
@@ -210,10 +357,17 @@
     <w:p>
       <w:r>
         <w:rPr>
-          <w:rFonts w:ascii="맑은 고딕" w:hAnsi="맑은 고딕" w:eastAsia="맑은 고딕"/>
-          <w:sz w:val="21"/>
-        </w:rPr>
-        <w:t>`%t` 는 스레드 번호다. RAC 에서는 리두가 스레드별로 나뉘어 있으므로 아카이브도 스레드마다 따로 생긴다. 파일 이름에 스레드가 들어가지 않으면 두 스레드의 같은 시퀀스 번호가 충돌한다.</w:t>
+          <w:rFonts w:ascii="Consolas" w:hAnsi="Consolas" w:eastAsia="Consolas" w:cs="Consolas"/>
+          <w:sz w:val="20"/>
+        </w:rPr>
+        <w:t xml:space="preserve">%t</w:t>
+      </w:r>
+      <w:r>
+        <w:rPr>
+          <w:rFonts w:ascii="맑은 고딕" w:hAnsi="맑은 고딕" w:eastAsia="맑은 고딕"/>
+          <w:sz w:val="21"/>
+        </w:rPr>
+        <w:t xml:space="preserve"> 는 스레드 번호다. RAC 에서는 리두가 스레드별로 나뉘어 있으므로 아카이브도 스레드마다 따로 생긴다. 파일 이름에 스레드가 들어가지 않으면 두 스레드의 같은 시퀀스 번호가 충돌한다.</w:t>
       </w:r>
     </w:p>
     <w:p>
@@ -222,7 +376,21 @@
           <w:rFonts w:ascii="맑은 고딕" w:hAnsi="맑은 고딕" w:eastAsia="맑은 고딕"/>
           <w:sz w:val="21"/>
         </w:rPr>
-        <w:t>시퀀스 번호가 스레드마다 독립적이라는 점이 핵심이다. 13장에서 V$LOG 의 SEQUENCE# 가 스레드 1 은 15·16, 스레드 2 는 12·13 이었던 그대로다. `%s` 만으로는 구분되지 않는다.</w:t>
+        <w:t xml:space="preserve">시퀀스 번호가 스레드마다 독립적이라는 점이 핵심이다. 13장에서 V$LOG 의 SEQUENCE# 가 스레드 1 은 15·16, 스레드 2 는 12·13 이었던 그대로다. </w:t>
+      </w:r>
+      <w:r>
+        <w:rPr>
+          <w:rFonts w:ascii="Consolas" w:hAnsi="Consolas" w:eastAsia="Consolas" w:cs="Consolas"/>
+          <w:sz w:val="20"/>
+        </w:rPr>
+        <w:t xml:space="preserve">%s</w:t>
+      </w:r>
+      <w:r>
+        <w:rPr>
+          <w:rFonts w:ascii="맑은 고딕" w:hAnsi="맑은 고딕" w:eastAsia="맑은 고딕"/>
+          <w:sz w:val="21"/>
+        </w:rPr>
+        <w:t xml:space="preserve"> 만으로는 구분되지 않는다.</w:t>
       </w:r>
     </w:p>
     <w:p>
@@ -231,7 +399,21 @@
           <w:rFonts w:ascii="맑은 고딕" w:hAnsi="맑은 고딕" w:eastAsia="맑은 고딕"/>
           <w:sz w:val="21"/>
         </w:rPr>
-        <w:t>ASM 에서는 오라클이 자체 규칙으로 이름을 짓는다. `+FRA/RACDB/ARCHIVELOG/2026_09_04/thread_1_seq_18.265.1243090845` 형식이며 날짜 디렉터리 아래에 놓인다. 뒤의 두 숫자는 ASM 파일 번호와 타임스탬프다.</w:t>
+        <w:t xml:space="preserve">ASM 에서는 오라클이 자체 규칙으로 이름을 짓는다. </w:t>
+      </w:r>
+      <w:r>
+        <w:rPr>
+          <w:rFonts w:ascii="Consolas" w:hAnsi="Consolas" w:eastAsia="Consolas" w:cs="Consolas"/>
+          <w:sz w:val="20"/>
+        </w:rPr>
+        <w:t xml:space="preserve">+FRA/RACDB/ARCHIVELOG/2026_09_04/thread_1_seq_18.265.1243090845</w:t>
+      </w:r>
+      <w:r>
+        <w:rPr>
+          <w:rFonts w:ascii="맑은 고딕" w:hAnsi="맑은 고딕" w:eastAsia="맑은 고딕"/>
+          <w:sz w:val="21"/>
+        </w:rPr>
+        <w:t xml:space="preserve"> 형식이며 날짜 디렉터리 아래에 놓인다. 뒤의 두 숫자는 ASM 파일 번호와 타임스탬프다.</w:t>
       </w:r>
     </w:p>
     <w:p>
@@ -240,7 +422,49 @@
           <w:rFonts w:ascii="맑은 고딕" w:hAnsi="맑은 고딕" w:eastAsia="맑은 고딕"/>
           <w:sz w:val="21"/>
         </w:rPr>
-        <w:t>파일시스템에서는 `log_archive_format` 이 그대로 적용된다. 실습에서 `1_23_1242761748.dbf` 였고 이것은 `%t_%s_%r.dbf` 의 결과다. 스레드 1, 시퀀스 23, 리셋로그 ID 1242761748 이다.</w:t>
+        <w:t xml:space="preserve">파일시스템에서는 </w:t>
+      </w:r>
+      <w:r>
+        <w:rPr>
+          <w:rFonts w:ascii="Consolas" w:hAnsi="Consolas" w:eastAsia="Consolas" w:cs="Consolas"/>
+          <w:sz w:val="20"/>
+        </w:rPr>
+        <w:t xml:space="preserve">log_archive_format</w:t>
+      </w:r>
+      <w:r>
+        <w:rPr>
+          <w:rFonts w:ascii="맑은 고딕" w:hAnsi="맑은 고딕" w:eastAsia="맑은 고딕"/>
+          <w:sz w:val="21"/>
+        </w:rPr>
+        <w:t xml:space="preserve"> 이 그대로 적용된다. 실습에서 </w:t>
+      </w:r>
+      <w:r>
+        <w:rPr>
+          <w:rFonts w:ascii="Consolas" w:hAnsi="Consolas" w:eastAsia="Consolas" w:cs="Consolas"/>
+          <w:sz w:val="20"/>
+        </w:rPr>
+        <w:t xml:space="preserve">1_23_1242761748.dbf</w:t>
+      </w:r>
+      <w:r>
+        <w:rPr>
+          <w:rFonts w:ascii="맑은 고딕" w:hAnsi="맑은 고딕" w:eastAsia="맑은 고딕"/>
+          <w:sz w:val="21"/>
+        </w:rPr>
+        <w:t xml:space="preserve"> 였고 이것은 </w:t>
+      </w:r>
+      <w:r>
+        <w:rPr>
+          <w:rFonts w:ascii="Consolas" w:hAnsi="Consolas" w:eastAsia="Consolas" w:cs="Consolas"/>
+          <w:sz w:val="20"/>
+        </w:rPr>
+        <w:t xml:space="preserve">%t_%s_%r.dbf</w:t>
+      </w:r>
+      <w:r>
+        <w:rPr>
+          <w:rFonts w:ascii="맑은 고딕" w:hAnsi="맑은 고딕" w:eastAsia="맑은 고딕"/>
+          <w:sz w:val="21"/>
+        </w:rPr>
+        <w:t xml:space="preserve"> 의 결과다. 스레드 1, 시퀀스 23, 리셋로그 ID 1242761748 이다.</w:t>
       </w:r>
     </w:p>
     <w:p>
@@ -249,7 +473,21 @@
           <w:rFonts w:ascii="맑은 고딕" w:hAnsi="맑은 고딕" w:eastAsia="맑은 고딕"/>
           <w:sz w:val="21"/>
         </w:rPr>
-        <w:t>두 이름 규칙이 다르므로 스크립트로 아카이브를 다룰 때 주의해야 한다. ASM 이면 `asmcmd` 로, 파일시스템이면 셸 명령으로 접근한다.</w:t>
+        <w:t xml:space="preserve">두 이름 규칙이 다르므로 스크립트로 아카이브를 다룰 때 주의해야 한다. ASM 이면 </w:t>
+      </w:r>
+      <w:r>
+        <w:rPr>
+          <w:rFonts w:ascii="Consolas" w:hAnsi="Consolas" w:eastAsia="Consolas" w:cs="Consolas"/>
+          <w:sz w:val="20"/>
+        </w:rPr>
+        <w:t xml:space="preserve">asmcmd</w:t>
+      </w:r>
+      <w:r>
+        <w:rPr>
+          <w:rFonts w:ascii="맑은 고딕" w:hAnsi="맑은 고딕" w:eastAsia="맑은 고딕"/>
+          <w:sz w:val="21"/>
+        </w:rPr>
+        <w:t xml:space="preserve"> 로, 파일시스템이면 셸 명령으로 접근한다.</w:t>
       </w:r>
     </w:p>
     <w:p>
@@ -276,7 +514,21 @@
           <w:rFonts w:ascii="맑은 고딕" w:hAnsi="맑은 고딕" w:eastAsia="맑은 고딕"/>
           <w:sz w:val="21"/>
         </w:rPr>
-        <w:t>다른 노드에서 보이는 것은 딕셔너리의 기록이다. rac2 에서 `V$ARCHIVED_LOG` 를 조회하면 로컬 경로의 세 파일이 그대로 나온다. 컨트롤파일이 공유되므로 "이런 아카이브가 있다" 는 기록은 양 노드가 똑같이 안다.</w:t>
+        <w:t xml:space="preserve">다른 노드에서 보이는 것은 딕셔너리의 기록이다. rac2 에서 </w:t>
+      </w:r>
+      <w:r>
+        <w:rPr>
+          <w:rFonts w:ascii="Consolas" w:hAnsi="Consolas" w:eastAsia="Consolas" w:cs="Consolas"/>
+          <w:sz w:val="20"/>
+        </w:rPr>
+        <w:t xml:space="preserve">V$ARCHIVED_LOG</w:t>
+      </w:r>
+      <w:r>
+        <w:rPr>
+          <w:rFonts w:ascii="맑은 고딕" w:hAnsi="맑은 고딕" w:eastAsia="맑은 고딕"/>
+          <w:sz w:val="21"/>
+        </w:rPr>
+        <w:t xml:space="preserve"> 를 조회하면 로컬 경로의 세 파일이 그대로 나온다. 컨트롤파일이 공유되므로 "이런 아카이브가 있다" 는 기록은 양 노드가 똑같이 안다.</w:t>
       </w:r>
     </w:p>
     <w:p>
@@ -285,7 +537,21 @@
           <w:rFonts w:ascii="맑은 고딕" w:hAnsi="맑은 고딕" w:eastAsia="맑은 고딕"/>
           <w:sz w:val="21"/>
         </w:rPr>
-        <w:t>보이지 않는 것은 파일 자체다. `/u01/app/oracle/arch_local/` 은 rac1 에만 있고 rac2 에는 디렉터리조차 없다.</w:t>
+        <w:t xml:space="preserve">보이지 않는 것은 파일 자체다. </w:t>
+      </w:r>
+      <w:r>
+        <w:rPr>
+          <w:rFonts w:ascii="Consolas" w:hAnsi="Consolas" w:eastAsia="Consolas" w:cs="Consolas"/>
+          <w:sz w:val="20"/>
+        </w:rPr>
+        <w:t xml:space="preserve">/u01/app/oracle/arch_local/</w:t>
+      </w:r>
+      <w:r>
+        <w:rPr>
+          <w:rFonts w:ascii="맑은 고딕" w:hAnsi="맑은 고딕" w:eastAsia="맑은 고딕"/>
+          <w:sz w:val="21"/>
+        </w:rPr>
+        <w:t xml:space="preserve"> 은 rac1 에만 있고 rac2 에는 디렉터리조차 없다.</w:t>
       </w:r>
     </w:p>
     <w:p>
@@ -294,7 +560,49 @@
           <w:rFonts w:ascii="맑은 고딕" w:hAnsi="맑은 고딕" w:eastAsia="맑은 고딕"/>
           <w:sz w:val="21"/>
         </w:rPr>
-        <w:t>rac2 에서 `crosscheck archivelog all` 을 돌리면 그 셋만 `validation failed` 로 나온다. `+FRA` 의 아카이브는 모두 succeeded 였다. RMAN 은 이 셋을 EXPIRED, 즉 "카탈로그에는 있는데 실제로는 없다" 로 표시한다.</w:t>
+        <w:t xml:space="preserve">rac2 에서 </w:t>
+      </w:r>
+      <w:r>
+        <w:rPr>
+          <w:rFonts w:ascii="Consolas" w:hAnsi="Consolas" w:eastAsia="Consolas" w:cs="Consolas"/>
+          <w:sz w:val="20"/>
+        </w:rPr>
+        <w:t xml:space="preserve">crosscheck archivelog all</w:t>
+      </w:r>
+      <w:r>
+        <w:rPr>
+          <w:rFonts w:ascii="맑은 고딕" w:hAnsi="맑은 고딕" w:eastAsia="맑은 고딕"/>
+          <w:sz w:val="21"/>
+        </w:rPr>
+        <w:t xml:space="preserve"> 을 돌리면 그 셋만 </w:t>
+      </w:r>
+      <w:r>
+        <w:rPr>
+          <w:rFonts w:ascii="Consolas" w:hAnsi="Consolas" w:eastAsia="Consolas" w:cs="Consolas"/>
+          <w:sz w:val="20"/>
+        </w:rPr>
+        <w:t xml:space="preserve">validation failed</w:t>
+      </w:r>
+      <w:r>
+        <w:rPr>
+          <w:rFonts w:ascii="맑은 고딕" w:hAnsi="맑은 고딕" w:eastAsia="맑은 고딕"/>
+          <w:sz w:val="21"/>
+        </w:rPr>
+        <w:t xml:space="preserve"> 로 나온다. </w:t>
+      </w:r>
+      <w:r>
+        <w:rPr>
+          <w:rFonts w:ascii="Consolas" w:hAnsi="Consolas" w:eastAsia="Consolas" w:cs="Consolas"/>
+          <w:sz w:val="20"/>
+        </w:rPr>
+        <w:t xml:space="preserve">+FRA</w:t>
+      </w:r>
+      <w:r>
+        <w:rPr>
+          <w:rFonts w:ascii="맑은 고딕" w:hAnsi="맑은 고딕" w:eastAsia="맑은 고딕"/>
+          <w:sz w:val="21"/>
+        </w:rPr>
+        <w:t xml:space="preserve"> 의 아카이브는 모두 succeeded 였다. RMAN 은 이 셋을 EXPIRED, 즉 "카탈로그에는 있는데 실제로는 없다" 로 표시한다.</w:t>
       </w:r>
     </w:p>
     <w:p>
@@ -372,10 +680,17 @@
     <w:p>
       <w:r>
         <w:rPr>
-          <w:rFonts w:ascii="맑은 고딕" w:hAnsi="맑은 고딕" w:eastAsia="맑은 고딕"/>
-          <w:sz w:val="21"/>
-        </w:rPr>
-        <w:t>`GV$ARCHIVE_DEST` 를 조회하면 DEST_ID 1 의 STATUS 가 INACTIVE 였다.</w:t>
+          <w:rFonts w:ascii="Consolas" w:hAnsi="Consolas" w:eastAsia="Consolas" w:cs="Consolas"/>
+          <w:sz w:val="20"/>
+        </w:rPr>
+        <w:t xml:space="preserve">GV$ARCHIVE_DEST</w:t>
+      </w:r>
+      <w:r>
+        <w:rPr>
+          <w:rFonts w:ascii="맑은 고딕" w:hAnsi="맑은 고딕" w:eastAsia="맑은 고딕"/>
+          <w:sz w:val="21"/>
+        </w:rPr>
+        <w:t xml:space="preserve"> 를 조회하면 DEST_ID 1 의 STATUS 가 INACTIVE 였다.</w:t>
       </w:r>
     </w:p>
     <w:p>
@@ -393,7 +708,21 @@
           <w:rFonts w:ascii="맑은 고딕" w:hAnsi="맑은 고딕" w:eastAsia="맑은 고딕"/>
           <w:sz w:val="21"/>
         </w:rPr>
-        <w:t>처음에 이 파라미터가 비어 있었을 때는 지정된 적이 없는 상태였고, 그때는 `db_recovery_file_dest` 가 암묵적으로 쓰였다. 한 번 지정한 뒤 빈 값으로 바꾸면 그 암묵적 동작이 돌아오지 않는다. 지정되지 않은 상태와 빈 값으로 지정된 상태는 다르다.</w:t>
+        <w:t xml:space="preserve">처음에 이 파라미터가 비어 있었을 때는 지정된 적이 없는 상태였고, 그때는 </w:t>
+      </w:r>
+      <w:r>
+        <w:rPr>
+          <w:rFonts w:ascii="Consolas" w:hAnsi="Consolas" w:eastAsia="Consolas" w:cs="Consolas"/>
+          <w:sz w:val="20"/>
+        </w:rPr>
+        <w:t xml:space="preserve">db_recovery_file_dest</w:t>
+      </w:r>
+      <w:r>
+        <w:rPr>
+          <w:rFonts w:ascii="맑은 고딕" w:hAnsi="맑은 고딕" w:eastAsia="맑은 고딕"/>
+          <w:sz w:val="21"/>
+        </w:rPr>
+        <w:t xml:space="preserve"> 가 암묵적으로 쓰였다. 한 번 지정한 뒤 빈 값으로 바꾸면 그 암묵적 동작이 돌아오지 않는다. 지정되지 않은 상태와 빈 값으로 지정된 상태는 다르다.</w:t>
       </w:r>
     </w:p>
     <w:p>
@@ -408,19 +737,75 @@
     <w:p>
       <w:r>
         <w:rPr>
-          <w:rFonts w:ascii="맑은 고딕" w:hAnsi="맑은 고딕" w:eastAsia="맑은 고딕"/>
-          <w:sz w:val="21"/>
-        </w:rPr>
-        <w:t>`scope=spfile` 이나 `scope=both` 로 바꿨다면 `alter system reset log_archive_dest_1 sid='racdb1' scope=spfile` 로 항목 자체를 지운다. 12장에서 SPFILE 항목을 RESET 으로 지운 그 방법이다.</w:t>
+          <w:rFonts w:ascii="Consolas" w:hAnsi="Consolas" w:eastAsia="Consolas" w:cs="Consolas"/>
+          <w:sz w:val="20"/>
+        </w:rPr>
+        <w:t xml:space="preserve">scope=spfile</w:t>
+      </w:r>
+      <w:r>
+        <w:rPr>
+          <w:rFonts w:ascii="맑은 고딕" w:hAnsi="맑은 고딕" w:eastAsia="맑은 고딕"/>
+          <w:sz w:val="21"/>
+        </w:rPr>
+        <w:t xml:space="preserve"> 이나 </w:t>
+      </w:r>
+      <w:r>
+        <w:rPr>
+          <w:rFonts w:ascii="Consolas" w:hAnsi="Consolas" w:eastAsia="Consolas" w:cs="Consolas"/>
+          <w:sz w:val="20"/>
+        </w:rPr>
+        <w:t xml:space="preserve">scope=both</w:t>
+      </w:r>
+      <w:r>
+        <w:rPr>
+          <w:rFonts w:ascii="맑은 고딕" w:hAnsi="맑은 고딕" w:eastAsia="맑은 고딕"/>
+          <w:sz w:val="21"/>
+        </w:rPr>
+        <w:t xml:space="preserve"> 로 바꿨다면 </w:t>
+      </w:r>
+      <w:r>
+        <w:rPr>
+          <w:rFonts w:ascii="Consolas" w:hAnsi="Consolas" w:eastAsia="Consolas" w:cs="Consolas"/>
+          <w:sz w:val="20"/>
+        </w:rPr>
+        <w:t xml:space="preserve">alter system reset log_archive_dest_1 sid='racdb1' scope=spfile</w:t>
+      </w:r>
+      <w:r>
+        <w:rPr>
+          <w:rFonts w:ascii="맑은 고딕" w:hAnsi="맑은 고딕" w:eastAsia="맑은 고딕"/>
+          <w:sz w:val="21"/>
+        </w:rPr>
+        <w:t xml:space="preserve"> 로 항목 자체를 지운다. 12장에서 SPFILE 항목을 RESET 으로 지운 그 방법이다.</w:t>
       </w:r>
     </w:p>
     <w:p>
       <w:r>
         <w:rPr>
-          <w:rFonts w:ascii="맑은 고딕" w:hAnsi="맑은 고딕" w:eastAsia="맑은 고딕"/>
-          <w:sz w:val="21"/>
-        </w:rPr>
-        <w:t>`scope=memory` 로 바꿨다면 RESET 이 통하지 않는다. `LOCATION=USE_DB_RECOVERY_FILE_DEST` 를 명시적으로 재설정하거나 인스턴스를 재기동한다. 실습에서는 재기동을 피하려고 명시적 재설정을 택했고 STATUS 가 VALID 로 돌아왔다.</w:t>
+          <w:rFonts w:ascii="Consolas" w:hAnsi="Consolas" w:eastAsia="Consolas" w:cs="Consolas"/>
+          <w:sz w:val="20"/>
+        </w:rPr>
+        <w:t xml:space="preserve">scope=memory</w:t>
+      </w:r>
+      <w:r>
+        <w:rPr>
+          <w:rFonts w:ascii="맑은 고딕" w:hAnsi="맑은 고딕" w:eastAsia="맑은 고딕"/>
+          <w:sz w:val="21"/>
+        </w:rPr>
+        <w:t xml:space="preserve"> 로 바꿨다면 RESET 이 통하지 않는다. </w:t>
+      </w:r>
+      <w:r>
+        <w:rPr>
+          <w:rFonts w:ascii="Consolas" w:hAnsi="Consolas" w:eastAsia="Consolas" w:cs="Consolas"/>
+          <w:sz w:val="20"/>
+        </w:rPr>
+        <w:t xml:space="preserve">LOCATION=USE_DB_RECOVERY_FILE_DEST</w:t>
+      </w:r>
+      <w:r>
+        <w:rPr>
+          <w:rFonts w:ascii="맑은 고딕" w:hAnsi="맑은 고딕" w:eastAsia="맑은 고딕"/>
+          <w:sz w:val="21"/>
+        </w:rPr>
+        <w:t xml:space="preserve"> 를 명시적으로 재설정하거나 인스턴스를 재기동한다. 실습에서는 재기동을 피하려고 명시적 재설정을 택했고 STATUS 가 VALID 로 돌아왔다.</w:t>
       </w:r>
     </w:p>
     <w:p>
@@ -429,7 +814,35 @@
           <w:rFonts w:ascii="맑은 고딕" w:hAnsi="맑은 고딕" w:eastAsia="맑은 고딕"/>
           <w:sz w:val="21"/>
         </w:rPr>
-        <w:t>무엇이 원래였는지는 `V$SPPARAMETER` 의 `ISSPECIFIED` 열로 확인한다. FALSE 면 지정된 적이 없다는 뜻이다.</w:t>
+        <w:t xml:space="preserve">무엇이 원래였는지는 </w:t>
+      </w:r>
+      <w:r>
+        <w:rPr>
+          <w:rFonts w:ascii="Consolas" w:hAnsi="Consolas" w:eastAsia="Consolas" w:cs="Consolas"/>
+          <w:sz w:val="20"/>
+        </w:rPr>
+        <w:t xml:space="preserve">V$SPPARAMETER</w:t>
+      </w:r>
+      <w:r>
+        <w:rPr>
+          <w:rFonts w:ascii="맑은 고딕" w:hAnsi="맑은 고딕" w:eastAsia="맑은 고딕"/>
+          <w:sz w:val="21"/>
+        </w:rPr>
+        <w:t xml:space="preserve"> 의 </w:t>
+      </w:r>
+      <w:r>
+        <w:rPr>
+          <w:rFonts w:ascii="Consolas" w:hAnsi="Consolas" w:eastAsia="Consolas" w:cs="Consolas"/>
+          <w:sz w:val="20"/>
+        </w:rPr>
+        <w:t xml:space="preserve">ISSPECIFIED</w:t>
+      </w:r>
+      <w:r>
+        <w:rPr>
+          <w:rFonts w:ascii="맑은 고딕" w:hAnsi="맑은 고딕" w:eastAsia="맑은 고딕"/>
+          <w:sz w:val="21"/>
+        </w:rPr>
+        <w:t xml:space="preserve"> 열로 확인한다. FALSE 면 지정된 적이 없다는 뜻이다.</w:t>
       </w:r>
     </w:p>
     <w:p>
@@ -438,7 +851,21 @@
           <w:rFonts w:ascii="맑은 고딕" w:hAnsi="맑은 고딕" w:eastAsia="맑은 고딕"/>
           <w:sz w:val="21"/>
         </w:rPr>
-        <w:t>그리고 아카이브 대상을 건드린 뒤에는 반드시 `alter system archive log current` 로 즉시 검증한다. 나중에 리두가 다 찬 뒤에 알면 인스턴스가 이미 멈춰 있다.</w:t>
+        <w:t xml:space="preserve">그리고 아카이브 대상을 건드린 뒤에는 반드시 </w:t>
+      </w:r>
+      <w:r>
+        <w:rPr>
+          <w:rFonts w:ascii="Consolas" w:hAnsi="Consolas" w:eastAsia="Consolas" w:cs="Consolas"/>
+          <w:sz w:val="20"/>
+        </w:rPr>
+        <w:t xml:space="preserve">alter system archive log current</w:t>
+      </w:r>
+      <w:r>
+        <w:rPr>
+          <w:rFonts w:ascii="맑은 고딕" w:hAnsi="맑은 고딕" w:eastAsia="맑은 고딕"/>
+          <w:sz w:val="21"/>
+        </w:rPr>
+        <w:t xml:space="preserve"> 로 즉시 검증한다. 나중에 리두가 다 찬 뒤에 알면 인스턴스가 이미 멈춰 있다.</w:t>
       </w:r>
     </w:p>
     <w:p>
@@ -471,19 +898,19 @@
     <w:p>
       <w:r>
         <w:rPr>
-          <w:rFonts w:ascii="맑은 고딕" w:hAnsi="맑은 고딕" w:eastAsia="맑은 고딕"/>
-          <w:sz w:val="21"/>
-        </w:rPr>
-        <w:t>`allocate channel ch1 device type disk connect 'sys/&lt;암호&gt;@rac1-vip:1521/racdb'`</w:t>
+          <w:rFonts w:ascii="Consolas" w:hAnsi="Consolas" w:eastAsia="Consolas" w:cs="Consolas"/>
+          <w:sz w:val="20"/>
+        </w:rPr>
+        <w:t xml:space="preserve">allocate channel ch1 device type disk connect 'sys/&lt;암호&gt;@rac1-vip:1521/racdb'</w:t>
       </w:r>
     </w:p>
     <w:p>
       <w:r>
         <w:rPr>
-          <w:rFonts w:ascii="맑은 고딕" w:hAnsi="맑은 고딕" w:eastAsia="맑은 고딕"/>
-          <w:sz w:val="21"/>
-        </w:rPr>
-        <w:t>`allocate channel ch2 device type disk connect 'sys/&lt;암호&gt;@rac2-vip:1521/racdb'`</w:t>
+          <w:rFonts w:ascii="Consolas" w:hAnsi="Consolas" w:eastAsia="Consolas" w:cs="Consolas"/>
+          <w:sz w:val="20"/>
+        </w:rPr>
+        <w:t xml:space="preserve">allocate channel ch2 device type disk connect 'sys/&lt;암호&gt;@rac2-vip:1521/racdb'</w:t>
       </w:r>
     </w:p>
     <w:p>
@@ -492,7 +919,63 @@
           <w:rFonts w:ascii="맑은 고딕" w:hAnsi="맑은 고딕" w:eastAsia="맑은 고딕"/>
           <w:sz w:val="21"/>
         </w:rPr>
-        <w:t>원리는 로컬 리스너의 등록 범위에 있다. 15장에서 확인했듯 로컬 리스너는 그 노드의 인스턴스만 등록한다. rac1 의 리스너에는 racdb1 만 등록되어 있으므로 그 VIP 로 붙으면 결정적으로 racdb1 에 앉는다. 실측에서 `rac1-vip:1521/racdb` 로 붙으니 `racdb1`, `rac2-vip` 로 붙으니 `racdb2` 였다.</w:t>
+        <w:t xml:space="preserve">원리는 로컬 리스너의 등록 범위에 있다. 15장에서 확인했듯 로컬 리스너는 그 노드의 인스턴스만 등록한다. rac1 의 리스너에는 racdb1 만 등록되어 있으므로 그 VIP 로 붙으면 결정적으로 racdb1 에 앉는다. 실측에서 </w:t>
+      </w:r>
+      <w:r>
+        <w:rPr>
+          <w:rFonts w:ascii="Consolas" w:hAnsi="Consolas" w:eastAsia="Consolas" w:cs="Consolas"/>
+          <w:sz w:val="20"/>
+        </w:rPr>
+        <w:t xml:space="preserve">rac1-vip:1521/racdb</w:t>
+      </w:r>
+      <w:r>
+        <w:rPr>
+          <w:rFonts w:ascii="맑은 고딕" w:hAnsi="맑은 고딕" w:eastAsia="맑은 고딕"/>
+          <w:sz w:val="21"/>
+        </w:rPr>
+        <w:t xml:space="preserve"> 로 붙으니 </w:t>
+      </w:r>
+      <w:r>
+        <w:rPr>
+          <w:rFonts w:ascii="Consolas" w:hAnsi="Consolas" w:eastAsia="Consolas" w:cs="Consolas"/>
+          <w:sz w:val="20"/>
+        </w:rPr>
+        <w:t xml:space="preserve">racdb1</w:t>
+      </w:r>
+      <w:r>
+        <w:rPr>
+          <w:rFonts w:ascii="맑은 고딕" w:hAnsi="맑은 고딕" w:eastAsia="맑은 고딕"/>
+          <w:sz w:val="21"/>
+        </w:rPr>
+        <w:t xml:space="preserve">, </w:t>
+      </w:r>
+      <w:r>
+        <w:rPr>
+          <w:rFonts w:ascii="Consolas" w:hAnsi="Consolas" w:eastAsia="Consolas" w:cs="Consolas"/>
+          <w:sz w:val="20"/>
+        </w:rPr>
+        <w:t xml:space="preserve">rac2-vip</w:t>
+      </w:r>
+      <w:r>
+        <w:rPr>
+          <w:rFonts w:ascii="맑은 고딕" w:hAnsi="맑은 고딕" w:eastAsia="맑은 고딕"/>
+          <w:sz w:val="21"/>
+        </w:rPr>
+        <w:t xml:space="preserve"> 로 붙으니 </w:t>
+      </w:r>
+      <w:r>
+        <w:rPr>
+          <w:rFonts w:ascii="Consolas" w:hAnsi="Consolas" w:eastAsia="Consolas" w:cs="Consolas"/>
+          <w:sz w:val="20"/>
+        </w:rPr>
+        <w:t xml:space="preserve">racdb2</w:t>
+      </w:r>
+      <w:r>
+        <w:rPr>
+          <w:rFonts w:ascii="맑은 고딕" w:hAnsi="맑은 고딕" w:eastAsia="맑은 고딕"/>
+          <w:sz w:val="21"/>
+        </w:rPr>
+        <w:t xml:space="preserve"> 였다.</w:t>
       </w:r>
     </w:p>
     <w:p>
@@ -501,7 +984,21 @@
           <w:rFonts w:ascii="맑은 고딕" w:hAnsi="맑은 고딕" w:eastAsia="맑은 고딕"/>
           <w:sz w:val="21"/>
         </w:rPr>
-        <w:t>SCAN 을 쓰면 안 되는 이유는 서비스 `racdb` 가 양쪽에서 돌기 때문이다. SCAN 리스너가 부하를 보고 고르므로 어느 인스턴스에 붙을지 모른다.</w:t>
+        <w:t xml:space="preserve">SCAN 을 쓰면 안 되는 이유는 서비스 </w:t>
+      </w:r>
+      <w:r>
+        <w:rPr>
+          <w:rFonts w:ascii="Consolas" w:hAnsi="Consolas" w:eastAsia="Consolas" w:cs="Consolas"/>
+          <w:sz w:val="20"/>
+        </w:rPr>
+        <w:t xml:space="preserve">racdb</w:t>
+      </w:r>
+      <w:r>
+        <w:rPr>
+          <w:rFonts w:ascii="맑은 고딕" w:hAnsi="맑은 고딕" w:eastAsia="맑은 고딕"/>
+          <w:sz w:val="21"/>
+        </w:rPr>
+        <w:t xml:space="preserve"> 가 양쪽에서 돌기 때문이다. SCAN 리스너가 부하를 보고 고르므로 어느 인스턴스에 붙을지 모른다.</w:t>
       </w:r>
     </w:p>
     <w:p>
@@ -591,7 +1088,21 @@
           <w:rFonts w:ascii="맑은 고딕" w:hAnsi="맑은 고딕" w:eastAsia="맑은 고딕"/>
           <w:sz w:val="21"/>
         </w:rPr>
-        <w:t>1. `Reconfiguration started (old inc 4, new inc 6)` — 클러스터 재구성 시작. incarnation 번호가 올라간다.</w:t>
+        <w:t xml:space="preserve">1. </w:t>
+      </w:r>
+      <w:r>
+        <w:rPr>
+          <w:rFonts w:ascii="Consolas" w:hAnsi="Consolas" w:eastAsia="Consolas" w:cs="Consolas"/>
+          <w:sz w:val="20"/>
+        </w:rPr>
+        <w:t xml:space="preserve">Reconfiguration started (old inc 4, new inc 6)</w:t>
+      </w:r>
+      <w:r>
+        <w:rPr>
+          <w:rFonts w:ascii="맑은 고딕" w:hAnsi="맑은 고딕" w:eastAsia="맑은 고딕"/>
+          <w:sz w:val="21"/>
+        </w:rPr>
+        <w:t xml:space="preserve"> — 클러스터 재구성 시작. incarnation 번호가 올라간다.</w:t>
       </w:r>
     </w:p>
     <w:p>
@@ -600,7 +1111,21 @@
           <w:rFonts w:ascii="맑은 고딕" w:hAnsi="맑은 고딕" w:eastAsia="맑은 고딕"/>
           <w:sz w:val="21"/>
         </w:rPr>
-        <w:t>2. `Dead instances (total 1) : 2` — 죽은 인스턴스를 식별한다.</w:t>
+        <w:t xml:space="preserve">2. </w:t>
+      </w:r>
+      <w:r>
+        <w:rPr>
+          <w:rFonts w:ascii="Consolas" w:hAnsi="Consolas" w:eastAsia="Consolas" w:cs="Consolas"/>
+          <w:sz w:val="20"/>
+        </w:rPr>
+        <w:t xml:space="preserve">Dead instances (total 1) : 2</w:t>
+      </w:r>
+      <w:r>
+        <w:rPr>
+          <w:rFonts w:ascii="맑은 고딕" w:hAnsi="맑은 고딕" w:eastAsia="맑은 고딕"/>
+          <w:sz w:val="21"/>
+        </w:rPr>
+        <w:t xml:space="preserve"> — 죽은 인스턴스를 식별한다.</w:t>
       </w:r>
     </w:p>
     <w:p>
@@ -609,7 +1134,21 @@
           <w:rFonts w:ascii="맑은 고딕" w:hAnsi="맑은 고딕" w:eastAsia="맑은 고딕"/>
           <w:sz w:val="21"/>
         </w:rPr>
-        <w:t>3. `Global Resource Directory frozen` — 캐시 퓨전 자원 목록을 얼린다. 이 동안 블록을 주고받을 수 없어 짧은 정지가 생긴다.</w:t>
+        <w:t xml:space="preserve">3. </w:t>
+      </w:r>
+      <w:r>
+        <w:rPr>
+          <w:rFonts w:ascii="Consolas" w:hAnsi="Consolas" w:eastAsia="Consolas" w:cs="Consolas"/>
+          <w:sz w:val="20"/>
+        </w:rPr>
+        <w:t xml:space="preserve">Global Resource Directory frozen</w:t>
+      </w:r>
+      <w:r>
+        <w:rPr>
+          <w:rFonts w:ascii="맑은 고딕" w:hAnsi="맑은 고딕" w:eastAsia="맑은 고딕"/>
+          <w:sz w:val="21"/>
+        </w:rPr>
+        <w:t xml:space="preserve"> — 캐시 퓨전 자원 목록을 얼린다. 이 동안 블록을 주고받을 수 없어 짧은 정지가 생긴다.</w:t>
       </w:r>
     </w:p>
     <w:p>
@@ -618,7 +1157,21 @@
           <w:rFonts w:ascii="맑은 고딕" w:hAnsi="맑은 고딕" w:eastAsia="맑은 고딕"/>
           <w:sz w:val="21"/>
         </w:rPr>
-        <w:t>4. `LMS 0: GCS shadows cancelled` — 죽은 인스턴스가 잡고 있던 자원을 정리한다.</w:t>
+        <w:t xml:space="preserve">4. </w:t>
+      </w:r>
+      <w:r>
+        <w:rPr>
+          <w:rFonts w:ascii="Consolas" w:hAnsi="Consolas" w:eastAsia="Consolas" w:cs="Consolas"/>
+          <w:sz w:val="20"/>
+        </w:rPr>
+        <w:t xml:space="preserve">LMS 0: GCS shadows cancelled</w:t>
+      </w:r>
+      <w:r>
+        <w:rPr>
+          <w:rFonts w:ascii="맑은 고딕" w:hAnsi="맑은 고딕" w:eastAsia="맑은 고딕"/>
+          <w:sz w:val="21"/>
+        </w:rPr>
+        <w:t xml:space="preserve"> — 죽은 인스턴스가 잡고 있던 자원을 정리한다.</w:t>
       </w:r>
     </w:p>
     <w:p>
@@ -627,7 +1180,21 @@
           <w:rFonts w:ascii="맑은 고딕" w:hAnsi="맑은 고딕" w:eastAsia="맑은 고딕"/>
           <w:sz w:val="21"/>
         </w:rPr>
-        <w:t>5. `Reconfiguration complete (total time 0.1 secs)` — 재구성 완료.</w:t>
+        <w:t xml:space="preserve">5. </w:t>
+      </w:r>
+      <w:r>
+        <w:rPr>
+          <w:rFonts w:ascii="Consolas" w:hAnsi="Consolas" w:eastAsia="Consolas" w:cs="Consolas"/>
+          <w:sz w:val="20"/>
+        </w:rPr>
+        <w:t xml:space="preserve">Reconfiguration complete (total time 0.1 secs)</w:t>
+      </w:r>
+      <w:r>
+        <w:rPr>
+          <w:rFonts w:ascii="맑은 고딕" w:hAnsi="맑은 고딕" w:eastAsia="맑은 고딕"/>
+          <w:sz w:val="21"/>
+        </w:rPr>
+        <w:t xml:space="preserve"> — 재구성 완료.</w:t>
       </w:r>
     </w:p>
     <w:p>
@@ -636,7 +1203,21 @@
           <w:rFonts w:ascii="맑은 고딕" w:hAnsi="맑은 고딕" w:eastAsia="맑은 고딕"/>
           <w:sz w:val="21"/>
         </w:rPr>
-        <w:t>6. `Beginning instance recovery of 1 threads` — 죽은 스레드 하나를 복구 대상으로 잡는다.</w:t>
+        <w:t xml:space="preserve">6. </w:t>
+      </w:r>
+      <w:r>
+        <w:rPr>
+          <w:rFonts w:ascii="Consolas" w:hAnsi="Consolas" w:eastAsia="Consolas" w:cs="Consolas"/>
+          <w:sz w:val="20"/>
+        </w:rPr>
+        <w:t xml:space="preserve">Beginning instance recovery of 1 threads</w:t>
+      </w:r>
+      <w:r>
+        <w:rPr>
+          <w:rFonts w:ascii="맑은 고딕" w:hAnsi="맑은 고딕" w:eastAsia="맑은 고딕"/>
+          <w:sz w:val="21"/>
+        </w:rPr>
+        <w:t xml:space="preserve"> — 죽은 스레드 하나를 복구 대상으로 잡는다.</w:t>
       </w:r>
     </w:p>
     <w:p>
@@ -645,7 +1226,21 @@
           <w:rFonts w:ascii="맑은 고딕" w:hAnsi="맑은 고딕" w:eastAsia="맑은 고딕"/>
           <w:sz w:val="21"/>
         </w:rPr>
-        <w:t>7. `Thread 2: Recovery starting at checkpoint rba (logseq 25 block 8)` — 마지막 체크포인트가 시작점이다.</w:t>
+        <w:t xml:space="preserve">7. </w:t>
+      </w:r>
+      <w:r>
+        <w:rPr>
+          <w:rFonts w:ascii="Consolas" w:hAnsi="Consolas" w:eastAsia="Consolas" w:cs="Consolas"/>
+          <w:sz w:val="20"/>
+        </w:rPr>
+        <w:t xml:space="preserve">Thread 2: Recovery starting at checkpoint rba (logseq 25 block 8)</w:t>
+      </w:r>
+      <w:r>
+        <w:rPr>
+          <w:rFonts w:ascii="맑은 고딕" w:hAnsi="맑은 고딕" w:eastAsia="맑은 고딕"/>
+          <w:sz w:val="21"/>
+        </w:rPr>
+        <w:t xml:space="preserve"> — 마지막 체크포인트가 시작점이다.</w:t>
       </w:r>
     </w:p>
     <w:p>
@@ -654,7 +1249,35 @@
           <w:rFonts w:ascii="맑은 고딕" w:hAnsi="맑은 고딕" w:eastAsia="맑은 고딕"/>
           <w:sz w:val="21"/>
         </w:rPr>
-        <w:t>8. `Started redo scan` / `read 3754 KB redo, 1011 data blocks need recovery` — 읽을 리두 양과 손볼 블록 수를 계산한다.</w:t>
+        <w:t xml:space="preserve">8. </w:t>
+      </w:r>
+      <w:r>
+        <w:rPr>
+          <w:rFonts w:ascii="Consolas" w:hAnsi="Consolas" w:eastAsia="Consolas" w:cs="Consolas"/>
+          <w:sz w:val="20"/>
+        </w:rPr>
+        <w:t xml:space="preserve">Started redo scan</w:t>
+      </w:r>
+      <w:r>
+        <w:rPr>
+          <w:rFonts w:ascii="맑은 고딕" w:hAnsi="맑은 고딕" w:eastAsia="맑은 고딕"/>
+          <w:sz w:val="21"/>
+        </w:rPr>
+        <w:t xml:space="preserve"> / </w:t>
+      </w:r>
+      <w:r>
+        <w:rPr>
+          <w:rFonts w:ascii="Consolas" w:hAnsi="Consolas" w:eastAsia="Consolas" w:cs="Consolas"/>
+          <w:sz w:val="20"/>
+        </w:rPr>
+        <w:t xml:space="preserve">read 3754 KB redo, 1011 data blocks need recovery</w:t>
+      </w:r>
+      <w:r>
+        <w:rPr>
+          <w:rFonts w:ascii="맑은 고딕" w:hAnsi="맑은 고딕" w:eastAsia="맑은 고딕"/>
+          <w:sz w:val="21"/>
+        </w:rPr>
+        <w:t xml:space="preserve"> — 읽을 리두 양과 손볼 블록 수를 계산한다.</w:t>
       </w:r>
     </w:p>
     <w:p>
@@ -663,7 +1286,21 @@
           <w:rFonts w:ascii="맑은 고딕" w:hAnsi="맑은 고딕" w:eastAsia="맑은 고딕"/>
           <w:sz w:val="21"/>
         </w:rPr>
-        <w:t>9. `Recovery of Online Redo Log: Thread 2 Group 3` — 살아남은 인스턴스가 죽은 스레드의 온라인 리두를 직접 읽는다. 두 멤버 경로가 함께 나온다.</w:t>
+        <w:t xml:space="preserve">9. </w:t>
+      </w:r>
+      <w:r>
+        <w:rPr>
+          <w:rFonts w:ascii="Consolas" w:hAnsi="Consolas" w:eastAsia="Consolas" w:cs="Consolas"/>
+          <w:sz w:val="20"/>
+        </w:rPr>
+        <w:t xml:space="preserve">Recovery of Online Redo Log: Thread 2 Group 3</w:t>
+      </w:r>
+      <w:r>
+        <w:rPr>
+          <w:rFonts w:ascii="맑은 고딕" w:hAnsi="맑은 고딕" w:eastAsia="맑은 고딕"/>
+          <w:sz w:val="21"/>
+        </w:rPr>
+        <w:t xml:space="preserve"> — 살아남은 인스턴스가 죽은 스레드의 온라인 리두를 직접 읽는다. 두 멤버 경로가 함께 나온다.</w:t>
       </w:r>
     </w:p>
     <w:p>
@@ -672,7 +1309,35 @@
           <w:rFonts w:ascii="맑은 고딕" w:hAnsi="맑은 고딕" w:eastAsia="맑은 고딕"/>
           <w:sz w:val="21"/>
         </w:rPr>
-        <w:t>10. `Completed redo application of 3.34MB` / `Completed instance recovery at` — 완료. 전체 0.93 초였다.</w:t>
+        <w:t xml:space="preserve">10. </w:t>
+      </w:r>
+      <w:r>
+        <w:rPr>
+          <w:rFonts w:ascii="Consolas" w:hAnsi="Consolas" w:eastAsia="Consolas" w:cs="Consolas"/>
+          <w:sz w:val="20"/>
+        </w:rPr>
+        <w:t xml:space="preserve">Completed redo application of 3.34MB</w:t>
+      </w:r>
+      <w:r>
+        <w:rPr>
+          <w:rFonts w:ascii="맑은 고딕" w:hAnsi="맑은 고딕" w:eastAsia="맑은 고딕"/>
+          <w:sz w:val="21"/>
+        </w:rPr>
+        <w:t xml:space="preserve"> / </w:t>
+      </w:r>
+      <w:r>
+        <w:rPr>
+          <w:rFonts w:ascii="Consolas" w:hAnsi="Consolas" w:eastAsia="Consolas" w:cs="Consolas"/>
+          <w:sz w:val="20"/>
+        </w:rPr>
+        <w:t xml:space="preserve">Completed instance recovery at</w:t>
+      </w:r>
+      <w:r>
+        <w:rPr>
+          <w:rFonts w:ascii="맑은 고딕" w:hAnsi="맑은 고딕" w:eastAsia="맑은 고딕"/>
+          <w:sz w:val="21"/>
+        </w:rPr>
+        <w:t xml:space="preserve"> — 완료. 전체 0.93 초였다.</w:t>
       </w:r>
     </w:p>
     <w:p>
@@ -681,7 +1346,21 @@
           <w:rFonts w:ascii="맑은 고딕" w:hAnsi="맑은 고딕" w:eastAsia="맑은 고딕"/>
           <w:sz w:val="21"/>
         </w:rPr>
-        <w:t>11. `Redo thread 2 internally disabled at seq 26 (SMON)` — 그 스레드를 잠시 비활성화한다. 재기동하면 다시 활성화된다.</w:t>
+        <w:t xml:space="preserve">11. </w:t>
+      </w:r>
+      <w:r>
+        <w:rPr>
+          <w:rFonts w:ascii="Consolas" w:hAnsi="Consolas" w:eastAsia="Consolas" w:cs="Consolas"/>
+          <w:sz w:val="20"/>
+        </w:rPr>
+        <w:t xml:space="preserve">Redo thread 2 internally disabled at seq 26 (SMON)</w:t>
+      </w:r>
+      <w:r>
+        <w:rPr>
+          <w:rFonts w:ascii="맑은 고딕" w:hAnsi="맑은 고딕" w:eastAsia="맑은 고딕"/>
+          <w:sz w:val="21"/>
+        </w:rPr>
+        <w:t xml:space="preserve"> — 그 스레드를 잠시 비활성화한다. 재기동하면 다시 활성화된다.</w:t>
       </w:r>
     </w:p>
     <w:p>
@@ -708,7 +1387,35 @@
           <w:rFonts w:ascii="맑은 고딕" w:hAnsi="맑은 고딕" w:eastAsia="맑은 고딕"/>
           <w:sz w:val="21"/>
         </w:rPr>
-        <w:t>인스턴스 복구는 0.93 초였다. 15:10:14.229 에 재구성이 시작되고 15:10:15.155 에 완료되었다. 미리 조회한 `GV$INSTANCE_RECOVERY` 의 `ESTIMATED_MTTR` 1 초와 거의 일치했다.</w:t>
+        <w:t xml:space="preserve">인스턴스 복구는 0.93 초였다. 15:10:14.229 에 재구성이 시작되고 15:10:15.155 에 완료되었다. 미리 조회한 </w:t>
+      </w:r>
+      <w:r>
+        <w:rPr>
+          <w:rFonts w:ascii="Consolas" w:hAnsi="Consolas" w:eastAsia="Consolas" w:cs="Consolas"/>
+          <w:sz w:val="20"/>
+        </w:rPr>
+        <w:t xml:space="preserve">GV$INSTANCE_RECOVERY</w:t>
+      </w:r>
+      <w:r>
+        <w:rPr>
+          <w:rFonts w:ascii="맑은 고딕" w:hAnsi="맑은 고딕" w:eastAsia="맑은 고딕"/>
+          <w:sz w:val="21"/>
+        </w:rPr>
+        <w:t xml:space="preserve"> 의 </w:t>
+      </w:r>
+      <w:r>
+        <w:rPr>
+          <w:rFonts w:ascii="Consolas" w:hAnsi="Consolas" w:eastAsia="Consolas" w:cs="Consolas"/>
+          <w:sz w:val="20"/>
+        </w:rPr>
+        <w:t xml:space="preserve">ESTIMATED_MTTR</w:t>
+      </w:r>
+      <w:r>
+        <w:rPr>
+          <w:rFonts w:ascii="맑은 고딕" w:hAnsi="맑은 고딕" w:eastAsia="맑은 고딕"/>
+          <w:sz w:val="21"/>
+        </w:rPr>
+        <w:t xml:space="preserve"> 1 초와 거의 일치했다.</w:t>
       </w:r>
     </w:p>
     <w:p>
@@ -717,7 +1424,21 @@
           <w:rFonts w:ascii="맑은 고딕" w:hAnsi="맑은 고딕" w:eastAsia="맑은 고딕"/>
           <w:sz w:val="21"/>
         </w:rPr>
-        <w:t>인스턴스 재기동은 57 초였다. 15:10:09 에 `kill -9` 로 죽였고 15:11:06 에 racdb2 가 Open 으로 돌아왔다. CRS 의 자동 복구이며 12장과 15장에서 각각 61 초, 47 초로 쟀던 그 동작이다.</w:t>
+        <w:t xml:space="preserve">인스턴스 재기동은 57 초였다. 15:10:09 에 </w:t>
+      </w:r>
+      <w:r>
+        <w:rPr>
+          <w:rFonts w:ascii="Consolas" w:hAnsi="Consolas" w:eastAsia="Consolas" w:cs="Consolas"/>
+          <w:sz w:val="20"/>
+        </w:rPr>
+        <w:t xml:space="preserve">kill -9</w:t>
+      </w:r>
+      <w:r>
+        <w:rPr>
+          <w:rFonts w:ascii="맑은 고딕" w:hAnsi="맑은 고딕" w:eastAsia="맑은 고딕"/>
+          <w:sz w:val="21"/>
+        </w:rPr>
+        <w:t xml:space="preserve"> 로 죽였고 15:11:06 에 racdb2 가 Open 으로 돌아왔다. CRS 의 자동 복구이며 12장과 15장에서 각각 61 초, 47 초로 쟀던 그 동작이다.</w:t>
       </w:r>
     </w:p>
     <w:p>
@@ -788,7 +1509,21 @@
           <w:rFonts w:ascii="맑은 고딕" w:hAnsi="맑은 고딕" w:eastAsia="맑은 고딕"/>
           <w:sz w:val="21"/>
         </w:rPr>
-        <w:t>원인 파악: `GV$ARCHIVE_DEST` 의 STATUS 가 INACTIVE 라는 것은 그 대상이 비활성화되어 있다는 뜻이다. 아카이브할 곳이 없으므로 ORA-16014 가 나고, 리두 그룹이 다 차면 인스턴스가 멈춘다.</w:t>
+        <w:t xml:space="preserve">원인 파악: </w:t>
+      </w:r>
+      <w:r>
+        <w:rPr>
+          <w:rFonts w:ascii="Consolas" w:hAnsi="Consolas" w:eastAsia="Consolas" w:cs="Consolas"/>
+          <w:sz w:val="20"/>
+        </w:rPr>
+        <w:t xml:space="preserve">GV$ARCHIVE_DEST</w:t>
+      </w:r>
+      <w:r>
+        <w:rPr>
+          <w:rFonts w:ascii="맑은 고딕" w:hAnsi="맑은 고딕" w:eastAsia="맑은 고딕"/>
+          <w:sz w:val="21"/>
+        </w:rPr>
+        <w:t xml:space="preserve"> 의 STATUS 가 INACTIVE 라는 것은 그 대상이 비활성화되어 있다는 뜻이다. 아카이브할 곳이 없으므로 ORA-16014 가 나고, 리두 그룹이 다 차면 인스턴스가 멈춘다.</w:t>
       </w:r>
     </w:p>
     <w:p>
@@ -797,7 +1532,21 @@
           <w:rFonts w:ascii="맑은 고딕" w:hAnsi="맑은 고딕" w:eastAsia="맑은 고딕"/>
           <w:sz w:val="21"/>
         </w:rPr>
-        <w:t>가장 흔한 원인은 `log_archive_dest_1` 을 빈 문자열로 지정한 것이다. 되돌린다고 한 행동이 대상을 비활성화한 경우다.</w:t>
+        <w:t xml:space="preserve">가장 흔한 원인은 </w:t>
+      </w:r>
+      <w:r>
+        <w:rPr>
+          <w:rFonts w:ascii="Consolas" w:hAnsi="Consolas" w:eastAsia="Consolas" w:cs="Consolas"/>
+          <w:sz w:val="20"/>
+        </w:rPr>
+        <w:t xml:space="preserve">log_archive_dest_1</w:t>
+      </w:r>
+      <w:r>
+        <w:rPr>
+          <w:rFonts w:ascii="맑은 고딕" w:hAnsi="맑은 고딕" w:eastAsia="맑은 고딕"/>
+          <w:sz w:val="21"/>
+        </w:rPr>
+        <w:t xml:space="preserve"> 을 빈 문자열로 지정한 것이다. 되돌린다고 한 행동이 대상을 비활성화한 경우다.</w:t>
       </w:r>
     </w:p>
     <w:p>
@@ -806,7 +1555,21 @@
           <w:rFonts w:ascii="맑은 고딕" w:hAnsi="맑은 고딕" w:eastAsia="맑은 고딕"/>
           <w:sz w:val="21"/>
         </w:rPr>
-        <w:t>확인 순서. 먼저 파라미터 값을 본다. `select inst_id, value from gv$parameter where name='log_archive_dest_1'` 이다. 비어 있는데 STATUS 가 INACTIVE 면 이 경우다.</w:t>
+        <w:t xml:space="preserve">확인 순서. 먼저 파라미터 값을 본다. </w:t>
+      </w:r>
+      <w:r>
+        <w:rPr>
+          <w:rFonts w:ascii="Consolas" w:hAnsi="Consolas" w:eastAsia="Consolas" w:cs="Consolas"/>
+          <w:sz w:val="20"/>
+        </w:rPr>
+        <w:t xml:space="preserve">select inst_id, value from gv$parameter where name='log_archive_dest_1'</w:t>
+      </w:r>
+      <w:r>
+        <w:rPr>
+          <w:rFonts w:ascii="맑은 고딕" w:hAnsi="맑은 고딕" w:eastAsia="맑은 고딕"/>
+          <w:sz w:val="21"/>
+        </w:rPr>
+        <w:t xml:space="preserve"> 이다. 비어 있는데 STATUS 가 INACTIVE 면 이 경우다.</w:t>
       </w:r>
     </w:p>
     <w:p>
@@ -815,16 +1578,51 @@
           <w:rFonts w:ascii="맑은 고딕" w:hAnsi="맑은 고딕" w:eastAsia="맑은 고딕"/>
           <w:sz w:val="21"/>
         </w:rPr>
-        <w:t>다음으로 `V$SPPARAMETER` 의 `ISSPECIFIED` 를 본다. FALSE 면 SPFILE 에는 지정된 적이 없고 메모리에서만 바뀐 것이다.</w:t>
+        <w:t xml:space="preserve">다음으로 </w:t>
+      </w:r>
+      <w:r>
+        <w:rPr>
+          <w:rFonts w:ascii="Consolas" w:hAnsi="Consolas" w:eastAsia="Consolas" w:cs="Consolas"/>
+          <w:sz w:val="20"/>
+        </w:rPr>
+        <w:t xml:space="preserve">V$SPPARAMETER</w:t>
+      </w:r>
+      <w:r>
+        <w:rPr>
+          <w:rFonts w:ascii="맑은 고딕" w:hAnsi="맑은 고딕" w:eastAsia="맑은 고딕"/>
+          <w:sz w:val="21"/>
+        </w:rPr>
+        <w:t xml:space="preserve"> 의 </w:t>
+      </w:r>
+      <w:r>
+        <w:rPr>
+          <w:rFonts w:ascii="Consolas" w:hAnsi="Consolas" w:eastAsia="Consolas" w:cs="Consolas"/>
+          <w:sz w:val="20"/>
+        </w:rPr>
+        <w:t xml:space="preserve">ISSPECIFIED</w:t>
+      </w:r>
+      <w:r>
+        <w:rPr>
+          <w:rFonts w:ascii="맑은 고딕" w:hAnsi="맑은 고딕" w:eastAsia="맑은 고딕"/>
+          <w:sz w:val="21"/>
+        </w:rPr>
+        <w:t xml:space="preserve"> 를 본다. FALSE 면 SPFILE 에는 지정된 적이 없고 메모리에서만 바뀐 것이다.</w:t>
       </w:r>
     </w:p>
     <w:p>
       <w:r>
         <w:rPr>
-          <w:rFonts w:ascii="맑은 고딕" w:hAnsi="맑은 고딕" w:eastAsia="맑은 고딕"/>
-          <w:sz w:val="21"/>
-        </w:rPr>
-        <w:t>`GV$ARCHIVE_DEST` 의 ERROR 열도 함께 본다. 경로 문제나 권한 문제면 여기에 메시지가 남는다.</w:t>
+          <w:rFonts w:ascii="Consolas" w:hAnsi="Consolas" w:eastAsia="Consolas" w:cs="Consolas"/>
+          <w:sz w:val="20"/>
+        </w:rPr>
+        <w:t xml:space="preserve">GV$ARCHIVE_DEST</w:t>
+      </w:r>
+      <w:r>
+        <w:rPr>
+          <w:rFonts w:ascii="맑은 고딕" w:hAnsi="맑은 고딕" w:eastAsia="맑은 고딕"/>
+          <w:sz w:val="21"/>
+        </w:rPr>
+        <w:t xml:space="preserve"> 의 ERROR 열도 함께 본다. 경로 문제나 권한 문제면 여기에 메시지가 남는다.</w:t>
       </w:r>
     </w:p>
     <w:p>
@@ -833,7 +1631,35 @@
           <w:rFonts w:ascii="맑은 고딕" w:hAnsi="맑은 고딕" w:eastAsia="맑은 고딕"/>
           <w:sz w:val="21"/>
         </w:rPr>
-        <w:t>조치: `alter system set log_archive_dest_1='LOCATION=USE_DB_RECOVERY_FILE_DEST' sid='&lt;인스턴스&gt;' scope=memory` 로 명시 지정한다. SPFILE 에 잘못된 값이 있다면 `alter system reset log_archive_dest_1 sid='&lt;인스턴스&gt;' scope=spfile` 로 항목을 지운다.</w:t>
+        <w:t xml:space="preserve">조치: </w:t>
+      </w:r>
+      <w:r>
+        <w:rPr>
+          <w:rFonts w:ascii="Consolas" w:hAnsi="Consolas" w:eastAsia="Consolas" w:cs="Consolas"/>
+          <w:sz w:val="20"/>
+        </w:rPr>
+        <w:t xml:space="preserve">alter system set log_archive_dest_1='LOCATION=USE_DB_RECOVERY_FILE_DEST' sid='&lt;인스턴스&gt;' scope=memory</w:t>
+      </w:r>
+      <w:r>
+        <w:rPr>
+          <w:rFonts w:ascii="맑은 고딕" w:hAnsi="맑은 고딕" w:eastAsia="맑은 고딕"/>
+          <w:sz w:val="21"/>
+        </w:rPr>
+        <w:t xml:space="preserve"> 로 명시 지정한다. SPFILE 에 잘못된 값이 있다면 </w:t>
+      </w:r>
+      <w:r>
+        <w:rPr>
+          <w:rFonts w:ascii="Consolas" w:hAnsi="Consolas" w:eastAsia="Consolas" w:cs="Consolas"/>
+          <w:sz w:val="20"/>
+        </w:rPr>
+        <w:t xml:space="preserve">alter system reset log_archive_dest_1 sid='&lt;인스턴스&gt;' scope=spfile</w:t>
+      </w:r>
+      <w:r>
+        <w:rPr>
+          <w:rFonts w:ascii="맑은 고딕" w:hAnsi="맑은 고딕" w:eastAsia="맑은 고딕"/>
+          <w:sz w:val="21"/>
+        </w:rPr>
+        <w:t xml:space="preserve"> 로 항목을 지운다.</w:t>
       </w:r>
     </w:p>
     <w:p>
@@ -842,7 +1668,35 @@
           <w:rFonts w:ascii="맑은 고딕" w:hAnsi="맑은 고딕" w:eastAsia="맑은 고딕"/>
           <w:sz w:val="21"/>
         </w:rPr>
-        <w:t>재확인: STATUS 가 VALID 로 바뀌었는지 보고 `alter system archive log current` 로 실제 아카이브가 만들어지는지 확인한다. 그다음 `V$ARCHIVED_LOG` 에 새 항목이 생겼는지 본다.</w:t>
+        <w:t xml:space="preserve">재확인: STATUS 가 VALID 로 바뀌었는지 보고 </w:t>
+      </w:r>
+      <w:r>
+        <w:rPr>
+          <w:rFonts w:ascii="Consolas" w:hAnsi="Consolas" w:eastAsia="Consolas" w:cs="Consolas"/>
+          <w:sz w:val="20"/>
+        </w:rPr>
+        <w:t xml:space="preserve">alter system archive log current</w:t>
+      </w:r>
+      <w:r>
+        <w:rPr>
+          <w:rFonts w:ascii="맑은 고딕" w:hAnsi="맑은 고딕" w:eastAsia="맑은 고딕"/>
+          <w:sz w:val="21"/>
+        </w:rPr>
+        <w:t xml:space="preserve"> 로 실제 아카이브가 만들어지는지 확인한다. 그다음 </w:t>
+      </w:r>
+      <w:r>
+        <w:rPr>
+          <w:rFonts w:ascii="Consolas" w:hAnsi="Consolas" w:eastAsia="Consolas" w:cs="Consolas"/>
+          <w:sz w:val="20"/>
+        </w:rPr>
+        <w:t xml:space="preserve">V$ARCHIVED_LOG</w:t>
+      </w:r>
+      <w:r>
+        <w:rPr>
+          <w:rFonts w:ascii="맑은 고딕" w:hAnsi="맑은 고딕" w:eastAsia="맑은 고딕"/>
+          <w:sz w:val="21"/>
+        </w:rPr>
+        <w:t xml:space="preserve"> 에 새 항목이 생겼는지 본다.</w:t>
       </w:r>
     </w:p>
     <w:p>
@@ -851,7 +1705,21 @@
           <w:rFonts w:ascii="맑은 고딕" w:hAnsi="맑은 고딕" w:eastAsia="맑은 고딕"/>
           <w:sz w:val="21"/>
         </w:rPr>
-        <w:t>긴급하다면 `alter system set log_archive_dest_10='LOCATION=USE_DB_RECOVERY_FILE_DEST'` 처럼 다른 대상 번호를 써서 우선 급한 불을 끌 수도 있다. 다만 정리는 반드시 해야 한다.</w:t>
+        <w:t xml:space="preserve">긴급하다면 </w:t>
+      </w:r>
+      <w:r>
+        <w:rPr>
+          <w:rFonts w:ascii="Consolas" w:hAnsi="Consolas" w:eastAsia="Consolas" w:cs="Consolas"/>
+          <w:sz w:val="20"/>
+        </w:rPr>
+        <w:t xml:space="preserve">alter system set log_archive_dest_10='LOCATION=USE_DB_RECOVERY_FILE_DEST'</w:t>
+      </w:r>
+      <w:r>
+        <w:rPr>
+          <w:rFonts w:ascii="맑은 고딕" w:hAnsi="맑은 고딕" w:eastAsia="맑은 고딕"/>
+          <w:sz w:val="21"/>
+        </w:rPr>
+        <w:t xml:space="preserve"> 처럼 다른 대상 번호를 써서 우선 급한 불을 끌 수도 있다. 다만 정리는 반드시 해야 한다.</w:t>
       </w:r>
     </w:p>
     <w:p>
@@ -896,7 +1764,21 @@
           <w:rFonts w:ascii="맑은 고딕" w:hAnsi="맑은 고딕" w:eastAsia="맑은 고딕"/>
           <w:sz w:val="21"/>
         </w:rPr>
-        <w:t>하나, 백업 조각이 로컬 경로에 있다. `format` 을 지정하지 않았거나 로컬 경로를 지정한 경우다.</w:t>
+        <w:t xml:space="preserve">하나, 백업 조각이 로컬 경로에 있다. </w:t>
+      </w:r>
+      <w:r>
+        <w:rPr>
+          <w:rFonts w:ascii="Consolas" w:hAnsi="Consolas" w:eastAsia="Consolas" w:cs="Consolas"/>
+          <w:sz w:val="20"/>
+        </w:rPr>
+        <w:t xml:space="preserve">format</w:t>
+      </w:r>
+      <w:r>
+        <w:rPr>
+          <w:rFonts w:ascii="맑은 고딕" w:hAnsi="맑은 고딕" w:eastAsia="맑은 고딕"/>
+          <w:sz w:val="21"/>
+        </w:rPr>
+        <w:t xml:space="preserve"> 을 지정하지 않았거나 로컬 경로를 지정한 경우다.</w:t>
       </w:r>
     </w:p>
     <w:p>
@@ -923,7 +1805,49 @@
           <w:rFonts w:ascii="맑은 고딕" w:hAnsi="맑은 고딕" w:eastAsia="맑은 고딕"/>
           <w:sz w:val="21"/>
         </w:rPr>
-        <w:t>확인 순서. 먼저 `list backup` 으로 백업 조각의 경로를 본다. `+FRA` 나 `+DATA` 로 시작하지 않는 것이 있으면 첫 번째 후보다.</w:t>
+        <w:t xml:space="preserve">확인 순서. 먼저 </w:t>
+      </w:r>
+      <w:r>
+        <w:rPr>
+          <w:rFonts w:ascii="Consolas" w:hAnsi="Consolas" w:eastAsia="Consolas" w:cs="Consolas"/>
+          <w:sz w:val="20"/>
+        </w:rPr>
+        <w:t xml:space="preserve">list backup</w:t>
+      </w:r>
+      <w:r>
+        <w:rPr>
+          <w:rFonts w:ascii="맑은 고딕" w:hAnsi="맑은 고딕" w:eastAsia="맑은 고딕"/>
+          <w:sz w:val="21"/>
+        </w:rPr>
+        <w:t xml:space="preserve"> 으로 백업 조각의 경로를 본다. </w:t>
+      </w:r>
+      <w:r>
+        <w:rPr>
+          <w:rFonts w:ascii="Consolas" w:hAnsi="Consolas" w:eastAsia="Consolas" w:cs="Consolas"/>
+          <w:sz w:val="20"/>
+        </w:rPr>
+        <w:t xml:space="preserve">+FRA</w:t>
+      </w:r>
+      <w:r>
+        <w:rPr>
+          <w:rFonts w:ascii="맑은 고딕" w:hAnsi="맑은 고딕" w:eastAsia="맑은 고딕"/>
+          <w:sz w:val="21"/>
+        </w:rPr>
+        <w:t xml:space="preserve"> 나 </w:t>
+      </w:r>
+      <w:r>
+        <w:rPr>
+          <w:rFonts w:ascii="Consolas" w:hAnsi="Consolas" w:eastAsia="Consolas" w:cs="Consolas"/>
+          <w:sz w:val="20"/>
+        </w:rPr>
+        <w:t xml:space="preserve">+DATA</w:t>
+      </w:r>
+      <w:r>
+        <w:rPr>
+          <w:rFonts w:ascii="맑은 고딕" w:hAnsi="맑은 고딕" w:eastAsia="맑은 고딕"/>
+          <w:sz w:val="21"/>
+        </w:rPr>
+        <w:t xml:space="preserve"> 로 시작하지 않는 것이 있으면 첫 번째 후보다.</w:t>
       </w:r>
     </w:p>
     <w:p>
@@ -932,7 +1856,49 @@
           <w:rFonts w:ascii="맑은 고딕" w:hAnsi="맑은 고딕" w:eastAsia="맑은 고딕"/>
           <w:sz w:val="21"/>
         </w:rPr>
-        <w:t>다음으로 rac2 에서 `crosscheck backup` 과 `crosscheck archivelog all` 을 돌린다. `validation failed` 로 나오는 항목이 문제의 대상이다.</w:t>
+        <w:t xml:space="preserve">다음으로 rac2 에서 </w:t>
+      </w:r>
+      <w:r>
+        <w:rPr>
+          <w:rFonts w:ascii="Consolas" w:hAnsi="Consolas" w:eastAsia="Consolas" w:cs="Consolas"/>
+          <w:sz w:val="20"/>
+        </w:rPr>
+        <w:t xml:space="preserve">crosscheck backup</w:t>
+      </w:r>
+      <w:r>
+        <w:rPr>
+          <w:rFonts w:ascii="맑은 고딕" w:hAnsi="맑은 고딕" w:eastAsia="맑은 고딕"/>
+          <w:sz w:val="21"/>
+        </w:rPr>
+        <w:t xml:space="preserve"> 과 </w:t>
+      </w:r>
+      <w:r>
+        <w:rPr>
+          <w:rFonts w:ascii="Consolas" w:hAnsi="Consolas" w:eastAsia="Consolas" w:cs="Consolas"/>
+          <w:sz w:val="20"/>
+        </w:rPr>
+        <w:t xml:space="preserve">crosscheck archivelog all</w:t>
+      </w:r>
+      <w:r>
+        <w:rPr>
+          <w:rFonts w:ascii="맑은 고딕" w:hAnsi="맑은 고딕" w:eastAsia="맑은 고딕"/>
+          <w:sz w:val="21"/>
+        </w:rPr>
+        <w:t xml:space="preserve"> 을 돌린다. </w:t>
+      </w:r>
+      <w:r>
+        <w:rPr>
+          <w:rFonts w:ascii="Consolas" w:hAnsi="Consolas" w:eastAsia="Consolas" w:cs="Consolas"/>
+          <w:sz w:val="20"/>
+        </w:rPr>
+        <w:t xml:space="preserve">validation failed</w:t>
+      </w:r>
+      <w:r>
+        <w:rPr>
+          <w:rFonts w:ascii="맑은 고딕" w:hAnsi="맑은 고딕" w:eastAsia="맑은 고딕"/>
+          <w:sz w:val="21"/>
+        </w:rPr>
+        <w:t xml:space="preserve"> 로 나오는 항목이 문제의 대상이다.</w:t>
       </w:r>
     </w:p>
     <w:p>
@@ -941,7 +1907,21 @@
           <w:rFonts w:ascii="맑은 고딕" w:hAnsi="맑은 고딕" w:eastAsia="맑은 고딕"/>
           <w:sz w:val="21"/>
         </w:rPr>
-        <w:t>그 경로를 양 노드에서 `ls` 로 확인한다. 한쪽에만 있으면 로컬 문제이고 양쪽에 없으면 파일이 사라진 것이다.</w:t>
+        <w:t xml:space="preserve">그 경로를 양 노드에서 </w:t>
+      </w:r>
+      <w:r>
+        <w:rPr>
+          <w:rFonts w:ascii="Consolas" w:hAnsi="Consolas" w:eastAsia="Consolas" w:cs="Consolas"/>
+          <w:sz w:val="20"/>
+        </w:rPr>
+        <w:t xml:space="preserve">ls</w:t>
+      </w:r>
+      <w:r>
+        <w:rPr>
+          <w:rFonts w:ascii="맑은 고딕" w:hAnsi="맑은 고딕" w:eastAsia="맑은 고딕"/>
+          <w:sz w:val="21"/>
+        </w:rPr>
+        <w:t xml:space="preserve"> 로 확인한다. 한쪽에만 있으면 로컬 문제이고 양쪽에 없으면 파일이 사라진 것이다.</w:t>
       </w:r>
     </w:p>
     <w:p>
@@ -950,7 +1930,77 @@
           <w:rFonts w:ascii="맑은 고딕" w:hAnsi="맑은 고딕" w:eastAsia="맑은 고딕"/>
           <w:sz w:val="21"/>
         </w:rPr>
-        <w:t>조치는 후보별로 다르다. 로컬 경로 문제면 백업 스크립트의 `format` 을 `+FRA` 로 고치고 다시 백업한다. 아카이브 문제면 `log_archive_dest_1` 을 공유 위치로 고친다. 파일이 사라진 것이면 `crosscheck` 후 `delete expired` 로 카탈로그를 정리하고 새로 백업한다.</w:t>
+        <w:t xml:space="preserve">조치는 후보별로 다르다. 로컬 경로 문제면 백업 스크립트의 </w:t>
+      </w:r>
+      <w:r>
+        <w:rPr>
+          <w:rFonts w:ascii="Consolas" w:hAnsi="Consolas" w:eastAsia="Consolas" w:cs="Consolas"/>
+          <w:sz w:val="20"/>
+        </w:rPr>
+        <w:t xml:space="preserve">format</w:t>
+      </w:r>
+      <w:r>
+        <w:rPr>
+          <w:rFonts w:ascii="맑은 고딕" w:hAnsi="맑은 고딕" w:eastAsia="맑은 고딕"/>
+          <w:sz w:val="21"/>
+        </w:rPr>
+        <w:t xml:space="preserve"> 을 </w:t>
+      </w:r>
+      <w:r>
+        <w:rPr>
+          <w:rFonts w:ascii="Consolas" w:hAnsi="Consolas" w:eastAsia="Consolas" w:cs="Consolas"/>
+          <w:sz w:val="20"/>
+        </w:rPr>
+        <w:t xml:space="preserve">+FRA</w:t>
+      </w:r>
+      <w:r>
+        <w:rPr>
+          <w:rFonts w:ascii="맑은 고딕" w:hAnsi="맑은 고딕" w:eastAsia="맑은 고딕"/>
+          <w:sz w:val="21"/>
+        </w:rPr>
+        <w:t xml:space="preserve"> 로 고치고 다시 백업한다. 아카이브 문제면 </w:t>
+      </w:r>
+      <w:r>
+        <w:rPr>
+          <w:rFonts w:ascii="Consolas" w:hAnsi="Consolas" w:eastAsia="Consolas" w:cs="Consolas"/>
+          <w:sz w:val="20"/>
+        </w:rPr>
+        <w:t xml:space="preserve">log_archive_dest_1</w:t>
+      </w:r>
+      <w:r>
+        <w:rPr>
+          <w:rFonts w:ascii="맑은 고딕" w:hAnsi="맑은 고딕" w:eastAsia="맑은 고딕"/>
+          <w:sz w:val="21"/>
+        </w:rPr>
+        <w:t xml:space="preserve"> 을 공유 위치로 고친다. 파일이 사라진 것이면 </w:t>
+      </w:r>
+      <w:r>
+        <w:rPr>
+          <w:rFonts w:ascii="Consolas" w:hAnsi="Consolas" w:eastAsia="Consolas" w:cs="Consolas"/>
+          <w:sz w:val="20"/>
+        </w:rPr>
+        <w:t xml:space="preserve">crosscheck</w:t>
+      </w:r>
+      <w:r>
+        <w:rPr>
+          <w:rFonts w:ascii="맑은 고딕" w:hAnsi="맑은 고딕" w:eastAsia="맑은 고딕"/>
+          <w:sz w:val="21"/>
+        </w:rPr>
+        <w:t xml:space="preserve"> 후 </w:t>
+      </w:r>
+      <w:r>
+        <w:rPr>
+          <w:rFonts w:ascii="Consolas" w:hAnsi="Consolas" w:eastAsia="Consolas" w:cs="Consolas"/>
+          <w:sz w:val="20"/>
+        </w:rPr>
+        <w:t xml:space="preserve">delete expired</w:t>
+      </w:r>
+      <w:r>
+        <w:rPr>
+          <w:rFonts w:ascii="맑은 고딕" w:hAnsi="맑은 고딕" w:eastAsia="맑은 고딕"/>
+          <w:sz w:val="21"/>
+        </w:rPr>
+        <w:t xml:space="preserve"> 로 카탈로그를 정리하고 새로 백업한다.</w:t>
       </w:r>
     </w:p>
     <w:p>
@@ -959,7 +2009,21 @@
           <w:rFonts w:ascii="맑은 고딕" w:hAnsi="맑은 고딕" w:eastAsia="맑은 고딕"/>
           <w:sz w:val="21"/>
         </w:rPr>
-        <w:t>재확인: rac2 에서 `restore database validate` 를 다시 돌려 전부 성공하는지 본다. 이것이 RAC 백업 설계의 검증 방법이다.</w:t>
+        <w:t xml:space="preserve">재확인: rac2 에서 </w:t>
+      </w:r>
+      <w:r>
+        <w:rPr>
+          <w:rFonts w:ascii="Consolas" w:hAnsi="Consolas" w:eastAsia="Consolas" w:cs="Consolas"/>
+          <w:sz w:val="20"/>
+        </w:rPr>
+        <w:t xml:space="preserve">restore database validate</w:t>
+      </w:r>
+      <w:r>
+        <w:rPr>
+          <w:rFonts w:ascii="맑은 고딕" w:hAnsi="맑은 고딕" w:eastAsia="맑은 고딕"/>
+          <w:sz w:val="21"/>
+        </w:rPr>
+        <w:t xml:space="preserve"> 를 다시 돌려 전부 성공하는지 본다. 이것이 RAC 백업 설계의 검증 방법이다.</w:t>
       </w:r>
     </w:p>
     <w:p>
@@ -992,28 +2056,35 @@
     <w:p>
       <w:r>
         <w:rPr>
-          <w:rFonts w:ascii="맑은 고딕" w:hAnsi="맑은 고딕" w:eastAsia="맑은 고딕"/>
-          <w:sz w:val="21"/>
-        </w:rPr>
-        <w:t>`channel ch1: SID=282 instance=racdb1 device type=DISK`</w:t>
+          <w:rFonts w:ascii="Consolas" w:hAnsi="Consolas" w:eastAsia="Consolas" w:cs="Consolas"/>
+          <w:sz w:val="20"/>
+        </w:rPr>
+        <w:t xml:space="preserve">channel ch1: SID=282 instance=racdb1 device type=DISK</w:t>
       </w:r>
     </w:p>
     <w:p>
       <w:r>
         <w:rPr>
-          <w:rFonts w:ascii="맑은 고딕" w:hAnsi="맑은 고딕" w:eastAsia="맑은 고딕"/>
-          <w:sz w:val="21"/>
-        </w:rPr>
-        <w:t>`channel ch2: SID=149 instance=racdb2 device type=DISK`</w:t>
+          <w:rFonts w:ascii="Consolas" w:hAnsi="Consolas" w:eastAsia="Consolas" w:cs="Consolas"/>
+          <w:sz w:val="20"/>
+        </w:rPr>
+        <w:t xml:space="preserve">channel ch2: SID=149 instance=racdb2 device type=DISK</w:t>
       </w:r>
     </w:p>
     <w:p>
       <w:r>
         <w:rPr>
-          <w:rFonts w:ascii="맑은 고딕" w:hAnsi="맑은 고딕" w:eastAsia="맑은 고딕"/>
-          <w:sz w:val="21"/>
-        </w:rPr>
-        <w:t>`instance=` 부분이 서로 다른지가 유일한 증거다. 둘 다 같은 인스턴스라면 분산되지 않은 것이다.</w:t>
+          <w:rFonts w:ascii="Consolas" w:hAnsi="Consolas" w:eastAsia="Consolas" w:cs="Consolas"/>
+          <w:sz w:val="20"/>
+        </w:rPr>
+        <w:t xml:space="preserve">instance=</w:t>
+      </w:r>
+      <w:r>
+        <w:rPr>
+          <w:rFonts w:ascii="맑은 고딕" w:hAnsi="맑은 고딕" w:eastAsia="맑은 고딕"/>
+          <w:sz w:val="21"/>
+        </w:rPr>
+        <w:t xml:space="preserve"> 부분이 서로 다른지가 유일한 증거다. 둘 다 같은 인스턴스라면 분산되지 않은 것이다.</w:t>
       </w:r>
     </w:p>
     <w:p>
@@ -1040,7 +2111,21 @@
           <w:rFonts w:ascii="맑은 고딕" w:hAnsi="맑은 고딕" w:eastAsia="맑은 고딕"/>
           <w:sz w:val="21"/>
         </w:rPr>
-        <w:t>하나, `connect` 절 없이 채널을 할당했다. 그러면 두 채널 모두 실행한 노드의 인스턴스에 붙는다.</w:t>
+        <w:t xml:space="preserve">하나, </w:t>
+      </w:r>
+      <w:r>
+        <w:rPr>
+          <w:rFonts w:ascii="Consolas" w:hAnsi="Consolas" w:eastAsia="Consolas" w:cs="Consolas"/>
+          <w:sz w:val="20"/>
+        </w:rPr>
+        <w:t xml:space="preserve">connect</w:t>
+      </w:r>
+      <w:r>
+        <w:rPr>
+          <w:rFonts w:ascii="맑은 고딕" w:hAnsi="맑은 고딕" w:eastAsia="맑은 고딕"/>
+          <w:sz w:val="21"/>
+        </w:rPr>
+        <w:t xml:space="preserve"> 절 없이 채널을 할당했다. 그러면 두 채널 모두 실행한 노드의 인스턴스에 붙는다.</w:t>
       </w:r>
     </w:p>
     <w:p>
@@ -1058,7 +2143,21 @@
           <w:rFonts w:ascii="맑은 고딕" w:hAnsi="맑은 고딕" w:eastAsia="맑은 고딕"/>
           <w:sz w:val="21"/>
         </w:rPr>
-        <w:t>셋, VIP 이름이 잘못되었거나 해석되지 않는다. `/etc/hosts` 나 DNS 를 확인한다.</w:t>
+        <w:t xml:space="preserve">셋, VIP 이름이 잘못되었거나 해석되지 않는다. </w:t>
+      </w:r>
+      <w:r>
+        <w:rPr>
+          <w:rFonts w:ascii="Consolas" w:hAnsi="Consolas" w:eastAsia="Consolas" w:cs="Consolas"/>
+          <w:sz w:val="20"/>
+        </w:rPr>
+        <w:t xml:space="preserve">/etc/hosts</w:t>
+      </w:r>
+      <w:r>
+        <w:rPr>
+          <w:rFonts w:ascii="맑은 고딕" w:hAnsi="맑은 고딕" w:eastAsia="맑은 고딕"/>
+          <w:sz w:val="21"/>
+        </w:rPr>
+        <w:t xml:space="preserve"> 나 DNS 를 확인한다.</w:t>
       </w:r>
     </w:p>
     <w:p>
@@ -1067,7 +2166,35 @@
           <w:rFonts w:ascii="맑은 고딕" w:hAnsi="맑은 고딕" w:eastAsia="맑은 고딕"/>
           <w:sz w:val="21"/>
         </w:rPr>
-        <w:t>조치: 노드의 VIP 를 쓰는 접속 문자열로 고친다. 미리 `sqlplus system/&lt;암호&gt;@rac1-vip:1521/racdb` 로 붙어 `select instance_name from v$instance` 를 확인해 두면 확실하다.</w:t>
+        <w:t xml:space="preserve">조치: 노드의 VIP 를 쓰는 접속 문자열로 고친다. 미리 </w:t>
+      </w:r>
+      <w:r>
+        <w:rPr>
+          <w:rFonts w:ascii="Consolas" w:hAnsi="Consolas" w:eastAsia="Consolas" w:cs="Consolas"/>
+          <w:sz w:val="20"/>
+        </w:rPr>
+        <w:t xml:space="preserve">sqlplus system/&lt;암호&gt;@rac1-vip:1521/racdb</w:t>
+      </w:r>
+      <w:r>
+        <w:rPr>
+          <w:rFonts w:ascii="맑은 고딕" w:hAnsi="맑은 고딕" w:eastAsia="맑은 고딕"/>
+          <w:sz w:val="21"/>
+        </w:rPr>
+        <w:t xml:space="preserve"> 로 붙어 </w:t>
+      </w:r>
+      <w:r>
+        <w:rPr>
+          <w:rFonts w:ascii="Consolas" w:hAnsi="Consolas" w:eastAsia="Consolas" w:cs="Consolas"/>
+          <w:sz w:val="20"/>
+        </w:rPr>
+        <w:t xml:space="preserve">select instance_name from v$instance</w:t>
+      </w:r>
+      <w:r>
+        <w:rPr>
+          <w:rFonts w:ascii="맑은 고딕" w:hAnsi="맑은 고딕" w:eastAsia="맑은 고딕"/>
+          <w:sz w:val="21"/>
+        </w:rPr>
+        <w:t xml:space="preserve"> 를 확인해 두면 확실하다.</w:t>
       </w:r>
     </w:p>
     <w:p>
@@ -1076,7 +2203,35 @@
           <w:rFonts w:ascii="맑은 고딕" w:hAnsi="맑은 고딕" w:eastAsia="맑은 고딕"/>
           <w:sz w:val="21"/>
         </w:rPr>
-        <w:t>재확인: 백업을 다시 돌려 채널 할당 메시지의 `instance=` 가 서로 다른지 본다. 그리고 각 노드에서 `GV$SESSION` 을 조회해 RMAN 세션이 양쪽에 있는지 봐도 된다.</w:t>
+        <w:t xml:space="preserve">재확인: 백업을 다시 돌려 채널 할당 메시지의 </w:t>
+      </w:r>
+      <w:r>
+        <w:rPr>
+          <w:rFonts w:ascii="Consolas" w:hAnsi="Consolas" w:eastAsia="Consolas" w:cs="Consolas"/>
+          <w:sz w:val="20"/>
+        </w:rPr>
+        <w:t xml:space="preserve">instance=</w:t>
+      </w:r>
+      <w:r>
+        <w:rPr>
+          <w:rFonts w:ascii="맑은 고딕" w:hAnsi="맑은 고딕" w:eastAsia="맑은 고딕"/>
+          <w:sz w:val="21"/>
+        </w:rPr>
+        <w:t xml:space="preserve"> 가 서로 다른지 본다. 그리고 각 노드에서 </w:t>
+      </w:r>
+      <w:r>
+        <w:rPr>
+          <w:rFonts w:ascii="Consolas" w:hAnsi="Consolas" w:eastAsia="Consolas" w:cs="Consolas"/>
+          <w:sz w:val="20"/>
+        </w:rPr>
+        <w:t xml:space="preserve">GV$SESSION</w:t>
+      </w:r>
+      <w:r>
+        <w:rPr>
+          <w:rFonts w:ascii="맑은 고딕" w:hAnsi="맑은 고딕" w:eastAsia="맑은 고딕"/>
+          <w:sz w:val="21"/>
+        </w:rPr>
+        <w:t xml:space="preserve"> 을 조회해 RMAN 세션이 양쪽에 있는지 봐도 된다.</w:t>
       </w:r>
     </w:p>
     <w:p>
@@ -1100,10 +2255,17 @@
     <w:p>
       <w:r>
         <w:rPr>
-          <w:rFonts w:ascii="맑은 고딕" w:hAnsi="맑은 고딕" w:eastAsia="맑은 고딕"/>
-          <w:sz w:val="21"/>
-        </w:rPr>
-        <w:t>`SPACE_RECLAIMABLE` 이 0 이라는 것은 지울 수 있는 공간이 없다는 뜻이다. 백업되지 않은 아카이브가 쌓이고 있다.</w:t>
+          <w:rFonts w:ascii="Consolas" w:hAnsi="Consolas" w:eastAsia="Consolas" w:cs="Consolas"/>
+          <w:sz w:val="20"/>
+        </w:rPr>
+        <w:t xml:space="preserve">SPACE_RECLAIMABLE</w:t>
+      </w:r>
+      <w:r>
+        <w:rPr>
+          <w:rFonts w:ascii="맑은 고딕" w:hAnsi="맑은 고딕" w:eastAsia="맑은 고딕"/>
+          <w:sz w:val="21"/>
+        </w:rPr>
+        <w:t xml:space="preserve"> 이 0 이라는 것은 지울 수 있는 공간이 없다는 뜻이다. 백업되지 않은 아카이브가 쌓이고 있다.</w:t>
       </w:r>
     </w:p>
     <w:p>
@@ -1148,7 +2310,21 @@
           <w:rFonts w:ascii="맑은 고딕" w:hAnsi="맑은 고딕" w:eastAsia="맑은 고딕"/>
           <w:sz w:val="21"/>
         </w:rPr>
-        <w:t>확인 순서. 먼저 `list backup summary` 로 최근 백업이 언제였는지 본다. 오래되었으면 첫 번째 후보다.</w:t>
+        <w:t xml:space="preserve">확인 순서. 먼저 </w:t>
+      </w:r>
+      <w:r>
+        <w:rPr>
+          <w:rFonts w:ascii="Consolas" w:hAnsi="Consolas" w:eastAsia="Consolas" w:cs="Consolas"/>
+          <w:sz w:val="20"/>
+        </w:rPr>
+        <w:t xml:space="preserve">list backup summary</w:t>
+      </w:r>
+      <w:r>
+        <w:rPr>
+          <w:rFonts w:ascii="맑은 고딕" w:hAnsi="맑은 고딕" w:eastAsia="맑은 고딕"/>
+          <w:sz w:val="21"/>
+        </w:rPr>
+        <w:t xml:space="preserve"> 로 최근 백업이 언제였는지 본다. 오래되었으면 첫 번째 후보다.</w:t>
       </w:r>
     </w:p>
     <w:p>
@@ -1157,16 +2333,51 @@
           <w:rFonts w:ascii="맑은 고딕" w:hAnsi="맑은 고딕" w:eastAsia="맑은 고딕"/>
           <w:sz w:val="21"/>
         </w:rPr>
-        <w:t>다음으로 `show all` 의 `CONFIGURE ARCHIVELOG DELETION POLICY` 를 본다. NONE 이면 두 번째다.</w:t>
+        <w:t xml:space="preserve">다음으로 </w:t>
+      </w:r>
+      <w:r>
+        <w:rPr>
+          <w:rFonts w:ascii="Consolas" w:hAnsi="Consolas" w:eastAsia="Consolas" w:cs="Consolas"/>
+          <w:sz w:val="20"/>
+        </w:rPr>
+        <w:t xml:space="preserve">show all</w:t>
+      </w:r>
+      <w:r>
+        <w:rPr>
+          <w:rFonts w:ascii="맑은 고딕" w:hAnsi="맑은 고딕" w:eastAsia="맑은 고딕"/>
+          <w:sz w:val="21"/>
+        </w:rPr>
+        <w:t xml:space="preserve"> 의 </w:t>
+      </w:r>
+      <w:r>
+        <w:rPr>
+          <w:rFonts w:ascii="Consolas" w:hAnsi="Consolas" w:eastAsia="Consolas" w:cs="Consolas"/>
+          <w:sz w:val="20"/>
+        </w:rPr>
+        <w:t xml:space="preserve">CONFIGURE ARCHIVELOG DELETION POLICY</w:t>
+      </w:r>
+      <w:r>
+        <w:rPr>
+          <w:rFonts w:ascii="맑은 고딕" w:hAnsi="맑은 고딕" w:eastAsia="맑은 고딕"/>
+          <w:sz w:val="21"/>
+        </w:rPr>
+        <w:t xml:space="preserve"> 를 본다. NONE 이면 두 번째다.</w:t>
       </w:r>
     </w:p>
     <w:p>
       <w:r>
         <w:rPr>
-          <w:rFonts w:ascii="맑은 고딕" w:hAnsi="맑은 고딕" w:eastAsia="맑은 고딕"/>
-          <w:sz w:val="21"/>
-        </w:rPr>
-        <w:t>`V$FLASH_RECOVERY_AREA_USAGE` 로 무엇이 공간을 차지하는지 종류별로 본다. ARCHIVED LOG 가 대부분이면 아카이브 문제이고 BACKUP PIECE 가 대부분이면 백업 보관 정책 문제다.</w:t>
+          <w:rFonts w:ascii="Consolas" w:hAnsi="Consolas" w:eastAsia="Consolas" w:cs="Consolas"/>
+          <w:sz w:val="20"/>
+        </w:rPr>
+        <w:t xml:space="preserve">V$FLASH_RECOVERY_AREA_USAGE</w:t>
+      </w:r>
+      <w:r>
+        <w:rPr>
+          <w:rFonts w:ascii="맑은 고딕" w:hAnsi="맑은 고딕" w:eastAsia="맑은 고딕"/>
+          <w:sz w:val="21"/>
+        </w:rPr>
+        <w:t xml:space="preserve"> 로 무엇이 공간을 차지하는지 종류별로 본다. ARCHIVED LOG 가 대부분이면 아카이브 문제이고 BACKUP PIECE 가 대부분이면 백업 보관 정책 문제다.</w:t>
       </w:r>
     </w:p>
     <w:p>
@@ -1175,7 +2386,21 @@
           <w:rFonts w:ascii="맑은 고딕" w:hAnsi="맑은 고딕" w:eastAsia="맑은 고딕"/>
           <w:sz w:val="21"/>
         </w:rPr>
-        <w:t>조치: 우선 급한 불부터 끈다. 백업된 아카이브를 `delete archivelog all backed up 1 times to disk` 로 지운다. 백업이 없다면 먼저 백업을 돌린다.</w:t>
+        <w:t xml:space="preserve">조치: 우선 급한 불부터 끈다. 백업된 아카이브를 </w:t>
+      </w:r>
+      <w:r>
+        <w:rPr>
+          <w:rFonts w:ascii="Consolas" w:hAnsi="Consolas" w:eastAsia="Consolas" w:cs="Consolas"/>
+          <w:sz w:val="20"/>
+        </w:rPr>
+        <w:t xml:space="preserve">delete archivelog all backed up 1 times to disk</w:t>
+      </w:r>
+      <w:r>
+        <w:rPr>
+          <w:rFonts w:ascii="맑은 고딕" w:hAnsi="맑은 고딕" w:eastAsia="맑은 고딕"/>
+          <w:sz w:val="21"/>
+        </w:rPr>
+        <w:t xml:space="preserve"> 로 지운다. 백업이 없다면 먼저 백업을 돌린다.</w:t>
       </w:r>
     </w:p>
     <w:p>
@@ -1184,7 +2409,21 @@
           <w:rFonts w:ascii="맑은 고딕" w:hAnsi="맑은 고딕" w:eastAsia="맑은 고딕"/>
           <w:sz w:val="21"/>
         </w:rPr>
-        <w:t>근본 조치는 정책을 거는 것이다. `CONFIGURE ARCHIVELOG DELETION POLICY TO BACKED UP 1 TIMES TO DISK` 가 출발점이다. 그러면 FRA 가 찰 때 오라클이 백업된 아카이브를 자동으로 지운다.</w:t>
+        <w:t xml:space="preserve">근본 조치는 정책을 거는 것이다. </w:t>
+      </w:r>
+      <w:r>
+        <w:rPr>
+          <w:rFonts w:ascii="Consolas" w:hAnsi="Consolas" w:eastAsia="Consolas" w:cs="Consolas"/>
+          <w:sz w:val="20"/>
+        </w:rPr>
+        <w:t xml:space="preserve">CONFIGURE ARCHIVELOG DELETION POLICY TO BACKED UP 1 TIMES TO DISK</w:t>
+      </w:r>
+      <w:r>
+        <w:rPr>
+          <w:rFonts w:ascii="맑은 고딕" w:hAnsi="맑은 고딕" w:eastAsia="맑은 고딕"/>
+          <w:sz w:val="21"/>
+        </w:rPr>
+        <w:t xml:space="preserve"> 가 출발점이다. 그러면 FRA 가 찰 때 오라클이 백업된 아카이브를 자동으로 지운다.</w:t>
       </w:r>
     </w:p>
     <w:p>
@@ -1238,7 +2477,35 @@
           <w:rFonts w:ascii="맑은 고딕" w:hAnsi="맑은 고딕" w:eastAsia="맑은 고딕"/>
           <w:sz w:val="21"/>
         </w:rPr>
-        <w:t>1. 범위 확인. `select file#, name, status from v$datafile where status not in ('ONLINE','SYSTEM')` 로 문제 파일을 특정한다. `V$DATAFILE_HEADER` 도 함께 보면 컨트롤파일과 파일 헤더가 각각 무엇을 아는지 알 수 있다.</w:t>
+        <w:t xml:space="preserve">1. 범위 확인. </w:t>
+      </w:r>
+      <w:r>
+        <w:rPr>
+          <w:rFonts w:ascii="Consolas" w:hAnsi="Consolas" w:eastAsia="Consolas" w:cs="Consolas"/>
+          <w:sz w:val="20"/>
+        </w:rPr>
+        <w:t xml:space="preserve">select file#, name, status from v$datafile where status not in ('ONLINE','SYSTEM')</w:t>
+      </w:r>
+      <w:r>
+        <w:rPr>
+          <w:rFonts w:ascii="맑은 고딕" w:hAnsi="맑은 고딕" w:eastAsia="맑은 고딕"/>
+          <w:sz w:val="21"/>
+        </w:rPr>
+        <w:t xml:space="preserve"> 로 문제 파일을 특정한다. </w:t>
+      </w:r>
+      <w:r>
+        <w:rPr>
+          <w:rFonts w:ascii="Consolas" w:hAnsi="Consolas" w:eastAsia="Consolas" w:cs="Consolas"/>
+          <w:sz w:val="20"/>
+        </w:rPr>
+        <w:t xml:space="preserve">V$DATAFILE_HEADER</w:t>
+      </w:r>
+      <w:r>
+        <w:rPr>
+          <w:rFonts w:ascii="맑은 고딕" w:hAnsi="맑은 고딕" w:eastAsia="맑은 고딕"/>
+          <w:sz w:val="21"/>
+        </w:rPr>
+        <w:t xml:space="preserve"> 도 함께 보면 컨트롤파일과 파일 헤더가 각각 무엇을 아는지 알 수 있다.</w:t>
       </w:r>
     </w:p>
     <w:p>
@@ -1256,7 +2523,21 @@
           <w:rFonts w:ascii="맑은 고딕" w:hAnsi="맑은 고딕" w:eastAsia="맑은 고딕"/>
           <w:sz w:val="21"/>
         </w:rPr>
-        <w:t>2. 오프라인. `alter database datafile &lt;번호&gt; offline` 이다. 이미 오프라인이면 건너뛴다.</w:t>
+        <w:t xml:space="preserve">2. 오프라인. </w:t>
+      </w:r>
+      <w:r>
+        <w:rPr>
+          <w:rFonts w:ascii="Consolas" w:hAnsi="Consolas" w:eastAsia="Consolas" w:cs="Consolas"/>
+          <w:sz w:val="20"/>
+        </w:rPr>
+        <w:t xml:space="preserve">alter database datafile &lt;번호&gt; offline</w:t>
+      </w:r>
+      <w:r>
+        <w:rPr>
+          <w:rFonts w:ascii="맑은 고딕" w:hAnsi="맑은 고딕" w:eastAsia="맑은 고딕"/>
+          <w:sz w:val="21"/>
+        </w:rPr>
+        <w:t xml:space="preserve"> 이다. 이미 오프라인이면 건너뛴다.</w:t>
       </w:r>
     </w:p>
     <w:p>
@@ -1265,7 +2546,21 @@
           <w:rFonts w:ascii="맑은 고딕" w:hAnsi="맑은 고딕" w:eastAsia="맑은 고딕"/>
           <w:sz w:val="21"/>
         </w:rPr>
-        <w:t>확인할 것: `V$DATAFILE` 의 STATUS 가 RECOVER 로 바뀌는지.</w:t>
+        <w:t xml:space="preserve">확인할 것: </w:t>
+      </w:r>
+      <w:r>
+        <w:rPr>
+          <w:rFonts w:ascii="Consolas" w:hAnsi="Consolas" w:eastAsia="Consolas" w:cs="Consolas"/>
+          <w:sz w:val="20"/>
+        </w:rPr>
+        <w:t xml:space="preserve">V$DATAFILE</w:t>
+      </w:r>
+      <w:r>
+        <w:rPr>
+          <w:rFonts w:ascii="맑은 고딕" w:hAnsi="맑은 고딕" w:eastAsia="맑은 고딕"/>
+          <w:sz w:val="21"/>
+        </w:rPr>
+        <w:t xml:space="preserve"> 의 STATUS 가 RECOVER 로 바뀌는지.</w:t>
       </w:r>
     </w:p>
     <w:p>
@@ -1274,7 +2569,21 @@
           <w:rFonts w:ascii="맑은 고딕" w:hAnsi="맑은 고딕" w:eastAsia="맑은 고딕"/>
           <w:sz w:val="21"/>
         </w:rPr>
-        <w:t>3. 백업 확인. `list backup of datafile &lt;번호&gt;` 로 쓸 수 있는 백업이 있는지 본다.</w:t>
+        <w:t xml:space="preserve">3. 백업 확인. </w:t>
+      </w:r>
+      <w:r>
+        <w:rPr>
+          <w:rFonts w:ascii="Consolas" w:hAnsi="Consolas" w:eastAsia="Consolas" w:cs="Consolas"/>
+          <w:sz w:val="20"/>
+        </w:rPr>
+        <w:t xml:space="preserve">list backup of datafile &lt;번호&gt;</w:t>
+      </w:r>
+      <w:r>
+        <w:rPr>
+          <w:rFonts w:ascii="맑은 고딕" w:hAnsi="맑은 고딕" w:eastAsia="맑은 고딕"/>
+          <w:sz w:val="21"/>
+        </w:rPr>
+        <w:t xml:space="preserve"> 로 쓸 수 있는 백업이 있는지 본다.</w:t>
       </w:r>
     </w:p>
     <w:p>
@@ -1292,7 +2601,35 @@
           <w:rFonts w:ascii="맑은 고딕" w:hAnsi="맑은 고딕" w:eastAsia="맑은 고딕"/>
           <w:sz w:val="21"/>
         </w:rPr>
-        <w:t>4. 복원과 복구. `restore datafile &lt;번호&gt;;` 후 `recover datafile &lt;번호&gt;;` 다. 실습에서 50MB 파일에 전체 5.3 초였다.</w:t>
+        <w:t xml:space="preserve">4. 복원과 복구. </w:t>
+      </w:r>
+      <w:r>
+        <w:rPr>
+          <w:rFonts w:ascii="Consolas" w:hAnsi="Consolas" w:eastAsia="Consolas" w:cs="Consolas"/>
+          <w:sz w:val="20"/>
+        </w:rPr>
+        <w:t xml:space="preserve">restore datafile &lt;번호&gt;;</w:t>
+      </w:r>
+      <w:r>
+        <w:rPr>
+          <w:rFonts w:ascii="맑은 고딕" w:hAnsi="맑은 고딕" w:eastAsia="맑은 고딕"/>
+          <w:sz w:val="21"/>
+        </w:rPr>
+        <w:t xml:space="preserve"> 후 </w:t>
+      </w:r>
+      <w:r>
+        <w:rPr>
+          <w:rFonts w:ascii="Consolas" w:hAnsi="Consolas" w:eastAsia="Consolas" w:cs="Consolas"/>
+          <w:sz w:val="20"/>
+        </w:rPr>
+        <w:t xml:space="preserve">recover datafile &lt;번호&gt;;</w:t>
+      </w:r>
+      <w:r>
+        <w:rPr>
+          <w:rFonts w:ascii="맑은 고딕" w:hAnsi="맑은 고딕" w:eastAsia="맑은 고딕"/>
+          <w:sz w:val="21"/>
+        </w:rPr>
+        <w:t xml:space="preserve"> 다. 실습에서 50MB 파일에 전체 5.3 초였다.</w:t>
       </w:r>
     </w:p>
     <w:p>
@@ -1310,7 +2647,21 @@
           <w:rFonts w:ascii="맑은 고딕" w:hAnsi="맑은 고딕" w:eastAsia="맑은 고딕"/>
           <w:sz w:val="21"/>
         </w:rPr>
-        <w:t>5. 온라인. `alter database datafile &lt;번호&gt; online` 이다.</w:t>
+        <w:t xml:space="preserve">5. 온라인. </w:t>
+      </w:r>
+      <w:r>
+        <w:rPr>
+          <w:rFonts w:ascii="Consolas" w:hAnsi="Consolas" w:eastAsia="Consolas" w:cs="Consolas"/>
+          <w:sz w:val="20"/>
+        </w:rPr>
+        <w:t xml:space="preserve">alter database datafile &lt;번호&gt; online</w:t>
+      </w:r>
+      <w:r>
+        <w:rPr>
+          <w:rFonts w:ascii="맑은 고딕" w:hAnsi="맑은 고딕" w:eastAsia="맑은 고딕"/>
+          <w:sz w:val="21"/>
+        </w:rPr>
+        <w:t xml:space="preserve"> 이다.</w:t>
       </w:r>
     </w:p>
     <w:p>
@@ -1373,7 +2724,21 @@
           <w:rFonts w:ascii="맑은 고딕" w:hAnsi="맑은 고딕" w:eastAsia="맑은 고딕"/>
           <w:sz w:val="21"/>
         </w:rPr>
-        <w:t>1. `srvctl stop database -d racdb -o abort` 로 전부 내린다. 컨트롤파일이 없으므로 정상 종료가 되지 않는다.</w:t>
+        <w:t xml:space="preserve">1. </w:t>
+      </w:r>
+      <w:r>
+        <w:rPr>
+          <w:rFonts w:ascii="Consolas" w:hAnsi="Consolas" w:eastAsia="Consolas" w:cs="Consolas"/>
+          <w:sz w:val="20"/>
+        </w:rPr>
+        <w:t xml:space="preserve">srvctl stop database -d racdb -o abort</w:t>
+      </w:r>
+      <w:r>
+        <w:rPr>
+          <w:rFonts w:ascii="맑은 고딕" w:hAnsi="맑은 고딕" w:eastAsia="맑은 고딕"/>
+          <w:sz w:val="21"/>
+        </w:rPr>
+        <w:t xml:space="preserve"> 로 전부 내린다. 컨트롤파일이 없으므로 정상 종료가 되지 않는다.</w:t>
       </w:r>
     </w:p>
     <w:p>
@@ -1382,7 +2747,35 @@
           <w:rFonts w:ascii="맑은 고딕" w:hAnsi="맑은 고딕" w:eastAsia="맑은 고딕"/>
           <w:sz w:val="21"/>
         </w:rPr>
-        <w:t>2. 한 노드에서 NOMOUNT 로 올린다. `startup nomount` 다. SPFILE 이 있으면 그것으로 올라간다. SPFILE 도 잃었다면 먼저 `restore spfile from autobackup` 을 하고 다시 올린다.</w:t>
+        <w:t xml:space="preserve">2. 한 노드에서 NOMOUNT 로 올린다. </w:t>
+      </w:r>
+      <w:r>
+        <w:rPr>
+          <w:rFonts w:ascii="Consolas" w:hAnsi="Consolas" w:eastAsia="Consolas" w:cs="Consolas"/>
+          <w:sz w:val="20"/>
+        </w:rPr>
+        <w:t xml:space="preserve">startup nomount</w:t>
+      </w:r>
+      <w:r>
+        <w:rPr>
+          <w:rFonts w:ascii="맑은 고딕" w:hAnsi="맑은 고딕" w:eastAsia="맑은 고딕"/>
+          <w:sz w:val="21"/>
+        </w:rPr>
+        <w:t xml:space="preserve"> 다. SPFILE 이 있으면 그것으로 올라간다. SPFILE 도 잃었다면 먼저 </w:t>
+      </w:r>
+      <w:r>
+        <w:rPr>
+          <w:rFonts w:ascii="Consolas" w:hAnsi="Consolas" w:eastAsia="Consolas" w:cs="Consolas"/>
+          <w:sz w:val="20"/>
+        </w:rPr>
+        <w:t xml:space="preserve">restore spfile from autobackup</w:t>
+      </w:r>
+      <w:r>
+        <w:rPr>
+          <w:rFonts w:ascii="맑은 고딕" w:hAnsi="맑은 고딕" w:eastAsia="맑은 고딕"/>
+          <w:sz w:val="21"/>
+        </w:rPr>
+        <w:t xml:space="preserve"> 을 하고 다시 올린다.</w:t>
       </w:r>
     </w:p>
     <w:p>
@@ -1391,7 +2784,35 @@
           <w:rFonts w:ascii="맑은 고딕" w:hAnsi="맑은 고딕" w:eastAsia="맑은 고딕"/>
           <w:sz w:val="21"/>
         </w:rPr>
-        <w:t>3. DBID 를 지정하고 컨트롤파일을 복원한다. `set dbid 1240378513;` 후 `restore controlfile from autobackup;` 이다.</w:t>
+        <w:t xml:space="preserve">3. DBID 를 지정하고 컨트롤파일을 복원한다. </w:t>
+      </w:r>
+      <w:r>
+        <w:rPr>
+          <w:rFonts w:ascii="Consolas" w:hAnsi="Consolas" w:eastAsia="Consolas" w:cs="Consolas"/>
+          <w:sz w:val="20"/>
+        </w:rPr>
+        <w:t xml:space="preserve">set dbid 1240378513;</w:t>
+      </w:r>
+      <w:r>
+        <w:rPr>
+          <w:rFonts w:ascii="맑은 고딕" w:hAnsi="맑은 고딕" w:eastAsia="맑은 고딕"/>
+          <w:sz w:val="21"/>
+        </w:rPr>
+        <w:t xml:space="preserve"> 후 </w:t>
+      </w:r>
+      <w:r>
+        <w:rPr>
+          <w:rFonts w:ascii="Consolas" w:hAnsi="Consolas" w:eastAsia="Consolas" w:cs="Consolas"/>
+          <w:sz w:val="20"/>
+        </w:rPr>
+        <w:t xml:space="preserve">restore controlfile from autobackup;</w:t>
+      </w:r>
+      <w:r>
+        <w:rPr>
+          <w:rFonts w:ascii="맑은 고딕" w:hAnsi="맑은 고딕" w:eastAsia="맑은 고딕"/>
+          <w:sz w:val="21"/>
+        </w:rPr>
+        <w:t xml:space="preserve"> 이다.</w:t>
       </w:r>
     </w:p>
     <w:p>
@@ -1400,7 +2821,35 @@
           <w:rFonts w:ascii="맑은 고딕" w:hAnsi="맑은 고딕" w:eastAsia="맑은 고딕"/>
           <w:sz w:val="21"/>
         </w:rPr>
-        <w:t>4. `alter database mount;` 후 `recover database;` 다. 컨트롤파일이 백업 시점의 것이므로 그 이후의 리두를 적용해야 한다.</w:t>
+        <w:t xml:space="preserve">4. </w:t>
+      </w:r>
+      <w:r>
+        <w:rPr>
+          <w:rFonts w:ascii="Consolas" w:hAnsi="Consolas" w:eastAsia="Consolas" w:cs="Consolas"/>
+          <w:sz w:val="20"/>
+        </w:rPr>
+        <w:t xml:space="preserve">alter database mount;</w:t>
+      </w:r>
+      <w:r>
+        <w:rPr>
+          <w:rFonts w:ascii="맑은 고딕" w:hAnsi="맑은 고딕" w:eastAsia="맑은 고딕"/>
+          <w:sz w:val="21"/>
+        </w:rPr>
+        <w:t xml:space="preserve"> 후 </w:t>
+      </w:r>
+      <w:r>
+        <w:rPr>
+          <w:rFonts w:ascii="Consolas" w:hAnsi="Consolas" w:eastAsia="Consolas" w:cs="Consolas"/>
+          <w:sz w:val="20"/>
+        </w:rPr>
+        <w:t xml:space="preserve">recover database;</w:t>
+      </w:r>
+      <w:r>
+        <w:rPr>
+          <w:rFonts w:ascii="맑은 고딕" w:hAnsi="맑은 고딕" w:eastAsia="맑은 고딕"/>
+          <w:sz w:val="21"/>
+        </w:rPr>
+        <w:t xml:space="preserve"> 다. 컨트롤파일이 백업 시점의 것이므로 그 이후의 리두를 적용해야 한다.</w:t>
       </w:r>
     </w:p>
     <w:p>
@@ -1409,7 +2858,21 @@
           <w:rFonts w:ascii="맑은 고딕" w:hAnsi="맑은 고딕" w:eastAsia="맑은 고딕"/>
           <w:sz w:val="21"/>
         </w:rPr>
-        <w:t>5. `alter database open resetlogs;` 로 연다. 컨트롤파일을 복원하면 리셋로그가 필요하다.</w:t>
+        <w:t xml:space="preserve">5. </w:t>
+      </w:r>
+      <w:r>
+        <w:rPr>
+          <w:rFonts w:ascii="Consolas" w:hAnsi="Consolas" w:eastAsia="Consolas" w:cs="Consolas"/>
+          <w:sz w:val="20"/>
+        </w:rPr>
+        <w:t xml:space="preserve">alter database open resetlogs;</w:t>
+      </w:r>
+      <w:r>
+        <w:rPr>
+          <w:rFonts w:ascii="맑은 고딕" w:hAnsi="맑은 고딕" w:eastAsia="맑은 고딕"/>
+          <w:sz w:val="21"/>
+        </w:rPr>
+        <w:t xml:space="preserve"> 로 연다. 컨트롤파일을 복원하면 리셋로그가 필요하다.</w:t>
       </w:r>
     </w:p>
     <w:p>
@@ -1418,7 +2881,21 @@
           <w:rFonts w:ascii="맑은 고딕" w:hAnsi="맑은 고딕" w:eastAsia="맑은 고딕"/>
           <w:sz w:val="21"/>
         </w:rPr>
-        <w:t>6. 나머지 인스턴스를 `srvctl start instance` 로 올린다.</w:t>
+        <w:t xml:space="preserve">6. 나머지 인스턴스를 </w:t>
+      </w:r>
+      <w:r>
+        <w:rPr>
+          <w:rFonts w:ascii="Consolas" w:hAnsi="Consolas" w:eastAsia="Consolas" w:cs="Consolas"/>
+          <w:sz w:val="20"/>
+        </w:rPr>
+        <w:t xml:space="preserve">srvctl start instance</w:t>
+      </w:r>
+      <w:r>
+        <w:rPr>
+          <w:rFonts w:ascii="맑은 고딕" w:hAnsi="맑은 고딕" w:eastAsia="맑은 고딕"/>
+          <w:sz w:val="21"/>
+        </w:rPr>
+        <w:t xml:space="preserve"> 로 올린다.</w:t>
       </w:r>
     </w:p>
     <w:p>
@@ -1427,7 +2904,21 @@
           <w:rFonts w:ascii="맑은 고딕" w:hAnsi="맑은 고딕" w:eastAsia="맑은 고딕"/>
           <w:sz w:val="21"/>
         </w:rPr>
-        <w:t>RAC 에서 특히 주의할 점은 3 단계 전에 다른 인스턴스가 완전히 내려가 있어야 한다는 것이다. 하나만 살아 있어도 컨트롤파일을 잡고 있어 복원이 실패한다. 1 단계를 확실히 하고 `srvctl status database -d racdb -v` 로 둘 다 not running 인지 확인해야 한다.</w:t>
+        <w:t xml:space="preserve">RAC 에서 특히 주의할 점은 3 단계 전에 다른 인스턴스가 완전히 내려가 있어야 한다는 것이다. 하나만 살아 있어도 컨트롤파일을 잡고 있어 복원이 실패한다. 1 단계를 확실히 하고 </w:t>
+      </w:r>
+      <w:r>
+        <w:rPr>
+          <w:rFonts w:ascii="Consolas" w:hAnsi="Consolas" w:eastAsia="Consolas" w:cs="Consolas"/>
+          <w:sz w:val="20"/>
+        </w:rPr>
+        <w:t xml:space="preserve">srvctl status database -d racdb -v</w:t>
+      </w:r>
+      <w:r>
+        <w:rPr>
+          <w:rFonts w:ascii="맑은 고딕" w:hAnsi="맑은 고딕" w:eastAsia="맑은 고딕"/>
+          <w:sz w:val="21"/>
+        </w:rPr>
+        <w:t xml:space="preserve"> 로 둘 다 not running 인지 확인해야 한다.</w:t>
       </w:r>
     </w:p>
     <w:p>
@@ -1436,7 +2927,21 @@
           <w:rFonts w:ascii="맑은 고딕" w:hAnsi="맑은 고딕" w:eastAsia="맑은 고딕"/>
           <w:sz w:val="21"/>
         </w:rPr>
-        <w:t>사전에 준비해야 할 정보는 DBID 다. 컨트롤파일이 없으면 데이터베이스가 자기 DBID 를 모른다. 이 랩은 1240378513 이며 RMAN 접속 시 `connected to target database: RACDB (DBID=1240378513)` 로 출력된다. 운영 문서의 첫 페이지에 적어 두는 것이 관례다.</w:t>
+        <w:t xml:space="preserve">사전에 준비해야 할 정보는 DBID 다. 컨트롤파일이 없으면 데이터베이스가 자기 DBID 를 모른다. 이 랩은 1240378513 이며 RMAN 접속 시 </w:t>
+      </w:r>
+      <w:r>
+        <w:rPr>
+          <w:rFonts w:ascii="Consolas" w:hAnsi="Consolas" w:eastAsia="Consolas" w:cs="Consolas"/>
+          <w:sz w:val="20"/>
+        </w:rPr>
+        <w:t xml:space="preserve">connected to target database: RACDB (DBID=1240378513)</w:t>
+      </w:r>
+      <w:r>
+        <w:rPr>
+          <w:rFonts w:ascii="맑은 고딕" w:hAnsi="맑은 고딕" w:eastAsia="맑은 고딕"/>
+          <w:sz w:val="21"/>
+        </w:rPr>
+        <w:t xml:space="preserve"> 로 출력된다. 운영 문서의 첫 페이지에 적어 두는 것이 관례다.</w:t>
       </w:r>
     </w:p>
     <w:p>
@@ -1445,7 +2950,35 @@
           <w:rFonts w:ascii="맑은 고딕" w:hAnsi="맑은 고딕" w:eastAsia="맑은 고딕"/>
           <w:sz w:val="21"/>
         </w:rPr>
-        <w:t>자동 백업이 켜져 있는지도 미리 확인해야 한다. `CONFIGURE CONTROLFILE AUTOBACKUP ON` 이 기본값이지만 누군가 껐다면 복원할 것이 없다. `restore spfile to '&lt;임시경로&gt;' from autobackup` 으로 비파괴적으로 검증해 둘 수 있다.</w:t>
+        <w:t xml:space="preserve">자동 백업이 켜져 있는지도 미리 확인해야 한다. </w:t>
+      </w:r>
+      <w:r>
+        <w:rPr>
+          <w:rFonts w:ascii="Consolas" w:hAnsi="Consolas" w:eastAsia="Consolas" w:cs="Consolas"/>
+          <w:sz w:val="20"/>
+        </w:rPr>
+        <w:t xml:space="preserve">CONFIGURE CONTROLFILE AUTOBACKUP ON</w:t>
+      </w:r>
+      <w:r>
+        <w:rPr>
+          <w:rFonts w:ascii="맑은 고딕" w:hAnsi="맑은 고딕" w:eastAsia="맑은 고딕"/>
+          <w:sz w:val="21"/>
+        </w:rPr>
+        <w:t xml:space="preserve"> 이 기본값이지만 누군가 껐다면 복원할 것이 없다. </w:t>
+      </w:r>
+      <w:r>
+        <w:rPr>
+          <w:rFonts w:ascii="Consolas" w:hAnsi="Consolas" w:eastAsia="Consolas" w:cs="Consolas"/>
+          <w:sz w:val="20"/>
+        </w:rPr>
+        <w:t xml:space="preserve">restore spfile to '&lt;임시경로&gt;' from autobackup</w:t>
+      </w:r>
+      <w:r>
+        <w:rPr>
+          <w:rFonts w:ascii="맑은 고딕" w:hAnsi="맑은 고딕" w:eastAsia="맑은 고딕"/>
+          <w:sz w:val="21"/>
+        </w:rPr>
+        <w:t xml:space="preserve"> 으로 비파괴적으로 검증해 둘 수 있다.</w:t>
       </w:r>
     </w:p>
     <w:p>
@@ -1480,7 +3013,21 @@
           <w:rFonts w:ascii="맑은 고딕" w:hAnsi="맑은 고딕" w:eastAsia="맑은 고딕"/>
           <w:sz w:val="21"/>
         </w:rPr>
-        <w:t>1. 아카이브 모드. `select log_mode from v$database` 로 ARCHIVELOG 인지 본다. NOARCHIVELOG 면 온라인 백업도 시점 복구도 불가능하다.</w:t>
+        <w:t xml:space="preserve">1. 아카이브 모드. </w:t>
+      </w:r>
+      <w:r>
+        <w:rPr>
+          <w:rFonts w:ascii="Consolas" w:hAnsi="Consolas" w:eastAsia="Consolas" w:cs="Consolas"/>
+          <w:sz w:val="20"/>
+        </w:rPr>
+        <w:t xml:space="preserve">select log_mode from v$database</w:t>
+      </w:r>
+      <w:r>
+        <w:rPr>
+          <w:rFonts w:ascii="맑은 고딕" w:hAnsi="맑은 고딕" w:eastAsia="맑은 고딕"/>
+          <w:sz w:val="21"/>
+        </w:rPr>
+        <w:t xml:space="preserve"> 로 ARCHIVELOG 인지 본다. NOARCHIVELOG 면 온라인 백업도 시점 복구도 불가능하다.</w:t>
       </w:r>
     </w:p>
     <w:p>
@@ -1489,7 +3036,21 @@
           <w:rFonts w:ascii="맑은 고딕" w:hAnsi="맑은 고딕" w:eastAsia="맑은 고딕"/>
           <w:sz w:val="21"/>
         </w:rPr>
-        <w:t>2. 아카이브 대상. `select inst_id, dest_id, dest_name, status, destination from gv$archive_dest where dest_id=1` 로 양 인스턴스의 STATUS 가 VALID 인지 본다. INACTIVE 나 ERROR 면 즉시 조치가 필요하다.</w:t>
+        <w:t xml:space="preserve">2. 아카이브 대상. </w:t>
+      </w:r>
+      <w:r>
+        <w:rPr>
+          <w:rFonts w:ascii="Consolas" w:hAnsi="Consolas" w:eastAsia="Consolas" w:cs="Consolas"/>
+          <w:sz w:val="20"/>
+        </w:rPr>
+        <w:t xml:space="preserve">select inst_id, dest_id, dest_name, status, destination from gv$archive_dest where dest_id=1</w:t>
+      </w:r>
+      <w:r>
+        <w:rPr>
+          <w:rFonts w:ascii="맑은 고딕" w:hAnsi="맑은 고딕" w:eastAsia="맑은 고딕"/>
+          <w:sz w:val="21"/>
+        </w:rPr>
+        <w:t xml:space="preserve"> 로 양 인스턴스의 STATUS 가 VALID 인지 본다. INACTIVE 나 ERROR 면 즉시 조치가 필요하다.</w:t>
       </w:r>
     </w:p>
     <w:p>
@@ -1498,7 +3059,35 @@
           <w:rFonts w:ascii="맑은 고딕" w:hAnsi="맑은 고딕" w:eastAsia="맑은 고딕"/>
           <w:sz w:val="21"/>
         </w:rPr>
-        <w:t>3. 대상이 공유 스토리지인가. DESTINATION 이 `USE_DB_RECOVERY_FILE_DEST` 이고 `db_recovery_file_dest` 가 ASM 디스크그룹인지 확인한다. 로컬 파일시스템 경로면 RAC 구성으로 부적합하다.</w:t>
+        <w:t xml:space="preserve">3. 대상이 공유 스토리지인가. DESTINATION 이 </w:t>
+      </w:r>
+      <w:r>
+        <w:rPr>
+          <w:rFonts w:ascii="Consolas" w:hAnsi="Consolas" w:eastAsia="Consolas" w:cs="Consolas"/>
+          <w:sz w:val="20"/>
+        </w:rPr>
+        <w:t xml:space="preserve">USE_DB_RECOVERY_FILE_DEST</w:t>
+      </w:r>
+      <w:r>
+        <w:rPr>
+          <w:rFonts w:ascii="맑은 고딕" w:hAnsi="맑은 고딕" w:eastAsia="맑은 고딕"/>
+          <w:sz w:val="21"/>
+        </w:rPr>
+        <w:t xml:space="preserve"> 이고 </w:t>
+      </w:r>
+      <w:r>
+        <w:rPr>
+          <w:rFonts w:ascii="Consolas" w:hAnsi="Consolas" w:eastAsia="Consolas" w:cs="Consolas"/>
+          <w:sz w:val="20"/>
+        </w:rPr>
+        <w:t xml:space="preserve">db_recovery_file_dest</w:t>
+      </w:r>
+      <w:r>
+        <w:rPr>
+          <w:rFonts w:ascii="맑은 고딕" w:hAnsi="맑은 고딕" w:eastAsia="맑은 고딕"/>
+          <w:sz w:val="21"/>
+        </w:rPr>
+        <w:t xml:space="preserve"> 가 ASM 디스크그룹인지 확인한다. 로컬 파일시스템 경로면 RAC 구성으로 부적합하다.</w:t>
       </w:r>
     </w:p>
     <w:p>
@@ -1507,7 +3096,35 @@
           <w:rFonts w:ascii="맑은 고딕" w:hAnsi="맑은 고딕" w:eastAsia="맑은 고딕"/>
           <w:sz w:val="21"/>
         </w:rPr>
-        <w:t>4. 이름 형식. `select value from v$parameter where name='log_archive_format'` 로 `%t` 가 들어 있는지 본다. 없으면 스레드 간 이름이 충돌한다.</w:t>
+        <w:t xml:space="preserve">4. 이름 형식. </w:t>
+      </w:r>
+      <w:r>
+        <w:rPr>
+          <w:rFonts w:ascii="Consolas" w:hAnsi="Consolas" w:eastAsia="Consolas" w:cs="Consolas"/>
+          <w:sz w:val="20"/>
+        </w:rPr>
+        <w:t xml:space="preserve">select value from v$parameter where name='log_archive_format'</w:t>
+      </w:r>
+      <w:r>
+        <w:rPr>
+          <w:rFonts w:ascii="맑은 고딕" w:hAnsi="맑은 고딕" w:eastAsia="맑은 고딕"/>
+          <w:sz w:val="21"/>
+        </w:rPr>
+        <w:t xml:space="preserve"> 로 </w:t>
+      </w:r>
+      <w:r>
+        <w:rPr>
+          <w:rFonts w:ascii="Consolas" w:hAnsi="Consolas" w:eastAsia="Consolas" w:cs="Consolas"/>
+          <w:sz w:val="20"/>
+        </w:rPr>
+        <w:t xml:space="preserve">%t</w:t>
+      </w:r>
+      <w:r>
+        <w:rPr>
+          <w:rFonts w:ascii="맑은 고딕" w:hAnsi="맑은 고딕" w:eastAsia="맑은 고딕"/>
+          <w:sz w:val="21"/>
+        </w:rPr>
+        <w:t xml:space="preserve"> 가 들어 있는지 본다. 없으면 스레드 간 이름이 충돌한다.</w:t>
       </w:r>
     </w:p>
     <w:p>
@@ -1516,7 +3133,21 @@
           <w:rFonts w:ascii="맑은 고딕" w:hAnsi="맑은 고딕" w:eastAsia="맑은 고딕"/>
           <w:sz w:val="21"/>
         </w:rPr>
-        <w:t>5. 스레드별 생성 확인. `select thread#, max(sequence#), max(completion_time) from v$archived_log where deleted='NO' group by thread#` 로 두 스레드 모두 최근에 아카이브가 만들어졌는지 본다. 한 스레드만 오래되었으면 그쪽에 문제가 있다.</w:t>
+        <w:t xml:space="preserve">5. 스레드별 생성 확인. </w:t>
+      </w:r>
+      <w:r>
+        <w:rPr>
+          <w:rFonts w:ascii="Consolas" w:hAnsi="Consolas" w:eastAsia="Consolas" w:cs="Consolas"/>
+          <w:sz w:val="20"/>
+        </w:rPr>
+        <w:t xml:space="preserve">select thread#, max(sequence#), max(completion_time) from v$archived_log where deleted='NO' group by thread#</w:t>
+      </w:r>
+      <w:r>
+        <w:rPr>
+          <w:rFonts w:ascii="맑은 고딕" w:hAnsi="맑은 고딕" w:eastAsia="맑은 고딕"/>
+          <w:sz w:val="21"/>
+        </w:rPr>
+        <w:t xml:space="preserve"> 로 두 스레드 모두 최근에 아카이브가 만들어졌는지 본다. 한 스레드만 오래되었으면 그쪽에 문제가 있다.</w:t>
       </w:r>
     </w:p>
     <w:p>
@@ -1534,7 +3165,21 @@
           <w:rFonts w:ascii="맑은 고딕" w:hAnsi="맑은 고딕" w:eastAsia="맑은 고딕"/>
           <w:sz w:val="21"/>
         </w:rPr>
-        <w:t>7. 실제 파일 확인. `asmcmd ls +FRA/RACDB/ARCHIVELOG/&lt;날짜&gt;/` 로 파일이 실제로 있는지 보고 이름에 thread_1 과 thread_2 가 모두 있는지 확인한다.</w:t>
+        <w:t xml:space="preserve">7. 실제 파일 확인. </w:t>
+      </w:r>
+      <w:r>
+        <w:rPr>
+          <w:rFonts w:ascii="Consolas" w:hAnsi="Consolas" w:eastAsia="Consolas" w:cs="Consolas"/>
+          <w:sz w:val="20"/>
+        </w:rPr>
+        <w:t xml:space="preserve">asmcmd ls +FRA/RACDB/ARCHIVELOG/&lt;날짜&gt;/</w:t>
+      </w:r>
+      <w:r>
+        <w:rPr>
+          <w:rFonts w:ascii="맑은 고딕" w:hAnsi="맑은 고딕" w:eastAsia="맑은 고딕"/>
+          <w:sz w:val="21"/>
+        </w:rPr>
+        <w:t xml:space="preserve"> 로 파일이 실제로 있는지 보고 이름에 thread_1 과 thread_2 가 모두 있는지 확인한다.</w:t>
       </w:r>
     </w:p>
     <w:p>
@@ -1543,7 +3188,21 @@
           <w:rFonts w:ascii="맑은 고딕" w:hAnsi="맑은 고딕" w:eastAsia="맑은 고딕"/>
           <w:sz w:val="21"/>
         </w:rPr>
-        <w:t>8. FRA 여유. `select space_used, space_limit, space_reclaimable from v$recovery_file_dest` 로 여유를 본다.</w:t>
+        <w:t xml:space="preserve">8. FRA 여유. </w:t>
+      </w:r>
+      <w:r>
+        <w:rPr>
+          <w:rFonts w:ascii="Consolas" w:hAnsi="Consolas" w:eastAsia="Consolas" w:cs="Consolas"/>
+          <w:sz w:val="20"/>
+        </w:rPr>
+        <w:t xml:space="preserve">select space_used, space_limit, space_reclaimable from v$recovery_file_dest</w:t>
+      </w:r>
+      <w:r>
+        <w:rPr>
+          <w:rFonts w:ascii="맑은 고딕" w:hAnsi="맑은 고딕" w:eastAsia="맑은 고딕"/>
+          <w:sz w:val="21"/>
+        </w:rPr>
+        <w:t xml:space="preserve"> 로 여유를 본다.</w:t>
       </w:r>
     </w:p>
     <w:p>
@@ -1570,7 +3229,21 @@
           <w:rFonts w:ascii="맑은 고딕" w:hAnsi="맑은 고딕" w:eastAsia="맑은 고딕"/>
           <w:sz w:val="21"/>
         </w:rPr>
-        <w:t>1. 백업 목록 확인. 백업을 만든 노드가 아닌 다른 노드에서 `list backup summary` 를 실행한다. 같은 목록이 나와야 한다. 컨트롤파일이 공유되므로 정상이라면 같다.</w:t>
+        <w:t xml:space="preserve">1. 백업 목록 확인. 백업을 만든 노드가 아닌 다른 노드에서 </w:t>
+      </w:r>
+      <w:r>
+        <w:rPr>
+          <w:rFonts w:ascii="Consolas" w:hAnsi="Consolas" w:eastAsia="Consolas" w:cs="Consolas"/>
+          <w:sz w:val="20"/>
+        </w:rPr>
+        <w:t xml:space="preserve">list backup summary</w:t>
+      </w:r>
+      <w:r>
+        <w:rPr>
+          <w:rFonts w:ascii="맑은 고딕" w:hAnsi="맑은 고딕" w:eastAsia="맑은 고딕"/>
+          <w:sz w:val="21"/>
+        </w:rPr>
+        <w:t xml:space="preserve"> 를 실행한다. 같은 목록이 나와야 한다. 컨트롤파일이 공유되므로 정상이라면 같다.</w:t>
       </w:r>
     </w:p>
     <w:p>
@@ -1579,7 +3252,35 @@
           <w:rFonts w:ascii="맑은 고딕" w:hAnsi="맑은 고딕" w:eastAsia="맑은 고딕"/>
           <w:sz w:val="21"/>
         </w:rPr>
-        <w:t>2. 백업 조각 경로 확인. `list backup` 으로 piece handle 이 모두 공유 스토리지(`+FRA` 등)인지 본다. 로컬 경로가 섞여 있으면 그것이 문제다.</w:t>
+        <w:t xml:space="preserve">2. 백업 조각 경로 확인. </w:t>
+      </w:r>
+      <w:r>
+        <w:rPr>
+          <w:rFonts w:ascii="Consolas" w:hAnsi="Consolas" w:eastAsia="Consolas" w:cs="Consolas"/>
+          <w:sz w:val="20"/>
+        </w:rPr>
+        <w:t xml:space="preserve">list backup</w:t>
+      </w:r>
+      <w:r>
+        <w:rPr>
+          <w:rFonts w:ascii="맑은 고딕" w:hAnsi="맑은 고딕" w:eastAsia="맑은 고딕"/>
+          <w:sz w:val="21"/>
+        </w:rPr>
+        <w:t xml:space="preserve"> 으로 piece handle 이 모두 공유 스토리지(</w:t>
+      </w:r>
+      <w:r>
+        <w:rPr>
+          <w:rFonts w:ascii="Consolas" w:hAnsi="Consolas" w:eastAsia="Consolas" w:cs="Consolas"/>
+          <w:sz w:val="20"/>
+        </w:rPr>
+        <w:t xml:space="preserve">+FRA</w:t>
+      </w:r>
+      <w:r>
+        <w:rPr>
+          <w:rFonts w:ascii="맑은 고딕" w:hAnsi="맑은 고딕" w:eastAsia="맑은 고딕"/>
+          <w:sz w:val="21"/>
+        </w:rPr>
+        <w:t xml:space="preserve"> 등)인지 본다. 로컬 경로가 섞여 있으면 그것이 문제다.</w:t>
       </w:r>
     </w:p>
     <w:p>
@@ -1588,7 +3289,49 @@
           <w:rFonts w:ascii="맑은 고딕" w:hAnsi="맑은 고딕" w:eastAsia="맑은 고딕"/>
           <w:sz w:val="21"/>
         </w:rPr>
-        <w:t>3. 교차 점검. 그 노드에서 `crosscheck backup` 과 `crosscheck archivelog all` 을 돌린다. `validation failed` 가 있으면 그 항목이 접근 불가다.</w:t>
+        <w:t xml:space="preserve">3. 교차 점검. 그 노드에서 </w:t>
+      </w:r>
+      <w:r>
+        <w:rPr>
+          <w:rFonts w:ascii="Consolas" w:hAnsi="Consolas" w:eastAsia="Consolas" w:cs="Consolas"/>
+          <w:sz w:val="20"/>
+        </w:rPr>
+        <w:t xml:space="preserve">crosscheck backup</w:t>
+      </w:r>
+      <w:r>
+        <w:rPr>
+          <w:rFonts w:ascii="맑은 고딕" w:hAnsi="맑은 고딕" w:eastAsia="맑은 고딕"/>
+          <w:sz w:val="21"/>
+        </w:rPr>
+        <w:t xml:space="preserve"> 과 </w:t>
+      </w:r>
+      <w:r>
+        <w:rPr>
+          <w:rFonts w:ascii="Consolas" w:hAnsi="Consolas" w:eastAsia="Consolas" w:cs="Consolas"/>
+          <w:sz w:val="20"/>
+        </w:rPr>
+        <w:t xml:space="preserve">crosscheck archivelog all</w:t>
+      </w:r>
+      <w:r>
+        <w:rPr>
+          <w:rFonts w:ascii="맑은 고딕" w:hAnsi="맑은 고딕" w:eastAsia="맑은 고딕"/>
+          <w:sz w:val="21"/>
+        </w:rPr>
+        <w:t xml:space="preserve"> 을 돌린다. </w:t>
+      </w:r>
+      <w:r>
+        <w:rPr>
+          <w:rFonts w:ascii="Consolas" w:hAnsi="Consolas" w:eastAsia="Consolas" w:cs="Consolas"/>
+          <w:sz w:val="20"/>
+        </w:rPr>
+        <w:t xml:space="preserve">validation failed</w:t>
+      </w:r>
+      <w:r>
+        <w:rPr>
+          <w:rFonts w:ascii="맑은 고딕" w:hAnsi="맑은 고딕" w:eastAsia="맑은 고딕"/>
+          <w:sz w:val="21"/>
+        </w:rPr>
+        <w:t xml:space="preserve"> 가 있으면 그 항목이 접근 불가다.</w:t>
       </w:r>
     </w:p>
     <w:p>
@@ -1597,7 +3340,21 @@
           <w:rFonts w:ascii="맑은 고딕" w:hAnsi="맑은 고딕" w:eastAsia="맑은 고딕"/>
           <w:sz w:val="21"/>
         </w:rPr>
-        <w:t>4. 복원 검증. `restore database validate` 를 돌린다. 실제로 복원하지 않고 백업을 읽어만 보므로 운영 중에도 안전하다. 실습에서 rac1 71.2 초, rac2 71.4 초로 둘 다 성공했다.</w:t>
+        <w:t xml:space="preserve">4. 복원 검증. </w:t>
+      </w:r>
+      <w:r>
+        <w:rPr>
+          <w:rFonts w:ascii="Consolas" w:hAnsi="Consolas" w:eastAsia="Consolas" w:cs="Consolas"/>
+          <w:sz w:val="20"/>
+        </w:rPr>
+        <w:t xml:space="preserve">restore database validate</w:t>
+      </w:r>
+      <w:r>
+        <w:rPr>
+          <w:rFonts w:ascii="맑은 고딕" w:hAnsi="맑은 고딕" w:eastAsia="맑은 고딕"/>
+          <w:sz w:val="21"/>
+        </w:rPr>
+        <w:t xml:space="preserve"> 를 돌린다. 실제로 복원하지 않고 백업을 읽어만 보므로 운영 중에도 안전하다. 실습에서 rac1 71.2 초, rac2 71.4 초로 둘 다 성공했다.</w:t>
       </w:r>
     </w:p>
     <w:p>
@@ -1606,7 +3363,21 @@
           <w:rFonts w:ascii="맑은 고딕" w:hAnsi="맑은 고딕" w:eastAsia="맑은 고딕"/>
           <w:sz w:val="21"/>
         </w:rPr>
-        <w:t>5. 아카이브까지 검증. `restore archivelog all validate` 도 함께 돌린다. 데이터파일 백업이 유효해도 아카이브가 없으면 시점 복구가 안 된다.</w:t>
+        <w:t xml:space="preserve">5. 아카이브까지 검증. </w:t>
+      </w:r>
+      <w:r>
+        <w:rPr>
+          <w:rFonts w:ascii="Consolas" w:hAnsi="Consolas" w:eastAsia="Consolas" w:cs="Consolas"/>
+          <w:sz w:val="20"/>
+        </w:rPr>
+        <w:t xml:space="preserve">restore archivelog all validate</w:t>
+      </w:r>
+      <w:r>
+        <w:rPr>
+          <w:rFonts w:ascii="맑은 고딕" w:hAnsi="맑은 고딕" w:eastAsia="맑은 고딕"/>
+          <w:sz w:val="21"/>
+        </w:rPr>
+        <w:t xml:space="preserve"> 도 함께 돌린다. 데이터파일 백업이 유효해도 아카이브가 없으면 시점 복구가 안 된다.</w:t>
       </w:r>
     </w:p>
     <w:p>
@@ -1624,7 +3395,21 @@
           <w:rFonts w:ascii="맑은 고딕" w:hAnsi="맑은 고딕" w:eastAsia="맑은 고딕"/>
           <w:sz w:val="21"/>
         </w:rPr>
-        <w:t>첫째, 백업 조각 경로. 로컬이면 백업 스크립트의 `format` 을 고친다.</w:t>
+        <w:t xml:space="preserve">첫째, 백업 조각 경로. 로컬이면 백업 스크립트의 </w:t>
+      </w:r>
+      <w:r>
+        <w:rPr>
+          <w:rFonts w:ascii="Consolas" w:hAnsi="Consolas" w:eastAsia="Consolas" w:cs="Consolas"/>
+          <w:sz w:val="20"/>
+        </w:rPr>
+        <w:t xml:space="preserve">format</w:t>
+      </w:r>
+      <w:r>
+        <w:rPr>
+          <w:rFonts w:ascii="맑은 고딕" w:hAnsi="맑은 고딕" w:eastAsia="맑은 고딕"/>
+          <w:sz w:val="21"/>
+        </w:rPr>
+        <w:t xml:space="preserve"> 을 고친다.</w:t>
       </w:r>
     </w:p>
     <w:p>
@@ -1633,7 +3418,21 @@
           <w:rFonts w:ascii="맑은 고딕" w:hAnsi="맑은 고딕" w:eastAsia="맑은 고딕"/>
           <w:sz w:val="21"/>
         </w:rPr>
-        <w:t>둘째, 아카이브 경로. `log_archive_dest_1` 이 공유 위치인지 본다. 17.2 절의 상황이다.</w:t>
+        <w:t xml:space="preserve">둘째, 아카이브 경로. </w:t>
+      </w:r>
+      <w:r>
+        <w:rPr>
+          <w:rFonts w:ascii="Consolas" w:hAnsi="Consolas" w:eastAsia="Consolas" w:cs="Consolas"/>
+          <w:sz w:val="20"/>
+        </w:rPr>
+        <w:t xml:space="preserve">log_archive_dest_1</w:t>
+      </w:r>
+      <w:r>
+        <w:rPr>
+          <w:rFonts w:ascii="맑은 고딕" w:hAnsi="맑은 고딕" w:eastAsia="맑은 고딕"/>
+          <w:sz w:val="21"/>
+        </w:rPr>
+        <w:t xml:space="preserve"> 이 공유 위치인지 본다. 17.2 절의 상황이다.</w:t>
       </w:r>
     </w:p>
     <w:p>
@@ -1651,7 +3450,35 @@
           <w:rFonts w:ascii="맑은 고딕" w:hAnsi="맑은 고딕" w:eastAsia="맑은 고딕"/>
           <w:sz w:val="21"/>
         </w:rPr>
-        <w:t>넷째, 파일 자체의 존재. 양 노드에서 `asmcmd ls` 나 `ls` 로 확인한다. 양쪽 모두 없으면 로컬 문제가 아니라 파일이 사라진 것이다.</w:t>
+        <w:t xml:space="preserve">넷째, 파일 자체의 존재. 양 노드에서 </w:t>
+      </w:r>
+      <w:r>
+        <w:rPr>
+          <w:rFonts w:ascii="Consolas" w:hAnsi="Consolas" w:eastAsia="Consolas" w:cs="Consolas"/>
+          <w:sz w:val="20"/>
+        </w:rPr>
+        <w:t xml:space="preserve">asmcmd ls</w:t>
+      </w:r>
+      <w:r>
+        <w:rPr>
+          <w:rFonts w:ascii="맑은 고딕" w:hAnsi="맑은 고딕" w:eastAsia="맑은 고딕"/>
+          <w:sz w:val="21"/>
+        </w:rPr>
+        <w:t xml:space="preserve"> 나 </w:t>
+      </w:r>
+      <w:r>
+        <w:rPr>
+          <w:rFonts w:ascii="Consolas" w:hAnsi="Consolas" w:eastAsia="Consolas" w:cs="Consolas"/>
+          <w:sz w:val="20"/>
+        </w:rPr>
+        <w:t xml:space="preserve">ls</w:t>
+      </w:r>
+      <w:r>
+        <w:rPr>
+          <w:rFonts w:ascii="맑은 고딕" w:hAnsi="맑은 고딕" w:eastAsia="맑은 고딕"/>
+          <w:sz w:val="21"/>
+        </w:rPr>
+        <w:t xml:space="preserve"> 로 확인한다. 양쪽 모두 없으면 로컬 문제가 아니라 파일이 사라진 것이다.</w:t>
       </w:r>
     </w:p>
     <w:p>
@@ -1687,7 +3514,21 @@
           <w:rFonts w:ascii="맑은 고딕" w:hAnsi="맑은 고딕" w:eastAsia="맑은 고딕"/>
           <w:sz w:val="21"/>
         </w:rPr>
-        <w:t>1. `Reconfiguration started (old inc N, new inc M)` — 클러스터 재구성이 시작되었다. incarnation 번호가 올라가며 이것이 사건의 시작 시각이다.</w:t>
+        <w:t xml:space="preserve">1. </w:t>
+      </w:r>
+      <w:r>
+        <w:rPr>
+          <w:rFonts w:ascii="Consolas" w:hAnsi="Consolas" w:eastAsia="Consolas" w:cs="Consolas"/>
+          <w:sz w:val="20"/>
+        </w:rPr>
+        <w:t xml:space="preserve">Reconfiguration started (old inc N, new inc M)</w:t>
+      </w:r>
+      <w:r>
+        <w:rPr>
+          <w:rFonts w:ascii="맑은 고딕" w:hAnsi="맑은 고딕" w:eastAsia="맑은 고딕"/>
+          <w:sz w:val="21"/>
+        </w:rPr>
+        <w:t xml:space="preserve"> — 클러스터 재구성이 시작되었다. incarnation 번호가 올라가며 이것이 사건의 시작 시각이다.</w:t>
       </w:r>
     </w:p>
     <w:p>
@@ -1696,7 +3537,35 @@
           <w:rFonts w:ascii="맑은 고딕" w:hAnsi="맑은 고딕" w:eastAsia="맑은 고딕"/>
           <w:sz w:val="21"/>
         </w:rPr>
-        <w:t>2. `List of instances` 와 `Dead instances` — 어느 인스턴스가 남고 어느 것이 죽었는지 알려 준다.</w:t>
+        <w:t xml:space="preserve">2. </w:t>
+      </w:r>
+      <w:r>
+        <w:rPr>
+          <w:rFonts w:ascii="Consolas" w:hAnsi="Consolas" w:eastAsia="Consolas" w:cs="Consolas"/>
+          <w:sz w:val="20"/>
+        </w:rPr>
+        <w:t xml:space="preserve">List of instances</w:t>
+      </w:r>
+      <w:r>
+        <w:rPr>
+          <w:rFonts w:ascii="맑은 고딕" w:hAnsi="맑은 고딕" w:eastAsia="맑은 고딕"/>
+          <w:sz w:val="21"/>
+        </w:rPr>
+        <w:t xml:space="preserve"> 와 </w:t>
+      </w:r>
+      <w:r>
+        <w:rPr>
+          <w:rFonts w:ascii="Consolas" w:hAnsi="Consolas" w:eastAsia="Consolas" w:cs="Consolas"/>
+          <w:sz w:val="20"/>
+        </w:rPr>
+        <w:t xml:space="preserve">Dead instances</w:t>
+      </w:r>
+      <w:r>
+        <w:rPr>
+          <w:rFonts w:ascii="맑은 고딕" w:hAnsi="맑은 고딕" w:eastAsia="맑은 고딕"/>
+          <w:sz w:val="21"/>
+        </w:rPr>
+        <w:t xml:space="preserve"> — 어느 인스턴스가 남고 어느 것이 죽었는지 알려 준다.</w:t>
       </w:r>
     </w:p>
     <w:p>
@@ -1705,7 +3574,21 @@
           <w:rFonts w:ascii="맑은 고딕" w:hAnsi="맑은 고딕" w:eastAsia="맑은 고딕"/>
           <w:sz w:val="21"/>
         </w:rPr>
-        <w:t>3. `Global Resource Directory frozen` — 캐시 퓨전 자원 목록이 얼었다. 이 시점부터 짧은 정지가 시작된다.</w:t>
+        <w:t xml:space="preserve">3. </w:t>
+      </w:r>
+      <w:r>
+        <w:rPr>
+          <w:rFonts w:ascii="Consolas" w:hAnsi="Consolas" w:eastAsia="Consolas" w:cs="Consolas"/>
+          <w:sz w:val="20"/>
+        </w:rPr>
+        <w:t xml:space="preserve">Global Resource Directory frozen</w:t>
+      </w:r>
+      <w:r>
+        <w:rPr>
+          <w:rFonts w:ascii="맑은 고딕" w:hAnsi="맑은 고딕" w:eastAsia="맑은 고딕"/>
+          <w:sz w:val="21"/>
+        </w:rPr>
+        <w:t xml:space="preserve"> — 캐시 퓨전 자원 목록이 얼었다. 이 시점부터 짧은 정지가 시작된다.</w:t>
       </w:r>
     </w:p>
     <w:p>
@@ -1714,7 +3597,21 @@
           <w:rFonts w:ascii="맑은 고딕" w:hAnsi="맑은 고딕" w:eastAsia="맑은 고딕"/>
           <w:sz w:val="21"/>
         </w:rPr>
-        <w:t>4. `dead instance detected - domain N invalid` — 어느 컨테이너가 복구를 필요로 하는지 알려 준다. CDB 환경에서 PDB 단위로 나온다.</w:t>
+        <w:t xml:space="preserve">4. </w:t>
+      </w:r>
+      <w:r>
+        <w:rPr>
+          <w:rFonts w:ascii="Consolas" w:hAnsi="Consolas" w:eastAsia="Consolas" w:cs="Consolas"/>
+          <w:sz w:val="20"/>
+        </w:rPr>
+        <w:t xml:space="preserve">dead instance detected - domain N invalid</w:t>
+      </w:r>
+      <w:r>
+        <w:rPr>
+          <w:rFonts w:ascii="맑은 고딕" w:hAnsi="맑은 고딕" w:eastAsia="맑은 고딕"/>
+          <w:sz w:val="21"/>
+        </w:rPr>
+        <w:t xml:space="preserve"> — 어느 컨테이너가 복구를 필요로 하는지 알려 준다. CDB 환경에서 PDB 단위로 나온다.</w:t>
       </w:r>
     </w:p>
     <w:p>
@@ -1723,7 +3620,21 @@
           <w:rFonts w:ascii="맑은 고딕" w:hAnsi="맑은 고딕" w:eastAsia="맑은 고딕"/>
           <w:sz w:val="21"/>
         </w:rPr>
-        <w:t>5. `LMS n: GCS shadows cancelled` — 죽은 인스턴스가 잡고 있던 자원을 정리했다.</w:t>
+        <w:t xml:space="preserve">5. </w:t>
+      </w:r>
+      <w:r>
+        <w:rPr>
+          <w:rFonts w:ascii="Consolas" w:hAnsi="Consolas" w:eastAsia="Consolas" w:cs="Consolas"/>
+          <w:sz w:val="20"/>
+        </w:rPr>
+        <w:t xml:space="preserve">LMS n: GCS shadows cancelled</w:t>
+      </w:r>
+      <w:r>
+        <w:rPr>
+          <w:rFonts w:ascii="맑은 고딕" w:hAnsi="맑은 고딕" w:eastAsia="맑은 고딕"/>
+          <w:sz w:val="21"/>
+        </w:rPr>
+        <w:t xml:space="preserve"> — 죽은 인스턴스가 잡고 있던 자원을 정리했다.</w:t>
       </w:r>
     </w:p>
     <w:p>
@@ -1732,7 +3643,21 @@
           <w:rFonts w:ascii="맑은 고딕" w:hAnsi="맑은 고딕" w:eastAsia="맑은 고딕"/>
           <w:sz w:val="21"/>
         </w:rPr>
-        <w:t>6. `Reconfiguration complete (total time N secs)` — 재구성 소요 시간. 실습에서 0.1 초였다.</w:t>
+        <w:t xml:space="preserve">6. </w:t>
+      </w:r>
+      <w:r>
+        <w:rPr>
+          <w:rFonts w:ascii="Consolas" w:hAnsi="Consolas" w:eastAsia="Consolas" w:cs="Consolas"/>
+          <w:sz w:val="20"/>
+        </w:rPr>
+        <w:t xml:space="preserve">Reconfiguration complete (total time N secs)</w:t>
+      </w:r>
+      <w:r>
+        <w:rPr>
+          <w:rFonts w:ascii="맑은 고딕" w:hAnsi="맑은 고딕" w:eastAsia="맑은 고딕"/>
+          <w:sz w:val="21"/>
+        </w:rPr>
+        <w:t xml:space="preserve"> — 재구성 소요 시간. 실습에서 0.1 초였다.</w:t>
       </w:r>
     </w:p>
     <w:p>
@@ -1741,7 +3666,21 @@
           <w:rFonts w:ascii="맑은 고딕" w:hAnsi="맑은 고딕" w:eastAsia="맑은 고딕"/>
           <w:sz w:val="21"/>
         </w:rPr>
-        <w:t>7. `CDB IR excluding pdb N which was cleanly closed` — 깨끗이 닫혀 있던 PDB 는 복구 대상에서 뺐다.</w:t>
+        <w:t xml:space="preserve">7. </w:t>
+      </w:r>
+      <w:r>
+        <w:rPr>
+          <w:rFonts w:ascii="Consolas" w:hAnsi="Consolas" w:eastAsia="Consolas" w:cs="Consolas"/>
+          <w:sz w:val="20"/>
+        </w:rPr>
+        <w:t xml:space="preserve">CDB IR excluding pdb N which was cleanly closed</w:t>
+      </w:r>
+      <w:r>
+        <w:rPr>
+          <w:rFonts w:ascii="맑은 고딕" w:hAnsi="맑은 고딕" w:eastAsia="맑은 고딕"/>
+          <w:sz w:val="21"/>
+        </w:rPr>
+        <w:t xml:space="preserve"> — 깨끗이 닫혀 있던 PDB 는 복구 대상에서 뺐다.</w:t>
       </w:r>
     </w:p>
     <w:p>
@@ -1750,7 +3689,21 @@
           <w:rFonts w:ascii="맑은 고딕" w:hAnsi="맑은 고딕" w:eastAsia="맑은 고딕"/>
           <w:sz w:val="21"/>
         </w:rPr>
-        <w:t>8. `Beginning instance recovery of N threads` — 복구할 스레드 수. 죽은 인스턴스 수와 같다.</w:t>
+        <w:t xml:space="preserve">8. </w:t>
+      </w:r>
+      <w:r>
+        <w:rPr>
+          <w:rFonts w:ascii="Consolas" w:hAnsi="Consolas" w:eastAsia="Consolas" w:cs="Consolas"/>
+          <w:sz w:val="20"/>
+        </w:rPr>
+        <w:t xml:space="preserve">Beginning instance recovery of N threads</w:t>
+      </w:r>
+      <w:r>
+        <w:rPr>
+          <w:rFonts w:ascii="맑은 고딕" w:hAnsi="맑은 고딕" w:eastAsia="맑은 고딕"/>
+          <w:sz w:val="21"/>
+        </w:rPr>
+        <w:t xml:space="preserve"> — 복구할 스레드 수. 죽은 인스턴스 수와 같다.</w:t>
       </w:r>
     </w:p>
     <w:p>
@@ -1759,7 +3712,21 @@
           <w:rFonts w:ascii="맑은 고딕" w:hAnsi="맑은 고딕" w:eastAsia="맑은 고딕"/>
           <w:sz w:val="21"/>
         </w:rPr>
-        <w:t>9. `parallel recovery started with N processes` — 병렬도. 리두 양이 많으면 늘어난다.</w:t>
+        <w:t xml:space="preserve">9. </w:t>
+      </w:r>
+      <w:r>
+        <w:rPr>
+          <w:rFonts w:ascii="Consolas" w:hAnsi="Consolas" w:eastAsia="Consolas" w:cs="Consolas"/>
+          <w:sz w:val="20"/>
+        </w:rPr>
+        <w:t xml:space="preserve">parallel recovery started with N processes</w:t>
+      </w:r>
+      <w:r>
+        <w:rPr>
+          <w:rFonts w:ascii="맑은 고딕" w:hAnsi="맑은 고딕" w:eastAsia="맑은 고딕"/>
+          <w:sz w:val="21"/>
+        </w:rPr>
+        <w:t xml:space="preserve"> — 병렬도. 리두 양이 많으면 늘어난다.</w:t>
       </w:r>
     </w:p>
     <w:p>
@@ -1768,7 +3735,21 @@
           <w:rFonts w:ascii="맑은 고딕" w:hAnsi="맑은 고딕" w:eastAsia="맑은 고딕"/>
           <w:sz w:val="21"/>
         </w:rPr>
-        <w:t>10. `Thread N: Recovery starting at checkpoint rba (logseq X block Y)` — 복구 시작점. 마지막 체크포인트다. 이 구간이 짧을수록 복구가 빠르다.</w:t>
+        <w:t xml:space="preserve">10. </w:t>
+      </w:r>
+      <w:r>
+        <w:rPr>
+          <w:rFonts w:ascii="Consolas" w:hAnsi="Consolas" w:eastAsia="Consolas" w:cs="Consolas"/>
+          <w:sz w:val="20"/>
+        </w:rPr>
+        <w:t xml:space="preserve">Thread N: Recovery starting at checkpoint rba (logseq X block Y)</w:t>
+      </w:r>
+      <w:r>
+        <w:rPr>
+          <w:rFonts w:ascii="맑은 고딕" w:hAnsi="맑은 고딕" w:eastAsia="맑은 고딕"/>
+          <w:sz w:val="21"/>
+        </w:rPr>
+        <w:t xml:space="preserve"> — 복구 시작점. 마지막 체크포인트다. 이 구간이 짧을수록 복구가 빠르다.</w:t>
       </w:r>
     </w:p>
     <w:p>
@@ -1777,7 +3758,21 @@
           <w:rFonts w:ascii="맑은 고딕" w:hAnsi="맑은 고딕" w:eastAsia="맑은 고딕"/>
           <w:sz w:val="21"/>
         </w:rPr>
-        <w:t>11. `read N KB redo, M data blocks need recovery` — 작업량. 이 값으로 복구 시간을 가늠할 수 있다.</w:t>
+        <w:t xml:space="preserve">11. </w:t>
+      </w:r>
+      <w:r>
+        <w:rPr>
+          <w:rFonts w:ascii="Consolas" w:hAnsi="Consolas" w:eastAsia="Consolas" w:cs="Consolas"/>
+          <w:sz w:val="20"/>
+        </w:rPr>
+        <w:t xml:space="preserve">read N KB redo, M data blocks need recovery</w:t>
+      </w:r>
+      <w:r>
+        <w:rPr>
+          <w:rFonts w:ascii="맑은 고딕" w:hAnsi="맑은 고딕" w:eastAsia="맑은 고딕"/>
+          <w:sz w:val="21"/>
+        </w:rPr>
+        <w:t xml:space="preserve"> — 작업량. 이 값으로 복구 시간을 가늠할 수 있다.</w:t>
       </w:r>
     </w:p>
     <w:p>
@@ -1786,7 +3781,35 @@
           <w:rFonts w:ascii="맑은 고딕" w:hAnsi="맑은 고딕" w:eastAsia="맑은 고딕"/>
           <w:sz w:val="21"/>
         </w:rPr>
-        <w:t>12. `Recovery of Online Redo Log: Thread N Group G` 와 `Mem#` 줄 — 어느 리두 그룹의 어느 멤버를 읽었는지. 멤버가 여럿이면 모두 나온다.</w:t>
+        <w:t xml:space="preserve">12. </w:t>
+      </w:r>
+      <w:r>
+        <w:rPr>
+          <w:rFonts w:ascii="Consolas" w:hAnsi="Consolas" w:eastAsia="Consolas" w:cs="Consolas"/>
+          <w:sz w:val="20"/>
+        </w:rPr>
+        <w:t xml:space="preserve">Recovery of Online Redo Log: Thread N Group G</w:t>
+      </w:r>
+      <w:r>
+        <w:rPr>
+          <w:rFonts w:ascii="맑은 고딕" w:hAnsi="맑은 고딕" w:eastAsia="맑은 고딕"/>
+          <w:sz w:val="21"/>
+        </w:rPr>
+        <w:t xml:space="preserve"> 와 </w:t>
+      </w:r>
+      <w:r>
+        <w:rPr>
+          <w:rFonts w:ascii="Consolas" w:hAnsi="Consolas" w:eastAsia="Consolas" w:cs="Consolas"/>
+          <w:sz w:val="20"/>
+        </w:rPr>
+        <w:t xml:space="preserve">Mem#</w:t>
+      </w:r>
+      <w:r>
+        <w:rPr>
+          <w:rFonts w:ascii="맑은 고딕" w:hAnsi="맑은 고딕" w:eastAsia="맑은 고딕"/>
+          <w:sz w:val="21"/>
+        </w:rPr>
+        <w:t xml:space="preserve"> 줄 — 어느 리두 그룹의 어느 멤버를 읽었는지. 멤버가 여럿이면 모두 나온다.</w:t>
       </w:r>
     </w:p>
     <w:p>
@@ -1795,7 +3818,21 @@
           <w:rFonts w:ascii="맑은 고딕" w:hAnsi="맑은 고딕" w:eastAsia="맑은 고딕"/>
           <w:sz w:val="21"/>
         </w:rPr>
-        <w:t>13. `Completed redo application of N MB` — 적용 완료.</w:t>
+        <w:t xml:space="preserve">13. </w:t>
+      </w:r>
+      <w:r>
+        <w:rPr>
+          <w:rFonts w:ascii="Consolas" w:hAnsi="Consolas" w:eastAsia="Consolas" w:cs="Consolas"/>
+          <w:sz w:val="20"/>
+        </w:rPr>
+        <w:t xml:space="preserve">Completed redo application of N MB</w:t>
+      </w:r>
+      <w:r>
+        <w:rPr>
+          <w:rFonts w:ascii="맑은 고딕" w:hAnsi="맑은 고딕" w:eastAsia="맑은 고딕"/>
+          <w:sz w:val="21"/>
+        </w:rPr>
+        <w:t xml:space="preserve"> — 적용 완료.</w:t>
       </w:r>
     </w:p>
     <w:p>
@@ -1804,7 +3841,21 @@
           <w:rFonts w:ascii="맑은 고딕" w:hAnsi="맑은 고딕" w:eastAsia="맑은 고딕"/>
           <w:sz w:val="21"/>
         </w:rPr>
-        <w:t>14. `Completed instance recovery at` 과 뒤따르는 통계 — 최종 완료 시각과 실제 I/O 양. 1 번과의 시각 차가 인스턴스 복구 시간이다.</w:t>
+        <w:t xml:space="preserve">14. </w:t>
+      </w:r>
+      <w:r>
+        <w:rPr>
+          <w:rFonts w:ascii="Consolas" w:hAnsi="Consolas" w:eastAsia="Consolas" w:cs="Consolas"/>
+          <w:sz w:val="20"/>
+        </w:rPr>
+        <w:t xml:space="preserve">Completed instance recovery at</w:t>
+      </w:r>
+      <w:r>
+        <w:rPr>
+          <w:rFonts w:ascii="맑은 고딕" w:hAnsi="맑은 고딕" w:eastAsia="맑은 고딕"/>
+          <w:sz w:val="21"/>
+        </w:rPr>
+        <w:t xml:space="preserve"> 과 뒤따르는 통계 — 최종 완료 시각과 실제 I/O 양. 1 번과의 시각 차가 인스턴스 복구 시간이다.</w:t>
       </w:r>
     </w:p>
     <w:p>
@@ -1813,7 +3864,21 @@
           <w:rFonts w:ascii="맑은 고딕" w:hAnsi="맑은 고딕" w:eastAsia="맑은 고딕"/>
           <w:sz w:val="21"/>
         </w:rPr>
-        <w:t>15. `Redo thread N internally disabled at seq M (SMON)` — 그 스레드를 잠시 비활성화했다. 재기동하면 다시 활성화된다.</w:t>
+        <w:t xml:space="preserve">15. </w:t>
+      </w:r>
+      <w:r>
+        <w:rPr>
+          <w:rFonts w:ascii="Consolas" w:hAnsi="Consolas" w:eastAsia="Consolas" w:cs="Consolas"/>
+          <w:sz w:val="20"/>
+        </w:rPr>
+        <w:t xml:space="preserve">Redo thread N internally disabled at seq M (SMON)</w:t>
+      </w:r>
+      <w:r>
+        <w:rPr>
+          <w:rFonts w:ascii="맑은 고딕" w:hAnsi="맑은 고딕" w:eastAsia="맑은 고딕"/>
+          <w:sz w:val="21"/>
+        </w:rPr>
+        <w:t xml:space="preserve"> — 그 스레드를 잠시 비활성화했다. 재기동하면 다시 활성화된다.</w:t>
       </w:r>
     </w:p>
     <w:p>
@@ -1822,7 +3887,21 @@
           <w:rFonts w:ascii="맑은 고딕" w:hAnsi="맑은 고딕" w:eastAsia="맑은 고딕"/>
           <w:sz w:val="21"/>
         </w:rPr>
-        <w:t>관찰 요령으로, 장애를 내기 전에 알럿 로그의 줄 수를 기록해 두면 `tail -n +&lt;줄번호&gt;` 로 그 지점부터만 읽을 수 있다.</w:t>
+        <w:t xml:space="preserve">관찰 요령으로, 장애를 내기 전에 알럿 로그의 줄 수를 기록해 두면 </w:t>
+      </w:r>
+      <w:r>
+        <w:rPr>
+          <w:rFonts w:ascii="Consolas" w:hAnsi="Consolas" w:eastAsia="Consolas" w:cs="Consolas"/>
+          <w:sz w:val="20"/>
+        </w:rPr>
+        <w:t xml:space="preserve">tail -n +&lt;줄번호&gt;</w:t>
+      </w:r>
+      <w:r>
+        <w:rPr>
+          <w:rFonts w:ascii="맑은 고딕" w:hAnsi="맑은 고딕" w:eastAsia="맑은 고딕"/>
+          <w:sz w:val="21"/>
+        </w:rPr>
+        <w:t xml:space="preserve"> 로 그 지점부터만 읽을 수 있다.</w:t>
       </w:r>
     </w:p>
     <w:p>
@@ -1855,10 +3934,10 @@
     <w:p>
       <w:r>
         <w:rPr>
-          <w:rFonts w:ascii="맑은 고딕" w:hAnsi="맑은 고딕" w:eastAsia="맑은 고딕"/>
-          <w:sz w:val="21"/>
-        </w:rPr>
-        <w:t>`select trunc(completion_time) d, round(sum(blocks*block_size)/1024/1024,1) mb from v$archived_log where deleted='NO' group by trunc(completion_time) order by 1`</w:t>
+          <w:rFonts w:ascii="Consolas" w:hAnsi="Consolas" w:eastAsia="Consolas" w:cs="Consolas"/>
+          <w:sz w:val="20"/>
+        </w:rPr>
+        <w:t xml:space="preserve">select trunc(completion_time) d, round(sum(blocks*block_size)/1024/1024,1) mb from v$archived_log where deleted='NO' group by trunc(completion_time) order by 1</w:t>
       </w:r>
     </w:p>
     <w:p>
@@ -1867,7 +3946,21 @@
           <w:rFonts w:ascii="맑은 고딕" w:hAnsi="맑은 고딕" w:eastAsia="맑은 고딕"/>
           <w:sz w:val="21"/>
         </w:rPr>
-        <w:t>2. RAC 특유의 주의점을 적용한다. 두 인스턴스의 합이어야 한다. 스레드별로 나눠 보되 크기 산정에는 합을 쓴다. 13장에서 잰 인스턴스별 `redo size` 의 합이 이 값의 근사치다.</w:t>
+        <w:t xml:space="preserve">2. RAC 특유의 주의점을 적용한다. 두 인스턴스의 합이어야 한다. 스레드별로 나눠 보되 크기 산정에는 합을 쓴다. 13장에서 잰 인스턴스별 </w:t>
+      </w:r>
+      <w:r>
+        <w:rPr>
+          <w:rFonts w:ascii="Consolas" w:hAnsi="Consolas" w:eastAsia="Consolas" w:cs="Consolas"/>
+          <w:sz w:val="20"/>
+        </w:rPr>
+        <w:t xml:space="preserve">redo size</w:t>
+      </w:r>
+      <w:r>
+        <w:rPr>
+          <w:rFonts w:ascii="맑은 고딕" w:hAnsi="맑은 고딕" w:eastAsia="맑은 고딕"/>
+          <w:sz w:val="21"/>
+        </w:rPr>
+        <w:t xml:space="preserve"> 의 합이 이 값의 근사치다.</w:t>
       </w:r>
     </w:p>
     <w:p>
@@ -1927,10 +4020,45 @@
     <w:p>
       <w:r>
         <w:rPr>
-          <w:rFonts w:ascii="맑은 고딕" w:hAnsi="맑은 고딕" w:eastAsia="맑은 고딕"/>
-          <w:sz w:val="21"/>
-        </w:rPr>
-        <w:t>`V$RECOVERY_FILE_DEST` 의 `SPACE_USED` 와 `SPACE_LIMIT` 비율. 80% 를 넘으면 경고한다.</w:t>
+          <w:rFonts w:ascii="Consolas" w:hAnsi="Consolas" w:eastAsia="Consolas" w:cs="Consolas"/>
+          <w:sz w:val="20"/>
+        </w:rPr>
+        <w:t xml:space="preserve">V$RECOVERY_FILE_DEST</w:t>
+      </w:r>
+      <w:r>
+        <w:rPr>
+          <w:rFonts w:ascii="맑은 고딕" w:hAnsi="맑은 고딕" w:eastAsia="맑은 고딕"/>
+          <w:sz w:val="21"/>
+        </w:rPr>
+        <w:t xml:space="preserve"> 의 </w:t>
+      </w:r>
+      <w:r>
+        <w:rPr>
+          <w:rFonts w:ascii="Consolas" w:hAnsi="Consolas" w:eastAsia="Consolas" w:cs="Consolas"/>
+          <w:sz w:val="20"/>
+        </w:rPr>
+        <w:t xml:space="preserve">SPACE_USED</w:t>
+      </w:r>
+      <w:r>
+        <w:rPr>
+          <w:rFonts w:ascii="맑은 고딕" w:hAnsi="맑은 고딕" w:eastAsia="맑은 고딕"/>
+          <w:sz w:val="21"/>
+        </w:rPr>
+        <w:t xml:space="preserve"> 와 </w:t>
+      </w:r>
+      <w:r>
+        <w:rPr>
+          <w:rFonts w:ascii="Consolas" w:hAnsi="Consolas" w:eastAsia="Consolas" w:cs="Consolas"/>
+          <w:sz w:val="20"/>
+        </w:rPr>
+        <w:t xml:space="preserve">SPACE_LIMIT</w:t>
+      </w:r>
+      <w:r>
+        <w:rPr>
+          <w:rFonts w:ascii="맑은 고딕" w:hAnsi="맑은 고딕" w:eastAsia="맑은 고딕"/>
+          <w:sz w:val="21"/>
+        </w:rPr>
+        <w:t xml:space="preserve"> 비율. 80% 를 넘으면 경고한다.</w:t>
       </w:r>
     </w:p>
     <w:p>
@@ -1939,16 +4067,37 @@
           <w:rFonts w:ascii="맑은 고딕" w:hAnsi="맑은 고딕" w:eastAsia="맑은 고딕"/>
           <w:sz w:val="21"/>
         </w:rPr>
-        <w:t>같은 뷰의 `SPACE_RECLAIMABLE`. 0 인데 사용량이 늘면 백업이나 삭제가 밀리고 있다.</w:t>
+        <w:t xml:space="preserve">같은 뷰의 </w:t>
+      </w:r>
+      <w:r>
+        <w:rPr>
+          <w:rFonts w:ascii="Consolas" w:hAnsi="Consolas" w:eastAsia="Consolas" w:cs="Consolas"/>
+          <w:sz w:val="20"/>
+        </w:rPr>
+        <w:t xml:space="preserve">SPACE_RECLAIMABLE</w:t>
+      </w:r>
+      <w:r>
+        <w:rPr>
+          <w:rFonts w:ascii="맑은 고딕" w:hAnsi="맑은 고딕" w:eastAsia="맑은 고딕"/>
+          <w:sz w:val="21"/>
+        </w:rPr>
+        <w:t xml:space="preserve">. 0 인데 사용량이 늘면 백업이나 삭제가 밀리고 있다.</w:t>
       </w:r>
     </w:p>
     <w:p>
       <w:r>
         <w:rPr>
-          <w:rFonts w:ascii="맑은 고딕" w:hAnsi="맑은 고딕" w:eastAsia="맑은 고딕"/>
-          <w:sz w:val="21"/>
-        </w:rPr>
-        <w:t>`V$FLASH_RECOVERY_AREA_USAGE` 의 종류별 비율. 무엇이 공간을 차지하는지 알려 준다.</w:t>
+          <w:rFonts w:ascii="Consolas" w:hAnsi="Consolas" w:eastAsia="Consolas" w:cs="Consolas"/>
+          <w:sz w:val="20"/>
+        </w:rPr>
+        <w:t xml:space="preserve">V$FLASH_RECOVERY_AREA_USAGE</w:t>
+      </w:r>
+      <w:r>
+        <w:rPr>
+          <w:rFonts w:ascii="맑은 고딕" w:hAnsi="맑은 고딕" w:eastAsia="맑은 고딕"/>
+          <w:sz w:val="21"/>
+        </w:rPr>
+        <w:t xml:space="preserve"> 의 종류별 비율. 무엇이 공간을 차지하는지 알려 준다.</w:t>
       </w:r>
     </w:p>
     <w:p>
@@ -1984,7 +4133,35 @@
           <w:rFonts w:ascii="맑은 고딕" w:hAnsi="맑은 고딕" w:eastAsia="맑은 고딕"/>
           <w:sz w:val="21"/>
         </w:rPr>
-        <w:t>1. 실습 테이블스페이스 삭제. `drop table sys.ch17_t purge;` 후 `drop tablespace ts_ch17 including contents and datafiles;` 다.</w:t>
+        <w:t xml:space="preserve">1. 실습 테이블스페이스 삭제. </w:t>
+      </w:r>
+      <w:r>
+        <w:rPr>
+          <w:rFonts w:ascii="Consolas" w:hAnsi="Consolas" w:eastAsia="Consolas" w:cs="Consolas"/>
+          <w:sz w:val="20"/>
+        </w:rPr>
+        <w:t xml:space="preserve">drop table sys.ch17_t purge;</w:t>
+      </w:r>
+      <w:r>
+        <w:rPr>
+          <w:rFonts w:ascii="맑은 고딕" w:hAnsi="맑은 고딕" w:eastAsia="맑은 고딕"/>
+          <w:sz w:val="21"/>
+        </w:rPr>
+        <w:t xml:space="preserve"> 후 </w:t>
+      </w:r>
+      <w:r>
+        <w:rPr>
+          <w:rFonts w:ascii="Consolas" w:hAnsi="Consolas" w:eastAsia="Consolas" w:cs="Consolas"/>
+          <w:sz w:val="20"/>
+        </w:rPr>
+        <w:t xml:space="preserve">drop tablespace ts_ch17 including contents and datafiles;</w:t>
+      </w:r>
+      <w:r>
+        <w:rPr>
+          <w:rFonts w:ascii="맑은 고딕" w:hAnsi="맑은 고딕" w:eastAsia="맑은 고딕"/>
+          <w:sz w:val="21"/>
+        </w:rPr>
+        <w:t xml:space="preserve"> 다.</w:t>
       </w:r>
     </w:p>
     <w:p>
@@ -1993,7 +4170,21 @@
           <w:rFonts w:ascii="맑은 고딕" w:hAnsi="맑은 고딕" w:eastAsia="맑은 고딕"/>
           <w:sz w:val="21"/>
         </w:rPr>
-        <w:t>2. 백업 삭제. `delete noprompt backup;` 이다. 실습에서 12 개가 지워졌다.</w:t>
+        <w:t xml:space="preserve">2. 백업 삭제. </w:t>
+      </w:r>
+      <w:r>
+        <w:rPr>
+          <w:rFonts w:ascii="Consolas" w:hAnsi="Consolas" w:eastAsia="Consolas" w:cs="Consolas"/>
+          <w:sz w:val="20"/>
+        </w:rPr>
+        <w:t xml:space="preserve">delete noprompt backup;</w:t>
+      </w:r>
+      <w:r>
+        <w:rPr>
+          <w:rFonts w:ascii="맑은 고딕" w:hAnsi="맑은 고딕" w:eastAsia="맑은 고딕"/>
+          <w:sz w:val="21"/>
+        </w:rPr>
+        <w:t xml:space="preserve"> 이다. 실습에서 12 개가 지워졌다.</w:t>
       </w:r>
     </w:p>
     <w:p>
@@ -2002,7 +4193,21 @@
           <w:rFonts w:ascii="맑은 고딕" w:hAnsi="맑은 고딕" w:eastAsia="맑은 고딕"/>
           <w:sz w:val="21"/>
         </w:rPr>
-        <w:t>3. 아카이브 삭제. `delete noprompt archivelog all;` 이다. 실습에서 24 개가 지워졌다.</w:t>
+        <w:t xml:space="preserve">3. 아카이브 삭제. </w:t>
+      </w:r>
+      <w:r>
+        <w:rPr>
+          <w:rFonts w:ascii="Consolas" w:hAnsi="Consolas" w:eastAsia="Consolas" w:cs="Consolas"/>
+          <w:sz w:val="20"/>
+        </w:rPr>
+        <w:t xml:space="preserve">delete noprompt archivelog all;</w:t>
+      </w:r>
+      <w:r>
+        <w:rPr>
+          <w:rFonts w:ascii="맑은 고딕" w:hAnsi="맑은 고딕" w:eastAsia="맑은 고딕"/>
+          <w:sz w:val="21"/>
+        </w:rPr>
+        <w:t xml:space="preserve"> 이다. 실습에서 24 개가 지워졌다.</w:t>
       </w:r>
     </w:p>
     <w:p>
@@ -2011,7 +4216,21 @@
           <w:rFonts w:ascii="맑은 고딕" w:hAnsi="맑은 고딕" w:eastAsia="맑은 고딕"/>
           <w:sz w:val="21"/>
         </w:rPr>
-        <w:t>4. 로컬 아카이브 디렉터리 제거. 17.2 절에서 만든 `/u01/app/oracle/arch_local` 을 지운다.</w:t>
+        <w:t xml:space="preserve">4. 로컬 아카이브 디렉터리 제거. 17.2 절에서 만든 </w:t>
+      </w:r>
+      <w:r>
+        <w:rPr>
+          <w:rFonts w:ascii="Consolas" w:hAnsi="Consolas" w:eastAsia="Consolas" w:cs="Consolas"/>
+          <w:sz w:val="20"/>
+        </w:rPr>
+        <w:t xml:space="preserve">/u01/app/oracle/arch_local</w:t>
+      </w:r>
+      <w:r>
+        <w:rPr>
+          <w:rFonts w:ascii="맑은 고딕" w:hAnsi="맑은 고딕" w:eastAsia="맑은 고딕"/>
+          <w:sz w:val="21"/>
+        </w:rPr>
+        <w:t xml:space="preserve"> 을 지운다.</w:t>
       </w:r>
     </w:p>
     <w:p>
@@ -2020,7 +4239,35 @@
           <w:rFonts w:ascii="맑은 고딕" w:hAnsi="맑은 고딕" w:eastAsia="맑은 고딕"/>
           <w:sz w:val="21"/>
         </w:rPr>
-        <w:t>5. 파라미터 확인. `select sid, name, value, isspecified from v$spparameter where name='log_archive_dest_1'` 로 SPFILE 에 남지 않았는지 본다. `scope=memory` 로 바꿨으므로 ISSPECIFIED 가 FALSE 여야 한다.</w:t>
+        <w:t xml:space="preserve">5. 파라미터 확인. </w:t>
+      </w:r>
+      <w:r>
+        <w:rPr>
+          <w:rFonts w:ascii="Consolas" w:hAnsi="Consolas" w:eastAsia="Consolas" w:cs="Consolas"/>
+          <w:sz w:val="20"/>
+        </w:rPr>
+        <w:t xml:space="preserve">select sid, name, value, isspecified from v$spparameter where name='log_archive_dest_1'</w:t>
+      </w:r>
+      <w:r>
+        <w:rPr>
+          <w:rFonts w:ascii="맑은 고딕" w:hAnsi="맑은 고딕" w:eastAsia="맑은 고딕"/>
+          <w:sz w:val="21"/>
+        </w:rPr>
+        <w:t xml:space="preserve"> 로 SPFILE 에 남지 않았는지 본다. </w:t>
+      </w:r>
+      <w:r>
+        <w:rPr>
+          <w:rFonts w:ascii="Consolas" w:hAnsi="Consolas" w:eastAsia="Consolas" w:cs="Consolas"/>
+          <w:sz w:val="20"/>
+        </w:rPr>
+        <w:t xml:space="preserve">scope=memory</w:t>
+      </w:r>
+      <w:r>
+        <w:rPr>
+          <w:rFonts w:ascii="맑은 고딕" w:hAnsi="맑은 고딕" w:eastAsia="맑은 고딕"/>
+          <w:sz w:val="21"/>
+        </w:rPr>
+        <w:t xml:space="preserve"> 로 바꿨으므로 ISSPECIFIED 가 FALSE 여야 한다.</w:t>
       </w:r>
     </w:p>
     <w:p>
@@ -2110,7 +4357,21 @@
           <w:rFonts w:ascii="맑은 고딕" w:hAnsi="맑은 고딕" w:eastAsia="맑은 고딕"/>
           <w:sz w:val="21"/>
         </w:rPr>
-        <w:t>매일 `crsctl check cluster -all` — 모든 노드에서 CRS-4537·4529·4533 셋이 online.</w:t>
+        <w:t xml:space="preserve">매일 </w:t>
+      </w:r>
+      <w:r>
+        <w:rPr>
+          <w:rFonts w:ascii="Consolas" w:hAnsi="Consolas" w:eastAsia="Consolas" w:cs="Consolas"/>
+          <w:sz w:val="20"/>
+        </w:rPr>
+        <w:t xml:space="preserve">crsctl check cluster -all</w:t>
+      </w:r>
+      <w:r>
+        <w:rPr>
+          <w:rFonts w:ascii="맑은 고딕" w:hAnsi="맑은 고딕" w:eastAsia="맑은 고딕"/>
+          <w:sz w:val="21"/>
+        </w:rPr>
+        <w:t xml:space="preserve"> — 모든 노드에서 CRS-4537·4529·4533 셋이 online.</w:t>
       </w:r>
     </w:p>
     <w:p>
@@ -2119,7 +4380,21 @@
           <w:rFonts w:ascii="맑은 고딕" w:hAnsi="맑은 고딕" w:eastAsia="맑은 고딕"/>
           <w:sz w:val="21"/>
         </w:rPr>
-        <w:t>매일 `crsctl stat res -t` — 자원 17 개, TARGET 과 STATE 일치. OFFLINE 이면 TARGET 과 AUTO_START 로 의도 여부를 판단.</w:t>
+        <w:t xml:space="preserve">매일 </w:t>
+      </w:r>
+      <w:r>
+        <w:rPr>
+          <w:rFonts w:ascii="Consolas" w:hAnsi="Consolas" w:eastAsia="Consolas" w:cs="Consolas"/>
+          <w:sz w:val="20"/>
+        </w:rPr>
+        <w:t xml:space="preserve">crsctl stat res -t</w:t>
+      </w:r>
+      <w:r>
+        <w:rPr>
+          <w:rFonts w:ascii="맑은 고딕" w:hAnsi="맑은 고딕" w:eastAsia="맑은 고딕"/>
+          <w:sz w:val="21"/>
+        </w:rPr>
+        <w:t xml:space="preserve"> — 자원 17 개, TARGET 과 STATE 일치. OFFLINE 이면 TARGET 과 AUTO_START 로 의도 여부를 판단.</w:t>
       </w:r>
     </w:p>
     <w:p>
@@ -2128,7 +4403,21 @@
           <w:rFonts w:ascii="맑은 고딕" w:hAnsi="맑은 고딕" w:eastAsia="맑은 고딕"/>
           <w:sz w:val="21"/>
         </w:rPr>
-        <w:t>주간 각 노드에서 `crsctl stat res -t -init` — 13 개.</w:t>
+        <w:t xml:space="preserve">주간 각 노드에서 </w:t>
+      </w:r>
+      <w:r>
+        <w:rPr>
+          <w:rFonts w:ascii="Consolas" w:hAnsi="Consolas" w:eastAsia="Consolas" w:cs="Consolas"/>
+          <w:sz w:val="20"/>
+        </w:rPr>
+        <w:t xml:space="preserve">crsctl stat res -t -init</w:t>
+      </w:r>
+      <w:r>
+        <w:rPr>
+          <w:rFonts w:ascii="맑은 고딕" w:hAnsi="맑은 고딕" w:eastAsia="맑은 고딕"/>
+          <w:sz w:val="21"/>
+        </w:rPr>
+        <w:t xml:space="preserve"> — 13 개.</w:t>
       </w:r>
     </w:p>
     <w:p>
@@ -2146,7 +4435,35 @@
           <w:rFonts w:ascii="맑은 고딕" w:hAnsi="맑은 고딕" w:eastAsia="맑은 고딕"/>
           <w:sz w:val="21"/>
         </w:rPr>
-        <w:t>매일 양 노드에서 `onsctl ping`. 주간 `onsctl debug` 의 Servers 절과 DEFER.</w:t>
+        <w:t xml:space="preserve">매일 양 노드에서 </w:t>
+      </w:r>
+      <w:r>
+        <w:rPr>
+          <w:rFonts w:ascii="Consolas" w:hAnsi="Consolas" w:eastAsia="Consolas" w:cs="Consolas"/>
+          <w:sz w:val="20"/>
+        </w:rPr>
+        <w:t xml:space="preserve">onsctl ping</w:t>
+      </w:r>
+      <w:r>
+        <w:rPr>
+          <w:rFonts w:ascii="맑은 고딕" w:hAnsi="맑은 고딕" w:eastAsia="맑은 고딕"/>
+          <w:sz w:val="21"/>
+        </w:rPr>
+        <w:t xml:space="preserve">. 주간 </w:t>
+      </w:r>
+      <w:r>
+        <w:rPr>
+          <w:rFonts w:ascii="Consolas" w:hAnsi="Consolas" w:eastAsia="Consolas" w:cs="Consolas"/>
+          <w:sz w:val="20"/>
+        </w:rPr>
+        <w:t xml:space="preserve">onsctl debug</w:t>
+      </w:r>
+      <w:r>
+        <w:rPr>
+          <w:rFonts w:ascii="맑은 고딕" w:hAnsi="맑은 고딕" w:eastAsia="맑은 고딕"/>
+          <w:sz w:val="21"/>
+        </w:rPr>
+        <w:t xml:space="preserve"> 의 Servers 절과 DEFER.</w:t>
       </w:r>
     </w:p>
     <w:p>
@@ -2164,7 +4481,35 @@
           <w:rFonts w:ascii="맑은 고딕" w:hAnsi="맑은 고딕" w:eastAsia="맑은 고딕"/>
           <w:sz w:val="21"/>
         </w:rPr>
-        <w:t>매일 `srvctl status service -d racdb` 와 `config` 의 Preferred 비교 — 장애 후 복귀 누락을 잡는다.</w:t>
+        <w:t xml:space="preserve">매일 </w:t>
+      </w:r>
+      <w:r>
+        <w:rPr>
+          <w:rFonts w:ascii="Consolas" w:hAnsi="Consolas" w:eastAsia="Consolas" w:cs="Consolas"/>
+          <w:sz w:val="20"/>
+        </w:rPr>
+        <w:t xml:space="preserve">srvctl status service -d racdb</w:t>
+      </w:r>
+      <w:r>
+        <w:rPr>
+          <w:rFonts w:ascii="맑은 고딕" w:hAnsi="맑은 고딕" w:eastAsia="맑은 고딕"/>
+          <w:sz w:val="21"/>
+        </w:rPr>
+        <w:t xml:space="preserve"> 와 </w:t>
+      </w:r>
+      <w:r>
+        <w:rPr>
+          <w:rFonts w:ascii="Consolas" w:hAnsi="Consolas" w:eastAsia="Consolas" w:cs="Consolas"/>
+          <w:sz w:val="20"/>
+        </w:rPr>
+        <w:t xml:space="preserve">config</w:t>
+      </w:r>
+      <w:r>
+        <w:rPr>
+          <w:rFonts w:ascii="맑은 고딕" w:hAnsi="맑은 고딕" w:eastAsia="맑은 고딕"/>
+          <w:sz w:val="21"/>
+        </w:rPr>
+        <w:t xml:space="preserve"> 의 Preferred 비교 — 장애 후 복귀 누락을 잡는다.</w:t>
       </w:r>
     </w:p>
     <w:p>
@@ -2173,7 +4518,49 @@
           <w:rFonts w:ascii="맑은 고딕" w:hAnsi="맑은 고딕" w:eastAsia="맑은 고딕"/>
           <w:sz w:val="21"/>
         </w:rPr>
-        <w:t>주간 `srvctl config service` 와 `dba_services` 대조. 변경 후 `V$SESSION` 의 failover_type.</w:t>
+        <w:t xml:space="preserve">주간 </w:t>
+      </w:r>
+      <w:r>
+        <w:rPr>
+          <w:rFonts w:ascii="Consolas" w:hAnsi="Consolas" w:eastAsia="Consolas" w:cs="Consolas"/>
+          <w:sz w:val="20"/>
+        </w:rPr>
+        <w:t xml:space="preserve">srvctl config service</w:t>
+      </w:r>
+      <w:r>
+        <w:rPr>
+          <w:rFonts w:ascii="맑은 고딕" w:hAnsi="맑은 고딕" w:eastAsia="맑은 고딕"/>
+          <w:sz w:val="21"/>
+        </w:rPr>
+        <w:t xml:space="preserve"> 와 </w:t>
+      </w:r>
+      <w:r>
+        <w:rPr>
+          <w:rFonts w:ascii="Consolas" w:hAnsi="Consolas" w:eastAsia="Consolas" w:cs="Consolas"/>
+          <w:sz w:val="20"/>
+        </w:rPr>
+        <w:t xml:space="preserve">dba_services</w:t>
+      </w:r>
+      <w:r>
+        <w:rPr>
+          <w:rFonts w:ascii="맑은 고딕" w:hAnsi="맑은 고딕" w:eastAsia="맑은 고딕"/>
+          <w:sz w:val="21"/>
+        </w:rPr>
+        <w:t xml:space="preserve"> 대조. 변경 후 </w:t>
+      </w:r>
+      <w:r>
+        <w:rPr>
+          <w:rFonts w:ascii="Consolas" w:hAnsi="Consolas" w:eastAsia="Consolas" w:cs="Consolas"/>
+          <w:sz w:val="20"/>
+        </w:rPr>
+        <w:t xml:space="preserve">V$SESSION</w:t>
+      </w:r>
+      <w:r>
+        <w:rPr>
+          <w:rFonts w:ascii="맑은 고딕" w:hAnsi="맑은 고딕" w:eastAsia="맑은 고딕"/>
+          <w:sz w:val="21"/>
+        </w:rPr>
+        <w:t xml:space="preserve"> 의 failover_type.</w:t>
       </w:r>
     </w:p>
     <w:p>
@@ -2191,7 +4578,21 @@
           <w:rFonts w:ascii="맑은 고딕" w:hAnsi="맑은 고딕" w:eastAsia="맑은 고딕"/>
           <w:sz w:val="21"/>
         </w:rPr>
-        <w:t>매일 `srvctl status database -d racdb -v` — 두 인스턴스 Open, 서비스 배치 확인.</w:t>
+        <w:t xml:space="preserve">매일 </w:t>
+      </w:r>
+      <w:r>
+        <w:rPr>
+          <w:rFonts w:ascii="Consolas" w:hAnsi="Consolas" w:eastAsia="Consolas" w:cs="Consolas"/>
+          <w:sz w:val="20"/>
+        </w:rPr>
+        <w:t xml:space="preserve">srvctl status database -d racdb -v</w:t>
+      </w:r>
+      <w:r>
+        <w:rPr>
+          <w:rFonts w:ascii="맑은 고딕" w:hAnsi="맑은 고딕" w:eastAsia="맑은 고딕"/>
+          <w:sz w:val="21"/>
+        </w:rPr>
+        <w:t xml:space="preserve"> — 두 인스턴스 Open, 서비스 배치 확인.</w:t>
       </w:r>
     </w:p>
     <w:p>
@@ -2200,7 +4601,35 @@
           <w:rFonts w:ascii="맑은 고딕" w:hAnsi="맑은 고딕" w:eastAsia="맑은 고딕"/>
           <w:sz w:val="21"/>
         </w:rPr>
-        <w:t>주간 SPFILE 항목 수와 `*.`/`sid.` 표기.</w:t>
+        <w:t xml:space="preserve">주간 SPFILE 항목 수와 </w:t>
+      </w:r>
+      <w:r>
+        <w:rPr>
+          <w:rFonts w:ascii="Consolas" w:hAnsi="Consolas" w:eastAsia="Consolas" w:cs="Consolas"/>
+          <w:sz w:val="20"/>
+        </w:rPr>
+        <w:t xml:space="preserve">*.</w:t>
+      </w:r>
+      <w:r>
+        <w:rPr>
+          <w:rFonts w:ascii="맑은 고딕" w:hAnsi="맑은 고딕" w:eastAsia="맑은 고딕"/>
+          <w:sz w:val="21"/>
+        </w:rPr>
+        <w:t xml:space="preserve">/</w:t>
+      </w:r>
+      <w:r>
+        <w:rPr>
+          <w:rFonts w:ascii="Consolas" w:hAnsi="Consolas" w:eastAsia="Consolas" w:cs="Consolas"/>
+          <w:sz w:val="20"/>
+        </w:rPr>
+        <w:t xml:space="preserve">sid.</w:t>
+      </w:r>
+      <w:r>
+        <w:rPr>
+          <w:rFonts w:ascii="맑은 고딕" w:hAnsi="맑은 고딕" w:eastAsia="맑은 고딕"/>
+          <w:sz w:val="21"/>
+        </w:rPr>
+        <w:t xml:space="preserve"> 표기.</w:t>
       </w:r>
     </w:p>
     <w:p>
@@ -2218,7 +4647,21 @@
           <w:rFonts w:ascii="맑은 고딕" w:hAnsi="맑은 고딕" w:eastAsia="맑은 고딕"/>
           <w:sz w:val="21"/>
         </w:rPr>
-        <w:t>매일 `select group#, thread#, status from v$log` — 스레드마다 CURRENT 하나.</w:t>
+        <w:t xml:space="preserve">매일 </w:t>
+      </w:r>
+      <w:r>
+        <w:rPr>
+          <w:rFonts w:ascii="Consolas" w:hAnsi="Consolas" w:eastAsia="Consolas" w:cs="Consolas"/>
+          <w:sz w:val="20"/>
+        </w:rPr>
+        <w:t xml:space="preserve">select group#, thread#, status from v$log</w:t>
+      </w:r>
+      <w:r>
+        <w:rPr>
+          <w:rFonts w:ascii="맑은 고딕" w:hAnsi="맑은 고딕" w:eastAsia="맑은 고딕"/>
+          <w:sz w:val="21"/>
+        </w:rPr>
+        <w:t xml:space="preserve"> — 스레드마다 CURRENT 하나.</w:t>
       </w:r>
     </w:p>
     <w:p>
@@ -2227,7 +4670,21 @@
           <w:rFonts w:ascii="맑은 고딕" w:hAnsi="맑은 고딕" w:eastAsia="맑은 고딕"/>
           <w:sz w:val="21"/>
         </w:rPr>
-        <w:t>매일 UNDO 크기 균형. 주간 스레드별 리두 그룹 수와 `gv$sort_segment` 의 인스턴스별 임시 공간.</w:t>
+        <w:t xml:space="preserve">매일 UNDO 크기 균형. 주간 스레드별 리두 그룹 수와 </w:t>
+      </w:r>
+      <w:r>
+        <w:rPr>
+          <w:rFonts w:ascii="Consolas" w:hAnsi="Consolas" w:eastAsia="Consolas" w:cs="Consolas"/>
+          <w:sz w:val="20"/>
+        </w:rPr>
+        <w:t xml:space="preserve">gv$sort_segment</w:t>
+      </w:r>
+      <w:r>
+        <w:rPr>
+          <w:rFonts w:ascii="맑은 고딕" w:hAnsi="맑은 고딕" w:eastAsia="맑은 고딕"/>
+          <w:sz w:val="21"/>
+        </w:rPr>
+        <w:t xml:space="preserve"> 의 인스턴스별 임시 공간.</w:t>
       </w:r>
     </w:p>
     <w:p>
@@ -2254,7 +4711,35 @@
           <w:rFonts w:ascii="맑은 고딕" w:hAnsi="맑은 고딕" w:eastAsia="맑은 고딕"/>
           <w:sz w:val="21"/>
         </w:rPr>
-        <w:t>매일 `V$RECOVERY_FILE_DEST` 의 사용률과 `SPACE_RECLAIMABLE`.</w:t>
+        <w:t xml:space="preserve">매일 </w:t>
+      </w:r>
+      <w:r>
+        <w:rPr>
+          <w:rFonts w:ascii="Consolas" w:hAnsi="Consolas" w:eastAsia="Consolas" w:cs="Consolas"/>
+          <w:sz w:val="20"/>
+        </w:rPr>
+        <w:t xml:space="preserve">V$RECOVERY_FILE_DEST</w:t>
+      </w:r>
+      <w:r>
+        <w:rPr>
+          <w:rFonts w:ascii="맑은 고딕" w:hAnsi="맑은 고딕" w:eastAsia="맑은 고딕"/>
+          <w:sz w:val="21"/>
+        </w:rPr>
+        <w:t xml:space="preserve"> 의 사용률과 </w:t>
+      </w:r>
+      <w:r>
+        <w:rPr>
+          <w:rFonts w:ascii="Consolas" w:hAnsi="Consolas" w:eastAsia="Consolas" w:cs="Consolas"/>
+          <w:sz w:val="20"/>
+        </w:rPr>
+        <w:t xml:space="preserve">SPACE_RECLAIMABLE</w:t>
+      </w:r>
+      <w:r>
+        <w:rPr>
+          <w:rFonts w:ascii="맑은 고딕" w:hAnsi="맑은 고딕" w:eastAsia="맑은 고딕"/>
+          <w:sz w:val="21"/>
+        </w:rPr>
+        <w:t xml:space="preserve">.</w:t>
       </w:r>
     </w:p>
     <w:p>
@@ -2263,7 +4748,21 @@
           <w:rFonts w:ascii="맑은 고딕" w:hAnsi="맑은 고딕" w:eastAsia="맑은 고딕"/>
           <w:sz w:val="21"/>
         </w:rPr>
-        <w:t>매일 `GV$ARCHIVE_DEST` 의 STATUS 가 VALID 인가 — 17.2 절의 INACTIVE 상태를 잡아 준다.</w:t>
+        <w:t xml:space="preserve">매일 </w:t>
+      </w:r>
+      <w:r>
+        <w:rPr>
+          <w:rFonts w:ascii="Consolas" w:hAnsi="Consolas" w:eastAsia="Consolas" w:cs="Consolas"/>
+          <w:sz w:val="20"/>
+        </w:rPr>
+        <w:t xml:space="preserve">GV$ARCHIVE_DEST</w:t>
+      </w:r>
+      <w:r>
+        <w:rPr>
+          <w:rFonts w:ascii="맑은 고딕" w:hAnsi="맑은 고딕" w:eastAsia="맑은 고딕"/>
+          <w:sz w:val="21"/>
+        </w:rPr>
+        <w:t xml:space="preserve"> 의 STATUS 가 VALID 인가 — 17.2 절의 INACTIVE 상태를 잡아 준다.</w:t>
       </w:r>
     </w:p>
     <w:p>
@@ -2272,7 +4771,21 @@
           <w:rFonts w:ascii="맑은 고딕" w:hAnsi="맑은 고딕" w:eastAsia="맑은 고딕"/>
           <w:sz w:val="21"/>
         </w:rPr>
-        <w:t>주간 다른 노드에서 `restore database validate`.</w:t>
+        <w:t xml:space="preserve">주간 다른 노드에서 </w:t>
+      </w:r>
+      <w:r>
+        <w:rPr>
+          <w:rFonts w:ascii="Consolas" w:hAnsi="Consolas" w:eastAsia="Consolas" w:cs="Consolas"/>
+          <w:sz w:val="20"/>
+        </w:rPr>
+        <w:t xml:space="preserve">restore database validate</w:t>
+      </w:r>
+      <w:r>
+        <w:rPr>
+          <w:rFonts w:ascii="맑은 고딕" w:hAnsi="맑은 고딕" w:eastAsia="맑은 고딕"/>
+          <w:sz w:val="21"/>
+        </w:rPr>
+        <w:t xml:space="preserve">.</w:t>
       </w:r>
     </w:p>
     <w:p>
